--- a/03-振荡电路/03-晶体振荡器/皮尔斯Pierce振荡器/皮尔斯Pierce振荡器.docx
+++ b/03-振荡电路/03-晶体振荡器/皮尔斯Pierce振荡器/皮尔斯Pierce振荡器.docx
@@ -3050,6 +3050,20 @@
     </w:p>
     <w:bookmarkEnd w:id="26"/>
     <w:bookmarkEnd w:id="27"/>
+    <w:p>
+      <w:pPr>
+        <w:spacing w:before="360"/>
+        <w:jc w:val="center"/>
+      </w:pPr>
+      <w:r>
+        <w:rPr>
+          <w:rFonts w:ascii="Times New Roman" w:hAnsi="Times New Roman"/>
+          <w:color w:val="555555"/>
+          <w:sz w:val="21"/>
+        </w:rPr>
+        <w:t>材料收集者：杜文杰</w:t>
+      </w:r>
+    </w:p>
     <w:sectPr>
       <w:headerReference r:id="rId9" w:type="default"/>
       <w:footerReference r:id="rId10" w:type="default"/>

--- a/03-振荡电路/03-晶体振荡器/皮尔斯Pierce振荡器/皮尔斯Pierce振荡器.docx
+++ b/03-振荡电路/03-晶体振荡器/皮尔斯Pierce振荡器/皮尔斯Pierce振荡器.docx
@@ -1,6 +1,6 @@
 
 <file path=word/document.xml><?xml version="1.0" encoding="utf-8"?>
-<w:document xmlns:w="http://schemas.openxmlformats.org/wordprocessingml/2006/main" xmlns:m="http://schemas.openxmlformats.org/officeDocument/2006/math" xmlns:r="http://schemas.openxmlformats.org/officeDocument/2006/relationships" xmlns:o="urn:schemas-microsoft-com:office:office" xmlns:v="urn:schemas-microsoft-com:vml" xmlns:w10="urn:schemas-microsoft-com:office:word" xmlns:a="http://schemas.openxmlformats.org/drawingml/2006/main" xmlns:pic="http://schemas.openxmlformats.org/drawingml/2006/picture" xmlns:wp="http://schemas.openxmlformats.org/drawingml/2006/wordprocessingDrawing">
+<w:document xmlns:m="http://schemas.openxmlformats.org/officeDocument/2006/math" xmlns:r="http://schemas.openxmlformats.org/officeDocument/2006/relationships" xmlns:w="http://schemas.openxmlformats.org/wordprocessingml/2006/main" xmlns:o="urn:schemas-microsoft-com:office:office" xmlns:v="urn:schemas-microsoft-com:vml" xmlns:w10="urn:schemas-microsoft-com:office:word" xmlns:a="http://schemas.openxmlformats.org/drawingml/2006/main" xmlns:pic="http://schemas.openxmlformats.org/drawingml/2006/picture" xmlns:wp="http://schemas.openxmlformats.org/drawingml/2006/wordprocessingDrawing">
   <w:body>
     <w:bookmarkStart w:id="27" w:name="皮尔斯-pierce-振荡器"/>
     <w:p>
@@ -9,16 +9,19 @@
       </w:pPr>
       <w:r>
         <w:rPr>
-          <w:rFonts w:hint="eastAsia"/>
+          <w:rFonts w:hint="eastAsia" w:eastAsia="黑体"/>
         </w:rPr>
         <w:t xml:space="preserve">皮尔斯</w:t>
       </w:r>
       <w:r>
+        <w:rPr>
+          <w:rFonts w:eastAsia="黑体"/>
+        </w:rPr>
         <w:t xml:space="preserve"> Pierce </w:t>
       </w:r>
       <w:r>
         <w:rPr>
-          <w:rFonts w:hint="eastAsia"/>
+          <w:rFonts w:hint="eastAsia" w:eastAsia="黑体"/>
         </w:rPr>
         <w:t xml:space="preserve">振荡器</w:t>
       </w:r>
@@ -30,7 +33,7 @@
       </w:pPr>
       <w:r>
         <w:rPr>
-          <w:rFonts w:hint="eastAsia"/>
+          <w:rFonts w:hint="eastAsia" w:eastAsia="黑体"/>
         </w:rPr>
         <w:t xml:space="preserve">拓扑描述</w:t>
       </w:r>
@@ -41,11 +44,14 @@
       </w:pPr>
       <w:r>
         <w:rPr>
-          <w:rFonts w:hint="eastAsia"/>
+          <w:rFonts w:hint="eastAsia" w:eastAsia="黑体"/>
         </w:rPr>
         <w:t xml:space="preserve">皮尔斯振荡器由石英晶体</w:t>
       </w:r>
       <w:r>
+        <w:rPr>
+          <w:rFonts w:eastAsia="黑体"/>
+        </w:rPr>
         <w:t xml:space="preserve"> </w:t>
       </w:r>
       <m:oMath>
@@ -64,11 +70,14 @@
       </m:oMath>
       <w:r>
         <w:rPr>
-          <w:rFonts w:hint="eastAsia"/>
+          <w:rFonts w:hint="eastAsia" w:eastAsia="黑体"/>
         </w:rPr>
         <w:t xml:space="preserve">、反相放大器</w:t>
       </w:r>
       <w:r>
+        <w:rPr>
+          <w:rFonts w:eastAsia="黑体"/>
+        </w:rPr>
         <w:t xml:space="preserve"> </w:t>
       </w:r>
       <m:oMath>
@@ -87,20 +96,26 @@
       </m:oMath>
       <w:r>
         <w:rPr>
-          <w:rFonts w:hint="eastAsia"/>
+          <w:rFonts w:hint="eastAsia" w:eastAsia="黑体"/>
         </w:rPr>
         <w:t xml:space="preserve">（CMOS</w:t>
       </w:r>
       <w:r>
+        <w:rPr>
+          <w:rFonts w:eastAsia="黑体"/>
+        </w:rPr>
         <w:t xml:space="preserve"> </w:t>
       </w:r>
       <w:r>
         <w:rPr>
-          <w:rFonts w:hint="eastAsia"/>
+          <w:rFonts w:hint="eastAsia" w:eastAsia="黑体"/>
         </w:rPr>
         <w:t xml:space="preserve">反相器或晶体管）、负载电容</w:t>
       </w:r>
       <w:r>
+        <w:rPr>
+          <w:rFonts w:eastAsia="黑体"/>
+        </w:rPr>
         <w:t xml:space="preserve"> </w:t>
       </w:r>
       <m:oMath>
@@ -118,6 +133,9 @@
         </m:sSub>
       </m:oMath>
       <w:r>
+        <w:rPr>
+          <w:rFonts w:eastAsia="黑体"/>
+        </w:rPr>
         <w:t xml:space="preserve">、</w:t>
       </w:r>
       <m:oMath>
@@ -135,15 +153,21 @@
         </m:sSub>
       </m:oMath>
       <w:r>
+        <w:rPr>
+          <w:rFonts w:eastAsia="黑体"/>
+        </w:rPr>
         <w:t xml:space="preserve"> </w:t>
       </w:r>
       <w:r>
         <w:rPr>
-          <w:rFonts w:hint="eastAsia"/>
+          <w:rFonts w:hint="eastAsia" w:eastAsia="黑体"/>
         </w:rPr>
         <w:t xml:space="preserve">及反馈电阻</w:t>
       </w:r>
       <w:r>
+        <w:rPr>
+          <w:rFonts w:eastAsia="黑体"/>
+        </w:rPr>
         <w:t xml:space="preserve"> </w:t>
       </w:r>
       <m:oMath>
@@ -161,15 +185,21 @@
         </m:sSub>
       </m:oMath>
       <w:r>
+        <w:rPr>
+          <w:rFonts w:eastAsia="黑体"/>
+        </w:rPr>
         <w:t xml:space="preserve"> </w:t>
       </w:r>
       <w:r>
         <w:rPr>
-          <w:rFonts w:hint="eastAsia"/>
+          <w:rFonts w:hint="eastAsia" w:eastAsia="黑体"/>
         </w:rPr>
         <w:t xml:space="preserve">组成。节点定义如下：反相器输入节点</w:t>
       </w:r>
       <w:r>
+        <w:rPr>
+          <w:rFonts w:eastAsia="黑体"/>
+        </w:rPr>
         <w:t xml:space="preserve"> </w:t>
       </w:r>
       <m:oMath>
@@ -190,15 +220,21 @@
         </m:sSub>
       </m:oMath>
       <w:r>
+        <w:rPr>
+          <w:rFonts w:eastAsia="黑体"/>
+        </w:rPr>
         <w:t xml:space="preserve"> </w:t>
       </w:r>
       <w:r>
         <w:rPr>
-          <w:rFonts w:hint="eastAsia"/>
+          <w:rFonts w:hint="eastAsia" w:eastAsia="黑体"/>
         </w:rPr>
         <w:t xml:space="preserve">接晶体一端与</w:t>
       </w:r>
       <w:r>
+        <w:rPr>
+          <w:rFonts w:eastAsia="黑体"/>
+        </w:rPr>
         <w:t xml:space="preserve"> </w:t>
       </w:r>
       <m:oMath>
@@ -216,6 +252,9 @@
         </m:sSub>
       </m:oMath>
       <w:r>
+        <w:rPr>
+          <w:rFonts w:eastAsia="黑体"/>
+        </w:rPr>
         <w:t xml:space="preserve">、</w:t>
       </w:r>
       <m:oMath>
@@ -234,11 +273,14 @@
       </m:oMath>
       <w:r>
         <w:rPr>
-          <w:rFonts w:hint="eastAsia"/>
+          <w:rFonts w:hint="eastAsia" w:eastAsia="黑体"/>
         </w:rPr>
         <w:t xml:space="preserve">；反相器输出节点</w:t>
       </w:r>
       <w:r>
+        <w:rPr>
+          <w:rFonts w:eastAsia="黑体"/>
+        </w:rPr>
         <w:t xml:space="preserve"> </w:t>
       </w:r>
       <m:oMath>
@@ -262,15 +304,21 @@
         </m:sSub>
       </m:oMath>
       <w:r>
+        <w:rPr>
+          <w:rFonts w:eastAsia="黑体"/>
+        </w:rPr>
         <w:t xml:space="preserve"> </w:t>
       </w:r>
       <w:r>
         <w:rPr>
-          <w:rFonts w:hint="eastAsia"/>
+          <w:rFonts w:hint="eastAsia" w:eastAsia="黑体"/>
         </w:rPr>
         <w:t xml:space="preserve">接晶体另一端与</w:t>
       </w:r>
       <w:r>
+        <w:rPr>
+          <w:rFonts w:eastAsia="黑体"/>
+        </w:rPr>
         <w:t xml:space="preserve"> </w:t>
       </w:r>
       <m:oMath>
@@ -288,6 +336,9 @@
         </m:sSub>
       </m:oMath>
       <w:r>
+        <w:rPr>
+          <w:rFonts w:eastAsia="黑体"/>
+        </w:rPr>
         <w:t xml:space="preserve">、</w:t>
       </w:r>
       <m:oMath>
@@ -306,11 +357,14 @@
       </m:oMath>
       <w:r>
         <w:rPr>
-          <w:rFonts w:hint="eastAsia"/>
+          <w:rFonts w:hint="eastAsia" w:eastAsia="黑体"/>
         </w:rPr>
         <w:t xml:space="preserve">；晶体第一端节点</w:t>
       </w:r>
       <w:r>
+        <w:rPr>
+          <w:rFonts w:eastAsia="黑体"/>
+        </w:rPr>
         <w:t xml:space="preserve"> </w:t>
       </w:r>
       <m:oMath>
@@ -331,15 +385,21 @@
         </m:sSub>
       </m:oMath>
       <w:r>
+        <w:rPr>
+          <w:rFonts w:eastAsia="黑体"/>
+        </w:rPr>
         <w:t xml:space="preserve"> </w:t>
       </w:r>
       <w:r>
         <w:rPr>
-          <w:rFonts w:hint="eastAsia"/>
+          <w:rFonts w:hint="eastAsia" w:eastAsia="黑体"/>
         </w:rPr>
         <w:t xml:space="preserve">接</w:t>
       </w:r>
       <w:r>
+        <w:rPr>
+          <w:rFonts w:eastAsia="黑体"/>
+        </w:rPr>
         <w:t xml:space="preserve"> </w:t>
       </w:r>
       <m:oMath>
@@ -361,11 +421,14 @@
       </m:oMath>
       <w:r>
         <w:rPr>
-          <w:rFonts w:hint="eastAsia"/>
+          <w:rFonts w:hint="eastAsia" w:eastAsia="黑体"/>
         </w:rPr>
         <w:t xml:space="preserve">、第二端节点</w:t>
       </w:r>
       <w:r>
+        <w:rPr>
+          <w:rFonts w:eastAsia="黑体"/>
+        </w:rPr>
         <w:t xml:space="preserve"> </w:t>
       </w:r>
       <m:oMath>
@@ -386,15 +449,21 @@
         </m:sSub>
       </m:oMath>
       <w:r>
+        <w:rPr>
+          <w:rFonts w:eastAsia="黑体"/>
+        </w:rPr>
         <w:t xml:space="preserve"> </w:t>
       </w:r>
       <w:r>
         <w:rPr>
-          <w:rFonts w:hint="eastAsia"/>
+          <w:rFonts w:hint="eastAsia" w:eastAsia="黑体"/>
         </w:rPr>
         <w:t xml:space="preserve">接</w:t>
       </w:r>
       <w:r>
+        <w:rPr>
+          <w:rFonts w:eastAsia="黑体"/>
+        </w:rPr>
         <w:t xml:space="preserve"> </w:t>
       </w:r>
       <m:oMath>
@@ -419,20 +488,26 @@
       </m:oMath>
       <w:r>
         <w:rPr>
-          <w:rFonts w:hint="eastAsia"/>
+          <w:rFonts w:hint="eastAsia" w:eastAsia="黑体"/>
         </w:rPr>
         <w:t xml:space="preserve">；地节点</w:t>
       </w:r>
       <w:r>
+        <w:rPr>
+          <w:rFonts w:eastAsia="黑体"/>
+        </w:rPr>
         <w:t xml:space="preserve"> GND </w:t>
       </w:r>
       <w:r>
         <w:rPr>
-          <w:rFonts w:hint="eastAsia"/>
+          <w:rFonts w:hint="eastAsia" w:eastAsia="黑体"/>
         </w:rPr>
         <w:t xml:space="preserve">汇集</w:t>
       </w:r>
       <w:r>
+        <w:rPr>
+          <w:rFonts w:eastAsia="黑体"/>
+        </w:rPr>
         <w:t xml:space="preserve"> </w:t>
       </w:r>
       <m:oMath>
@@ -450,6 +525,9 @@
         </m:sSub>
       </m:oMath>
       <w:r>
+        <w:rPr>
+          <w:rFonts w:eastAsia="黑体"/>
+        </w:rPr>
         <w:t xml:space="preserve">、</w:t>
       </w:r>
       <m:oMath>
@@ -467,15 +545,21 @@
         </m:sSub>
       </m:oMath>
       <w:r>
+        <w:rPr>
+          <w:rFonts w:eastAsia="黑体"/>
+        </w:rPr>
         <w:t xml:space="preserve"> </w:t>
       </w:r>
       <w:r>
         <w:rPr>
-          <w:rFonts w:hint="eastAsia"/>
+          <w:rFonts w:hint="eastAsia" w:eastAsia="黑体"/>
         </w:rPr>
         <w:t xml:space="preserve">的接地端与</w:t>
       </w:r>
       <w:r>
+        <w:rPr>
+          <w:rFonts w:eastAsia="黑体"/>
+        </w:rPr>
         <w:t xml:space="preserve"> </w:t>
       </w:r>
       <m:oMath>
@@ -493,11 +577,14 @@
         </m:sSub>
       </m:oMath>
       <w:r>
+        <w:rPr>
+          <w:rFonts w:eastAsia="黑体"/>
+        </w:rPr>
         <w:t xml:space="preserve"> </w:t>
       </w:r>
       <w:r>
         <w:rPr>
-          <w:rFonts w:hint="eastAsia"/>
+          <w:rFonts w:hint="eastAsia" w:eastAsia="黑体"/>
         </w:rPr>
         <w:t xml:space="preserve">的电源地。</w:t>
       </w:r>
@@ -506,11 +593,14 @@
       <w:pPr/>
       <w:r>
         <w:rPr>
-          <w:rFonts w:hint="eastAsia"/>
+          <w:rFonts w:hint="eastAsia" w:eastAsia="黑体"/>
         </w:rPr>
         <w:t xml:space="preserve">各元件管脚连接：反相放大器</w:t>
       </w:r>
       <w:r>
+        <w:rPr>
+          <w:rFonts w:eastAsia="黑体"/>
+        </w:rPr>
         <w:t xml:space="preserve"> </w:t>
       </w:r>
       <m:oMath>
@@ -528,24 +618,33 @@
         </m:sSub>
       </m:oMath>
       <w:r>
+        <w:rPr>
+          <w:rFonts w:eastAsia="黑体"/>
+        </w:rPr>
         <w:t xml:space="preserve"> </w:t>
       </w:r>
       <w:r>
         <w:rPr>
-          <w:rFonts w:hint="eastAsia"/>
+          <w:rFonts w:hint="eastAsia" w:eastAsia="黑体"/>
         </w:rPr>
         <w:t xml:space="preserve">的</w:t>
       </w:r>
       <w:r>
+        <w:rPr>
+          <w:rFonts w:eastAsia="黑体"/>
+        </w:rPr>
         <w:t xml:space="preserve"> IN </w:t>
       </w:r>
       <w:r>
         <w:rPr>
-          <w:rFonts w:hint="eastAsia"/>
+          <w:rFonts w:hint="eastAsia" w:eastAsia="黑体"/>
         </w:rPr>
         <w:t xml:space="preserve">接</w:t>
       </w:r>
       <w:r>
+        <w:rPr>
+          <w:rFonts w:eastAsia="黑体"/>
+        </w:rPr>
         <w:t xml:space="preserve"> </w:t>
       </w:r>
       <m:oMath>
@@ -566,15 +665,21 @@
         </m:sSub>
       </m:oMath>
       <w:r>
+        <w:rPr>
+          <w:rFonts w:eastAsia="黑体"/>
+        </w:rPr>
         <w:t xml:space="preserve">、OUT </w:t>
       </w:r>
       <w:r>
         <w:rPr>
-          <w:rFonts w:hint="eastAsia"/>
+          <w:rFonts w:hint="eastAsia" w:eastAsia="黑体"/>
         </w:rPr>
         <w:t xml:space="preserve">接</w:t>
       </w:r>
       <w:r>
+        <w:rPr>
+          <w:rFonts w:eastAsia="黑体"/>
+        </w:rPr>
         <w:t xml:space="preserve"> </w:t>
       </w:r>
       <m:oMath>
@@ -598,15 +703,21 @@
         </m:sSub>
       </m:oMath>
       <w:r>
+        <w:rPr>
+          <w:rFonts w:eastAsia="黑体"/>
+        </w:rPr>
         <w:t xml:space="preserve">、VDD/VSS </w:t>
       </w:r>
       <w:r>
         <w:rPr>
-          <w:rFonts w:hint="eastAsia"/>
+          <w:rFonts w:hint="eastAsia" w:eastAsia="黑体"/>
         </w:rPr>
         <w:t xml:space="preserve">接电源与地；晶体</w:t>
       </w:r>
       <w:r>
+        <w:rPr>
+          <w:rFonts w:eastAsia="黑体"/>
+        </w:rPr>
         <w:t xml:space="preserve"> </w:t>
       </w:r>
       <m:oMath>
@@ -624,15 +735,21 @@
         </m:sSub>
       </m:oMath>
       <w:r>
+        <w:rPr>
+          <w:rFonts w:eastAsia="黑体"/>
+        </w:rPr>
         <w:t xml:space="preserve"> </w:t>
       </w:r>
       <w:r>
         <w:rPr>
-          <w:rFonts w:hint="eastAsia"/>
+          <w:rFonts w:hint="eastAsia" w:eastAsia="黑体"/>
         </w:rPr>
         <w:t xml:space="preserve">两引脚一端接</w:t>
       </w:r>
       <w:r>
+        <w:rPr>
+          <w:rFonts w:eastAsia="黑体"/>
+        </w:rPr>
         <w:t xml:space="preserve"> </w:t>
       </w:r>
       <m:oMath>
@@ -654,11 +771,14 @@
       </m:oMath>
       <w:r>
         <w:rPr>
-          <w:rFonts w:hint="eastAsia"/>
+          <w:rFonts w:hint="eastAsia" w:eastAsia="黑体"/>
         </w:rPr>
         <w:t xml:space="preserve">（即</w:t>
       </w:r>
       <w:r>
+        <w:rPr>
+          <w:rFonts w:eastAsia="黑体"/>
+        </w:rPr>
         <w:t xml:space="preserve"> </w:t>
       </w:r>
       <m:oMath>
@@ -680,11 +800,14 @@
       </m:oMath>
       <w:r>
         <w:rPr>
-          <w:rFonts w:hint="eastAsia"/>
+          <w:rFonts w:hint="eastAsia" w:eastAsia="黑体"/>
         </w:rPr>
         <w:t xml:space="preserve">）、另一端接</w:t>
       </w:r>
       <w:r>
+        <w:rPr>
+          <w:rFonts w:eastAsia="黑体"/>
+        </w:rPr>
         <w:t xml:space="preserve"> </w:t>
       </w:r>
       <m:oMath>
@@ -706,11 +829,14 @@
       </m:oMath>
       <w:r>
         <w:rPr>
-          <w:rFonts w:hint="eastAsia"/>
+          <w:rFonts w:hint="eastAsia" w:eastAsia="黑体"/>
         </w:rPr>
         <w:t xml:space="preserve">（即</w:t>
       </w:r>
       <w:r>
+        <w:rPr>
+          <w:rFonts w:eastAsia="黑体"/>
+        </w:rPr>
         <w:t xml:space="preserve"> </w:t>
       </w:r>
       <m:oMath>
@@ -735,11 +861,14 @@
       </m:oMath>
       <w:r>
         <w:rPr>
-          <w:rFonts w:hint="eastAsia"/>
+          <w:rFonts w:hint="eastAsia" w:eastAsia="黑体"/>
         </w:rPr>
         <w:t xml:space="preserve">）；负载电容</w:t>
       </w:r>
       <w:r>
+        <w:rPr>
+          <w:rFonts w:eastAsia="黑体"/>
+        </w:rPr>
         <w:t xml:space="preserve"> </w:t>
       </w:r>
       <m:oMath>
@@ -757,15 +886,21 @@
         </m:sSub>
       </m:oMath>
       <w:r>
+        <w:rPr>
+          <w:rFonts w:eastAsia="黑体"/>
+        </w:rPr>
         <w:t xml:space="preserve"> </w:t>
       </w:r>
       <w:r>
         <w:rPr>
-          <w:rFonts w:hint="eastAsia"/>
+          <w:rFonts w:hint="eastAsia" w:eastAsia="黑体"/>
         </w:rPr>
         <w:t xml:space="preserve">一端接</w:t>
       </w:r>
       <w:r>
+        <w:rPr>
+          <w:rFonts w:eastAsia="黑体"/>
+        </w:rPr>
         <w:t xml:space="preserve"> </w:t>
       </w:r>
       <m:oMath>
@@ -787,20 +922,26 @@
       </m:oMath>
       <w:r>
         <w:rPr>
-          <w:rFonts w:hint="eastAsia"/>
+          <w:rFonts w:hint="eastAsia" w:eastAsia="黑体"/>
         </w:rPr>
         <w:t xml:space="preserve">、另一端接</w:t>
       </w:r>
       <w:r>
+        <w:rPr>
+          <w:rFonts w:eastAsia="黑体"/>
+        </w:rPr>
         <w:t xml:space="preserve"> </w:t>
       </w:r>
       <w:r>
         <w:rPr>
-          <w:rFonts w:hint="eastAsia"/>
+          <w:rFonts w:hint="eastAsia" w:eastAsia="黑体"/>
         </w:rPr>
         <w:t xml:space="preserve">GND；负载电容</w:t>
       </w:r>
       <w:r>
+        <w:rPr>
+          <w:rFonts w:eastAsia="黑体"/>
+        </w:rPr>
         <w:t xml:space="preserve"> </w:t>
       </w:r>
       <m:oMath>
@@ -818,15 +959,21 @@
         </m:sSub>
       </m:oMath>
       <w:r>
+        <w:rPr>
+          <w:rFonts w:eastAsia="黑体"/>
+        </w:rPr>
         <w:t xml:space="preserve"> </w:t>
       </w:r>
       <w:r>
         <w:rPr>
-          <w:rFonts w:hint="eastAsia"/>
+          <w:rFonts w:hint="eastAsia" w:eastAsia="黑体"/>
         </w:rPr>
         <w:t xml:space="preserve">一端接</w:t>
       </w:r>
       <w:r>
+        <w:rPr>
+          <w:rFonts w:eastAsia="黑体"/>
+        </w:rPr>
         <w:t xml:space="preserve"> </w:t>
       </w:r>
       <m:oMath>
@@ -851,20 +998,26 @@
       </m:oMath>
       <w:r>
         <w:rPr>
-          <w:rFonts w:hint="eastAsia"/>
+          <w:rFonts w:hint="eastAsia" w:eastAsia="黑体"/>
         </w:rPr>
         <w:t xml:space="preserve">、另一端接</w:t>
       </w:r>
       <w:r>
+        <w:rPr>
+          <w:rFonts w:eastAsia="黑体"/>
+        </w:rPr>
         <w:t xml:space="preserve"> </w:t>
       </w:r>
       <w:r>
         <w:rPr>
-          <w:rFonts w:hint="eastAsia"/>
+          <w:rFonts w:hint="eastAsia" w:eastAsia="黑体"/>
         </w:rPr>
         <w:t xml:space="preserve">GND；反馈电阻</w:t>
       </w:r>
       <w:r>
+        <w:rPr>
+          <w:rFonts w:eastAsia="黑体"/>
+        </w:rPr>
         <w:t xml:space="preserve"> </w:t>
       </w:r>
       <m:oMath>
@@ -882,15 +1035,21 @@
         </m:sSub>
       </m:oMath>
       <w:r>
+        <w:rPr>
+          <w:rFonts w:eastAsia="黑体"/>
+        </w:rPr>
         <w:t xml:space="preserve"> </w:t>
       </w:r>
       <w:r>
         <w:rPr>
-          <w:rFonts w:hint="eastAsia"/>
+          <w:rFonts w:hint="eastAsia" w:eastAsia="黑体"/>
         </w:rPr>
         <w:t xml:space="preserve">一端接</w:t>
       </w:r>
       <w:r>
+        <w:rPr>
+          <w:rFonts w:eastAsia="黑体"/>
+        </w:rPr>
         <w:t xml:space="preserve"> </w:t>
       </w:r>
       <m:oMath>
@@ -912,11 +1071,14 @@
       </m:oMath>
       <w:r>
         <w:rPr>
-          <w:rFonts w:hint="eastAsia"/>
+          <w:rFonts w:hint="eastAsia" w:eastAsia="黑体"/>
         </w:rPr>
         <w:t xml:space="preserve">、另一端接</w:t>
       </w:r>
       <w:r>
+        <w:rPr>
+          <w:rFonts w:eastAsia="黑体"/>
+        </w:rPr>
         <w:t xml:space="preserve"> </w:t>
       </w:r>
       <m:oMath>
@@ -941,7 +1103,7 @@
       </m:oMath>
       <w:r>
         <w:rPr>
-          <w:rFonts w:hint="eastAsia"/>
+          <w:rFonts w:hint="eastAsia" w:eastAsia="黑体"/>
         </w:rPr>
         <w:t xml:space="preserve">，为反相器提供直流偏置使其工作在线性放大区。</w:t>
       </w:r>
@@ -950,7 +1112,7 @@
       <w:pPr/>
       <w:r>
         <w:rPr>
-          <w:rFonts w:hint="eastAsia"/>
+          <w:rFonts w:hint="eastAsia" w:eastAsia="黑体"/>
         </w:rPr>
         <w:t xml:space="preserve">该电路为反相器加晶体的并联谐振振荡器，</w:t>
       </w:r>
@@ -969,11 +1131,14 @@
         </m:sSub>
       </m:oMath>
       <w:r>
+        <w:rPr>
+          <w:rFonts w:eastAsia="黑体"/>
+        </w:rPr>
         <w:t xml:space="preserve"> </w:t>
       </w:r>
       <w:r>
         <w:rPr>
-          <w:rFonts w:hint="eastAsia"/>
+          <w:rFonts w:hint="eastAsia" w:eastAsia="黑体"/>
         </w:rPr>
         <w:t xml:space="preserve">提供直流自偏置、</w:t>
       </w:r>
@@ -992,6 +1157,9 @@
         </m:sSub>
       </m:oMath>
       <w:r>
+        <w:rPr>
+          <w:rFonts w:eastAsia="黑体"/>
+        </w:rPr>
         <w:t xml:space="preserve">/</w:t>
       </w:r>
       <m:oMath>
@@ -1009,15 +1177,21 @@
         </m:sSub>
       </m:oMath>
       <w:r>
+        <w:rPr>
+          <w:rFonts w:eastAsia="黑体"/>
+        </w:rPr>
         <w:t xml:space="preserve"> </w:t>
       </w:r>
       <w:r>
         <w:rPr>
-          <w:rFonts w:hint="eastAsia"/>
+          <w:rFonts w:hint="eastAsia" w:eastAsia="黑体"/>
         </w:rPr>
         <w:t xml:space="preserve">构成负载电容</w:t>
       </w:r>
       <w:r>
+        <w:rPr>
+          <w:rFonts w:eastAsia="黑体"/>
+        </w:rPr>
         <w:t xml:space="preserve"> </w:t>
       </w:r>
       <m:oMath>
@@ -1036,7 +1210,7 @@
       </m:oMath>
       <w:r>
         <w:rPr>
-          <w:rFonts w:hint="eastAsia"/>
+          <w:rFonts w:hint="eastAsia" w:eastAsia="黑体"/>
         </w:rPr>
         <w:t xml:space="preserve">，是数字系统最常用的晶振拓扑。</w:t>
       </w:r>
@@ -1049,7 +1223,7 @@
       </w:pPr>
       <w:r>
         <w:rPr>
-          <w:rFonts w:hint="eastAsia"/>
+          <w:rFonts w:hint="eastAsia" w:eastAsia="黑体"/>
         </w:rPr>
         <w:t xml:space="preserve">工作原理</w:t>
       </w:r>
@@ -1060,25 +1234,31 @@
       </w:pPr>
       <w:r>
         <w:rPr>
-          <w:rFonts w:hint="eastAsia"/>
+          <w:rFonts w:hint="eastAsia" w:eastAsia="黑体"/>
         </w:rPr>
         <w:t xml:space="preserve">反相器提供</w:t>
       </w:r>
       <w:r>
+        <w:rPr>
+          <w:rFonts w:eastAsia="黑体"/>
+        </w:rPr>
         <w:t xml:space="preserve"> 180° </w:t>
       </w:r>
       <w:r>
         <w:rPr>
-          <w:rFonts w:hint="eastAsia"/>
+          <w:rFonts w:hint="eastAsia" w:eastAsia="黑体"/>
         </w:rPr>
         <w:t xml:space="preserve">相移，晶体与两个负载电容在谐振附近再提供约</w:t>
       </w:r>
       <w:r>
+        <w:rPr>
+          <w:rFonts w:eastAsia="黑体"/>
+        </w:rPr>
         <w:t xml:space="preserve"> 180° </w:t>
       </w:r>
       <w:r>
         <w:rPr>
-          <w:rFonts w:hint="eastAsia"/>
+          <w:rFonts w:hint="eastAsia" w:eastAsia="黑体"/>
         </w:rPr>
         <w:t xml:space="preserve">相移，二者相加满足正反馈相位条件；</w:t>
       </w:r>
@@ -1097,11 +1277,14 @@
         </m:sSub>
       </m:oMath>
       <w:r>
+        <w:rPr>
+          <w:rFonts w:eastAsia="黑体"/>
+        </w:rPr>
         <w:t xml:space="preserve"> </w:t>
       </w:r>
       <w:r>
         <w:rPr>
-          <w:rFonts w:hint="eastAsia"/>
+          <w:rFonts w:hint="eastAsia" w:eastAsia="黑体"/>
         </w:rPr>
         <w:t xml:space="preserve">提供直流偏置使门电路工作在线性区，晶体的选频特性使其仅在谐振频率处维持振荡。</w:t>
       </w:r>
@@ -1114,7 +1297,7 @@
       </w:pPr>
       <w:r>
         <w:rPr>
-          <w:rFonts w:hint="eastAsia"/>
+          <w:rFonts w:hint="eastAsia" w:eastAsia="黑体"/>
         </w:rPr>
         <w:t xml:space="preserve">关键计算公式</w:t>
       </w:r>
@@ -1128,7 +1311,7 @@
       </w:pPr>
       <w:r>
         <w:rPr>
-          <w:rFonts w:hint="eastAsia"/>
+          <w:rFonts w:hint="eastAsia" w:eastAsia="黑体"/>
         </w:rPr>
         <w:t xml:space="preserve">负载电容（晶体看到的总负载）：</w:t>
       </w:r>
@@ -1254,7 +1437,7 @@
       </w:pPr>
       <w:r>
         <w:rPr>
-          <w:rFonts w:hint="eastAsia"/>
+          <w:rFonts w:hint="eastAsia" w:eastAsia="黑体"/>
         </w:rPr>
         <w:t xml:space="preserve">振荡频率（并联谐振，含牵引）：</w:t>
       </w:r>
@@ -1385,7 +1568,7 @@
       </w:pPr>
       <w:r>
         <w:rPr>
-          <w:rFonts w:hint="eastAsia"/>
+          <w:rFonts w:hint="eastAsia" w:eastAsia="黑体"/>
         </w:rPr>
         <w:t xml:space="preserve">反馈电阻典型经验值：</w:t>
       </w:r>
@@ -1453,16 +1636,19 @@
       </w:pPr>
       <w:r>
         <w:rPr>
-          <w:rFonts w:hint="eastAsia"/>
+          <w:rFonts w:hint="eastAsia" w:eastAsia="黑体"/>
         </w:rPr>
         <w:t xml:space="preserve">增益裕度（起振条件经验式，适用于</w:t>
       </w:r>
       <w:r>
+        <w:rPr>
+          <w:rFonts w:eastAsia="黑体"/>
+        </w:rPr>
         <w:t xml:space="preserve"> </w:t>
       </w:r>
       <w:r>
         <w:rPr>
-          <w:rFonts w:hint="eastAsia"/>
+          <w:rFonts w:hint="eastAsia" w:eastAsia="黑体"/>
         </w:rPr>
         <w:t xml:space="preserve">CMOS）：</w:t>
       </w:r>
@@ -1604,7 +1790,7 @@
             </w:pPr>
             <w:r>
               <w:rPr>
-                <w:rFonts w:hint="eastAsia"/>
+                <w:rFonts w:hint="eastAsia" w:eastAsia="黑体"/>
               </w:rPr>
               <w:t xml:space="preserve">符号</w:t>
             </w:r>
@@ -1618,7 +1804,7 @@
             </w:pPr>
             <w:r>
               <w:rPr>
-                <w:rFonts w:hint="eastAsia"/>
+                <w:rFonts w:hint="eastAsia" w:eastAsia="黑体"/>
               </w:rPr>
               <w:t xml:space="preserve">含义</w:t>
             </w:r>
@@ -1632,7 +1818,7 @@
             </w:pPr>
             <w:r>
               <w:rPr>
-                <w:rFonts w:hint="eastAsia"/>
+                <w:rFonts w:hint="eastAsia" w:eastAsia="黑体"/>
               </w:rPr>
               <w:t xml:space="preserve">单位</w:t>
             </w:r>
@@ -1679,6 +1865,9 @@
               </m:sSub>
             </m:oMath>
             <w:r>
+              <w:rPr>
+                <w:rFonts w:eastAsia="黑体"/>
+              </w:rPr>
               <w:t xml:space="preserve">​</w:t>
             </w:r>
           </w:p>
@@ -1691,7 +1880,7 @@
             </w:pPr>
             <w:r>
               <w:rPr>
-                <w:rFonts w:hint="eastAsia"/>
+                <w:rFonts w:hint="eastAsia" w:eastAsia="黑体"/>
               </w:rPr>
               <w:t xml:space="preserve">负载电容</w:t>
             </w:r>
@@ -1704,6 +1893,9 @@
               <w:pStyle w:val="Compact"/>
             </w:pPr>
             <w:r>
+              <w:rPr>
+                <w:rFonts w:eastAsia="黑体"/>
+              </w:rPr>
               <w:t xml:space="preserve">F</w:t>
             </w:r>
           </w:p>
@@ -1731,6 +1923,9 @@
               </m:sSub>
             </m:oMath>
             <w:r>
+              <w:rPr>
+                <w:rFonts w:eastAsia="黑体"/>
+              </w:rPr>
               <w:t xml:space="preserve">​</w:t>
             </w:r>
           </w:p>
@@ -1743,7 +1938,7 @@
             </w:pPr>
             <w:r>
               <w:rPr>
-                <w:rFonts w:hint="eastAsia"/>
+                <w:rFonts w:hint="eastAsia" w:eastAsia="黑体"/>
               </w:rPr>
               <w:t xml:space="preserve">总负载电容</w:t>
             </w:r>
@@ -1756,6 +1951,9 @@
               <w:pStyle w:val="Compact"/>
             </w:pPr>
             <w:r>
+              <w:rPr>
+                <w:rFonts w:eastAsia="黑体"/>
+              </w:rPr>
               <w:t xml:space="preserve">F</w:t>
             </w:r>
           </w:p>
@@ -1783,6 +1981,9 @@
               </m:sSub>
             </m:oMath>
             <w:r>
+              <w:rPr>
+                <w:rFonts w:eastAsia="黑体"/>
+              </w:rPr>
               <w:t xml:space="preserve">​</w:t>
             </w:r>
           </w:p>
@@ -1795,7 +1996,7 @@
             </w:pPr>
             <w:r>
               <w:rPr>
-                <w:rFonts w:hint="eastAsia"/>
+                <w:rFonts w:hint="eastAsia" w:eastAsia="黑体"/>
               </w:rPr>
               <w:t xml:space="preserve">杂散/引脚电容</w:t>
             </w:r>
@@ -1808,6 +2009,9 @@
               <w:pStyle w:val="Compact"/>
             </w:pPr>
             <w:r>
+              <w:rPr>
+                <w:rFonts w:eastAsia="黑体"/>
+              </w:rPr>
               <w:t xml:space="preserve">F</w:t>
             </w:r>
           </w:p>
@@ -1835,6 +2039,9 @@
               </m:sSub>
             </m:oMath>
             <w:r>
+              <w:rPr>
+                <w:rFonts w:eastAsia="黑体"/>
+              </w:rPr>
               <w:t xml:space="preserve">​</w:t>
             </w:r>
           </w:p>
@@ -1847,7 +2054,7 @@
             </w:pPr>
             <w:r>
               <w:rPr>
-                <w:rFonts w:hint="eastAsia"/>
+                <w:rFonts w:hint="eastAsia" w:eastAsia="黑体"/>
               </w:rPr>
               <w:t xml:space="preserve">晶体静电容</w:t>
             </w:r>
@@ -1860,6 +2067,9 @@
               <w:pStyle w:val="Compact"/>
             </w:pPr>
             <w:r>
+              <w:rPr>
+                <w:rFonts w:eastAsia="黑体"/>
+              </w:rPr>
               <w:t xml:space="preserve">F</w:t>
             </w:r>
           </w:p>
@@ -1887,6 +2097,9 @@
               </m:sSub>
             </m:oMath>
             <w:r>
+              <w:rPr>
+                <w:rFonts w:eastAsia="黑体"/>
+              </w:rPr>
               <w:t xml:space="preserve">​</w:t>
             </w:r>
           </w:p>
@@ -1899,7 +2112,7 @@
             </w:pPr>
             <w:r>
               <w:rPr>
-                <w:rFonts w:hint="eastAsia"/>
+                <w:rFonts w:hint="eastAsia" w:eastAsia="黑体"/>
               </w:rPr>
               <w:t xml:space="preserve">晶体动态串联电容</w:t>
             </w:r>
@@ -1912,6 +2125,9 @@
               <w:pStyle w:val="Compact"/>
             </w:pPr>
             <w:r>
+              <w:rPr>
+                <w:rFonts w:eastAsia="黑体"/>
+              </w:rPr>
               <w:t xml:space="preserve">F</w:t>
             </w:r>
           </w:p>
@@ -1939,6 +2155,9 @@
               </m:sSub>
             </m:oMath>
             <w:r>
+              <w:rPr>
+                <w:rFonts w:eastAsia="黑体"/>
+              </w:rPr>
               <w:t xml:space="preserve">​</w:t>
             </w:r>
           </w:p>
@@ -1951,7 +2170,7 @@
             </w:pPr>
             <w:r>
               <w:rPr>
-                <w:rFonts w:hint="eastAsia"/>
+                <w:rFonts w:hint="eastAsia" w:eastAsia="黑体"/>
               </w:rPr>
               <w:t xml:space="preserve">串联谐振频率</w:t>
             </w:r>
@@ -1964,6 +2183,9 @@
               <w:pStyle w:val="Compact"/>
             </w:pPr>
             <w:r>
+              <w:rPr>
+                <w:rFonts w:eastAsia="黑体"/>
+              </w:rPr>
               <w:t xml:space="preserve">Hz</w:t>
             </w:r>
           </w:p>
@@ -1997,6 +2219,9 @@
               </m:sSub>
             </m:oMath>
             <w:r>
+              <w:rPr>
+                <w:rFonts w:eastAsia="黑体"/>
+              </w:rPr>
               <w:t xml:space="preserve">​</w:t>
             </w:r>
           </w:p>
@@ -2009,7 +2234,7 @@
             </w:pPr>
             <w:r>
               <w:rPr>
-                <w:rFonts w:hint="eastAsia"/>
+                <w:rFonts w:hint="eastAsia" w:eastAsia="黑体"/>
               </w:rPr>
               <w:t xml:space="preserve">实际振荡频率</w:t>
             </w:r>
@@ -2022,6 +2247,9 @@
               <w:pStyle w:val="Compact"/>
             </w:pPr>
             <w:r>
+              <w:rPr>
+                <w:rFonts w:eastAsia="黑体"/>
+              </w:rPr>
               <w:t xml:space="preserve">Hz</w:t>
             </w:r>
           </w:p>
@@ -2049,6 +2277,9 @@
               </m:sSub>
             </m:oMath>
             <w:r>
+              <w:rPr>
+                <w:rFonts w:eastAsia="黑体"/>
+              </w:rPr>
               <w:t xml:space="preserve">​</w:t>
             </w:r>
           </w:p>
@@ -2061,7 +2292,7 @@
             </w:pPr>
             <w:r>
               <w:rPr>
-                <w:rFonts w:hint="eastAsia"/>
+                <w:rFonts w:hint="eastAsia" w:eastAsia="黑体"/>
               </w:rPr>
               <w:t xml:space="preserve">反相器等效跨导</w:t>
             </w:r>
@@ -2074,6 +2305,9 @@
               <w:pStyle w:val="Compact"/>
             </w:pPr>
             <w:r>
+              <w:rPr>
+                <w:rFonts w:eastAsia="黑体"/>
+              </w:rPr>
               <w:t xml:space="preserve">S</w:t>
             </w:r>
           </w:p>
@@ -2101,6 +2335,9 @@
               </m:sSub>
             </m:oMath>
             <w:r>
+              <w:rPr>
+                <w:rFonts w:eastAsia="黑体"/>
+              </w:rPr>
               <w:t xml:space="preserve">​</w:t>
             </w:r>
           </w:p>
@@ -2113,7 +2350,7 @@
             </w:pPr>
             <w:r>
               <w:rPr>
-                <w:rFonts w:hint="eastAsia"/>
+                <w:rFonts w:hint="eastAsia" w:eastAsia="黑体"/>
               </w:rPr>
               <w:t xml:space="preserve">晶体等效串联电阻</w:t>
             </w:r>
@@ -2126,6 +2363,9 @@
               <w:pStyle w:val="Compact"/>
             </w:pPr>
             <w:r>
+              <w:rPr>
+                <w:rFonts w:eastAsia="黑体"/>
+              </w:rPr>
               <w:t xml:space="preserve">Ω</w:t>
             </w:r>
           </w:p>
@@ -2153,6 +2393,9 @@
               </m:sSub>
             </m:oMath>
             <w:r>
+              <w:rPr>
+                <w:rFonts w:eastAsia="黑体"/>
+              </w:rPr>
               <w:t xml:space="preserve">​</w:t>
             </w:r>
           </w:p>
@@ -2165,7 +2408,7 @@
             </w:pPr>
             <w:r>
               <w:rPr>
-                <w:rFonts w:hint="eastAsia"/>
+                <w:rFonts w:hint="eastAsia" w:eastAsia="黑体"/>
               </w:rPr>
               <w:t xml:space="preserve">反馈偏置电阻</w:t>
             </w:r>
@@ -2178,6 +2421,9 @@
               <w:pStyle w:val="Compact"/>
             </w:pPr>
             <w:r>
+              <w:rPr>
+                <w:rFonts w:eastAsia="黑体"/>
+              </w:rPr>
               <w:t xml:space="preserve">Ω</w:t>
             </w:r>
           </w:p>
@@ -2192,7 +2438,7 @@
       </w:pPr>
       <w:r>
         <w:rPr>
-          <w:rFonts w:hint="eastAsia"/>
+          <w:rFonts w:hint="eastAsia" w:eastAsia="黑体"/>
         </w:rPr>
         <w:t xml:space="preserve">元件调整影响</w:t>
       </w:r>
@@ -2221,6 +2467,7 @@
       </m:oMath>
       <w:r>
         <w:rPr>
+          <w:rFonts w:eastAsia="黑体"/>
           <w:b/>
           <w:bCs/>
         </w:rPr>
@@ -2242,6 +2489,7 @@
       </m:oMath>
       <w:r>
         <w:rPr>
+          <w:rFonts w:eastAsia="黑体"/>
           <w:b/>
           <w:bCs/>
         </w:rPr>
@@ -2249,19 +2497,28 @@
       </w:r>
       <w:r>
         <w:rPr>
-          <w:rFonts w:hint="eastAsia"/>
+          <w:rFonts w:hint="eastAsia" w:eastAsia="黑体"/>
           <w:b/>
           <w:bCs/>
         </w:rPr>
         <w:t xml:space="preserve">增大</w:t>
       </w:r>
       <w:r>
+        <w:rPr>
+          <w:rFonts w:eastAsia="黑体"/>
+        </w:rPr>
         <w:t xml:space="preserve"> </w:t>
       </w:r>
       <w:r>
+        <w:rPr>
+          <w:rFonts w:eastAsia="黑体"/>
+        </w:rPr>
         <w:t xml:space="preserve">→</w:t>
       </w:r>
       <w:r>
+        <w:rPr>
+          <w:rFonts w:eastAsia="黑体"/>
+        </w:rPr>
         <w:t xml:space="preserve"> </w:t>
       </w:r>
       <m:oMath>
@@ -2279,11 +2536,14 @@
         </m:sSub>
       </m:oMath>
       <w:r>
+        <w:rPr>
+          <w:rFonts w:eastAsia="黑体"/>
+        </w:rPr>
         <w:t xml:space="preserve"> </w:t>
       </w:r>
       <w:r>
         <w:rPr>
-          <w:rFonts w:hint="eastAsia"/>
+          <w:rFonts w:hint="eastAsia" w:eastAsia="黑体"/>
         </w:rPr>
         <w:t xml:space="preserve">增大、频率被拉低，起振变慢但更稳。</w:t>
       </w:r>
@@ -2312,6 +2572,7 @@
       </m:oMath>
       <w:r>
         <w:rPr>
+          <w:rFonts w:eastAsia="黑体"/>
           <w:b/>
           <w:bCs/>
         </w:rPr>
@@ -2333,6 +2594,7 @@
       </m:oMath>
       <w:r>
         <w:rPr>
+          <w:rFonts w:eastAsia="黑体"/>
           <w:b/>
           <w:bCs/>
         </w:rPr>
@@ -2340,19 +2602,28 @@
       </w:r>
       <w:r>
         <w:rPr>
-          <w:rFonts w:hint="eastAsia"/>
+          <w:rFonts w:hint="eastAsia" w:eastAsia="黑体"/>
           <w:b/>
           <w:bCs/>
         </w:rPr>
         <w:t xml:space="preserve">减小</w:t>
       </w:r>
       <w:r>
+        <w:rPr>
+          <w:rFonts w:eastAsia="黑体"/>
+        </w:rPr>
         <w:t xml:space="preserve"> </w:t>
       </w:r>
       <w:r>
+        <w:rPr>
+          <w:rFonts w:eastAsia="黑体"/>
+        </w:rPr>
         <w:t xml:space="preserve">→</w:t>
       </w:r>
       <w:r>
+        <w:rPr>
+          <w:rFonts w:eastAsia="黑体"/>
+        </w:rPr>
         <w:t xml:space="preserve"> </w:t>
       </w:r>
       <m:oMath>
@@ -2370,11 +2641,14 @@
         </m:sSub>
       </m:oMath>
       <w:r>
+        <w:rPr>
+          <w:rFonts w:eastAsia="黑体"/>
+        </w:rPr>
         <w:t xml:space="preserve"> </w:t>
       </w:r>
       <w:r>
         <w:rPr>
-          <w:rFonts w:hint="eastAsia"/>
+          <w:rFonts w:hint="eastAsia" w:eastAsia="黑体"/>
         </w:rPr>
         <w:t xml:space="preserve">减小、频率升高，但容易因增益裕度不足而停振。</w:t>
       </w:r>
@@ -2403,6 +2677,7 @@
       </m:oMath>
       <w:r>
         <w:rPr>
+          <w:rFonts w:eastAsia="黑体"/>
           <w:b/>
           <w:bCs/>
         </w:rPr>
@@ -2410,41 +2685,53 @@
       </w:r>
       <w:r>
         <w:rPr>
-          <w:rFonts w:hint="eastAsia"/>
+          <w:rFonts w:hint="eastAsia" w:eastAsia="黑体"/>
           <w:b/>
           <w:bCs/>
         </w:rPr>
         <w:t xml:space="preserve">过大</w:t>
       </w:r>
       <w:r>
+        <w:rPr>
+          <w:rFonts w:eastAsia="黑体"/>
+        </w:rPr>
         <w:t xml:space="preserve"> </w:t>
       </w:r>
       <w:r>
+        <w:rPr>
+          <w:rFonts w:eastAsia="黑体"/>
+        </w:rPr>
         <w:t xml:space="preserve">→ </w:t>
       </w:r>
       <w:r>
         <w:rPr>
-          <w:rFonts w:hint="eastAsia"/>
+          <w:rFonts w:hint="eastAsia" w:eastAsia="黑体"/>
         </w:rPr>
         <w:t xml:space="preserve">偏置时间常数太大，启动慢；</w:t>
       </w:r>
       <w:r>
         <w:rPr>
-          <w:rFonts w:hint="eastAsia"/>
+          <w:rFonts w:hint="eastAsia" w:eastAsia="黑体"/>
           <w:b/>
           <w:bCs/>
         </w:rPr>
         <w:t xml:space="preserve">过小</w:t>
       </w:r>
       <w:r>
+        <w:rPr>
+          <w:rFonts w:eastAsia="黑体"/>
+        </w:rPr>
         <w:t xml:space="preserve"> </w:t>
       </w:r>
       <w:r>
+        <w:rPr>
+          <w:rFonts w:eastAsia="黑体"/>
+        </w:rPr>
         <w:t xml:space="preserve">→ </w:t>
       </w:r>
       <w:r>
         <w:rPr>
-          <w:rFonts w:hint="eastAsia"/>
+          <w:rFonts w:hint="eastAsia" w:eastAsia="黑体"/>
         </w:rPr>
         <w:t xml:space="preserve">降低等效增益，可能不起振。</w:t>
       </w:r>
@@ -2459,7 +2746,7 @@
       </w:pPr>
       <w:r>
         <w:rPr>
-          <w:rFonts w:hint="eastAsia"/>
+          <w:rFonts w:hint="eastAsia" w:eastAsia="黑体"/>
           <w:b/>
           <w:bCs/>
         </w:rPr>
@@ -2467,6 +2754,7 @@
       </w:r>
       <w:r>
         <w:rPr>
+          <w:rFonts w:eastAsia="黑体"/>
           <w:b/>
           <w:bCs/>
         </w:rPr>
@@ -2487,14 +2775,20 @@
         </m:sSub>
       </m:oMath>
       <w:r>
+        <w:rPr>
+          <w:rFonts w:eastAsia="黑体"/>
+        </w:rPr>
         <w:t xml:space="preserve"> </w:t>
       </w:r>
       <w:r>
+        <w:rPr>
+          <w:rFonts w:eastAsia="黑体"/>
+        </w:rPr>
         <w:t xml:space="preserve">→ </w:t>
       </w:r>
       <w:r>
         <w:rPr>
-          <w:rFonts w:hint="eastAsia"/>
+          <w:rFonts w:hint="eastAsia" w:eastAsia="黑体"/>
         </w:rPr>
         <w:t xml:space="preserve">频率偏离标称值，需按晶体规格匹配。</w:t>
       </w:r>
@@ -2507,7 +2801,7 @@
       </w:pPr>
       <w:r>
         <w:rPr>
-          <w:rFonts w:hint="eastAsia"/>
+          <w:rFonts w:hint="eastAsia" w:eastAsia="黑体"/>
         </w:rPr>
         <w:t xml:space="preserve">典型参数示例</w:t>
       </w:r>
@@ -2522,16 +2816,19 @@
       </w:pPr>
       <w:r>
         <w:rPr>
-          <w:rFonts w:hint="eastAsia"/>
+          <w:rFonts w:hint="eastAsia" w:eastAsia="黑体"/>
         </w:rPr>
         <w:t xml:space="preserve">取常见</w:t>
       </w:r>
       <w:r>
+        <w:rPr>
+          <w:rFonts w:eastAsia="黑体"/>
+        </w:rPr>
         <w:t xml:space="preserve"> MCU </w:t>
       </w:r>
       <w:r>
         <w:rPr>
-          <w:rFonts w:hint="eastAsia"/>
+          <w:rFonts w:hint="eastAsia" w:eastAsia="黑体"/>
         </w:rPr>
         <w:t xml:space="preserve">外围：</w:t>
       </w:r>
@@ -2588,7 +2885,7 @@
       </m:oMath>
       <w:r>
         <w:rPr>
-          <w:rFonts w:hint="eastAsia"/>
+          <w:rFonts w:hint="eastAsia" w:eastAsia="黑体"/>
         </w:rPr>
         <w:t xml:space="preserve">，忽略杂散：</w:t>
       </w:r>
@@ -2627,11 +2924,14 @@
       </m:oMath>
       <w:r>
         <w:rPr>
-          <w:rFonts w:hint="eastAsia"/>
+          <w:rFonts w:hint="eastAsia" w:eastAsia="黑体"/>
         </w:rPr>
         <w:t xml:space="preserve">（匹配标称</w:t>
       </w:r>
       <w:r>
+        <w:rPr>
+          <w:rFonts w:eastAsia="黑体"/>
+        </w:rPr>
         <w:t xml:space="preserve"> </w:t>
       </w:r>
       <m:oMath>
@@ -2677,11 +2977,14 @@
         </m:r>
       </m:oMath>
       <w:r>
+        <w:rPr>
+          <w:rFonts w:eastAsia="黑体"/>
+        </w:rPr>
         <w:t xml:space="preserve"> </w:t>
       </w:r>
       <w:r>
         <w:rPr>
-          <w:rFonts w:hint="eastAsia"/>
+          <w:rFonts w:hint="eastAsia" w:eastAsia="黑体"/>
         </w:rPr>
         <w:t xml:space="preserve">的晶振）。</w:t>
       </w:r>
@@ -2696,11 +2999,14 @@
       </w:pPr>
       <w:r>
         <w:rPr>
-          <w:rFonts w:hint="eastAsia"/>
+          <w:rFonts w:hint="eastAsia" w:eastAsia="黑体"/>
         </w:rPr>
         <w:t xml:space="preserve">取</w:t>
       </w:r>
       <w:r>
+        <w:rPr>
+          <w:rFonts w:eastAsia="黑体"/>
+        </w:rPr>
         <w:t xml:space="preserve"> </w:t>
       </w:r>
       <m:oMath>
@@ -2738,20 +3044,26 @@
       </m:oMath>
       <w:r>
         <w:rPr>
-          <w:rFonts w:hint="eastAsia"/>
+          <w:rFonts w:hint="eastAsia" w:eastAsia="黑体"/>
         </w:rPr>
         <w:t xml:space="preserve">、晶体</w:t>
       </w:r>
       <w:r>
+        <w:rPr>
+          <w:rFonts w:eastAsia="黑体"/>
+        </w:rPr>
         <w:t xml:space="preserve"> 16 MHz </w:t>
       </w:r>
       <w:r>
         <w:rPr>
-          <w:rFonts w:hint="eastAsia"/>
+          <w:rFonts w:hint="eastAsia" w:eastAsia="黑体"/>
         </w:rPr>
         <w:t xml:space="preserve">典型负载</w:t>
       </w:r>
       <w:r>
+        <w:rPr>
+          <w:rFonts w:eastAsia="黑体"/>
+        </w:rPr>
         <w:t xml:space="preserve"> </w:t>
       </w:r>
       <m:oMath>
@@ -2789,16 +3101,19 @@
       </m:oMath>
       <w:r>
         <w:rPr>
-          <w:rFonts w:hint="eastAsia"/>
+          <w:rFonts w:hint="eastAsia" w:eastAsia="黑体"/>
         </w:rPr>
         <w:t xml:space="preserve">，可稳定起振于</w:t>
       </w:r>
       <w:r>
+        <w:rPr>
+          <w:rFonts w:eastAsia="黑体"/>
+        </w:rPr>
         <w:t xml:space="preserve"> 16 MHz </w:t>
       </w:r>
       <w:r>
         <w:rPr>
-          <w:rFonts w:hint="eastAsia"/>
+          <w:rFonts w:hint="eastAsia" w:eastAsia="黑体"/>
         </w:rPr>
         <w:t xml:space="preserve">附近。</w:t>
       </w:r>
@@ -2811,7 +3126,7 @@
       </w:pPr>
       <w:r>
         <w:rPr>
-          <w:rFonts w:hint="eastAsia"/>
+          <w:rFonts w:hint="eastAsia" w:eastAsia="黑体"/>
         </w:rPr>
         <w:t xml:space="preserve">常见器件型号</w:t>
       </w:r>
@@ -2826,16 +3141,19 @@
       </w:pPr>
       <w:r>
         <w:rPr>
-          <w:rFonts w:hint="eastAsia"/>
+          <w:rFonts w:hint="eastAsia" w:eastAsia="黑体"/>
         </w:rPr>
         <w:t xml:space="preserve">反相器：74HC1GU04、74HCU04，或</w:t>
       </w:r>
       <w:r>
+        <w:rPr>
+          <w:rFonts w:eastAsia="黑体"/>
+        </w:rPr>
         <w:t xml:space="preserve"> MCU </w:t>
       </w:r>
       <w:r>
         <w:rPr>
-          <w:rFonts w:hint="eastAsia"/>
+          <w:rFonts w:hint="eastAsia" w:eastAsia="黑体"/>
         </w:rPr>
         <w:t xml:space="preserve">内置振荡输入级。</w:t>
       </w:r>
@@ -2850,16 +3168,19 @@
       </w:pPr>
       <w:r>
         <w:rPr>
-          <w:rFonts w:hint="eastAsia"/>
+          <w:rFonts w:hint="eastAsia" w:eastAsia="黑体"/>
         </w:rPr>
         <w:t xml:space="preserve">晶振：16</w:t>
       </w:r>
       <w:r>
+        <w:rPr>
+          <w:rFonts w:eastAsia="黑体"/>
+        </w:rPr>
         <w:t xml:space="preserve"> MHz、25 MHz SMD 3225 / HC-49S </w:t>
       </w:r>
       <w:r>
         <w:rPr>
-          <w:rFonts w:hint="eastAsia"/>
+          <w:rFonts w:hint="eastAsia" w:eastAsia="黑体"/>
         </w:rPr>
         <w:t xml:space="preserve">无源晶振。</w:t>
       </w:r>
@@ -2874,16 +3195,19 @@
       </w:pPr>
       <w:r>
         <w:rPr>
-          <w:rFonts w:hint="eastAsia"/>
+          <w:rFonts w:hint="eastAsia" w:eastAsia="黑体"/>
         </w:rPr>
         <w:t xml:space="preserve">常用：按</w:t>
       </w:r>
       <w:r>
+        <w:rPr>
+          <w:rFonts w:eastAsia="黑体"/>
+        </w:rPr>
         <w:t xml:space="preserve"> CPU </w:t>
       </w:r>
       <w:r>
         <w:rPr>
-          <w:rFonts w:hint="eastAsia"/>
+          <w:rFonts w:hint="eastAsia" w:eastAsia="黑体"/>
         </w:rPr>
         <w:t xml:space="preserve">时钟规格选型。</w:t>
       </w:r>
@@ -2896,7 +3220,7 @@
       </w:pPr>
       <w:r>
         <w:rPr>
-          <w:rFonts w:hint="eastAsia"/>
+          <w:rFonts w:hint="eastAsia" w:eastAsia="黑体"/>
         </w:rPr>
         <w:t xml:space="preserve">注意事项</w:t>
       </w:r>
@@ -2911,11 +3235,14 @@
       </w:pPr>
       <w:r>
         <w:rPr>
-          <w:rFonts w:hint="eastAsia"/>
+          <w:rFonts w:hint="eastAsia" w:eastAsia="黑体"/>
         </w:rPr>
         <w:t xml:space="preserve">负载电容必须匹配晶体标称</w:t>
       </w:r>
       <w:r>
+        <w:rPr>
+          <w:rFonts w:eastAsia="黑体"/>
+        </w:rPr>
         <w:t xml:space="preserve"> </w:t>
       </w:r>
       <m:oMath>
@@ -2934,7 +3261,7 @@
       </m:oMath>
       <w:r>
         <w:rPr>
-          <w:rFonts w:hint="eastAsia"/>
+          <w:rFonts w:hint="eastAsia" w:eastAsia="黑体"/>
         </w:rPr>
         <w:t xml:space="preserve">，否则频率偏移、甚至不起振。</w:t>
       </w:r>
@@ -2948,20 +3275,26 @@
         </w:numPr>
       </w:pPr>
       <w:r>
+        <w:rPr>
+          <w:rFonts w:eastAsia="黑体"/>
+        </w:rPr>
         <w:t xml:space="preserve">CMOS </w:t>
       </w:r>
       <w:r>
         <w:rPr>
-          <w:rFonts w:hint="eastAsia"/>
+          <w:rFonts w:hint="eastAsia" w:eastAsia="黑体"/>
         </w:rPr>
         <w:t xml:space="preserve">反相器需用无缓冲（U</w:t>
       </w:r>
       <w:r>
+        <w:rPr>
+          <w:rFonts w:eastAsia="黑体"/>
+        </w:rPr>
         <w:t xml:space="preserve"> </w:t>
       </w:r>
       <w:r>
         <w:rPr>
-          <w:rFonts w:hint="eastAsia"/>
+          <w:rFonts w:hint="eastAsia" w:eastAsia="黑体"/>
         </w:rPr>
         <w:t xml:space="preserve">系列）器件才能可靠放大；有缓冲品可能直接饱和。</w:t>
       </w:r>
@@ -2976,7 +3309,7 @@
       </w:pPr>
       <w:r>
         <w:rPr>
-          <w:rFonts w:hint="eastAsia"/>
+          <w:rFonts w:hint="eastAsia" w:eastAsia="黑体"/>
         </w:rPr>
         <w:t xml:space="preserve">反馈电阻用于保证偏置，取值过大启动慢、过小损耗增益，需权衡。</w:t>
       </w:r>
@@ -2989,7 +3322,7 @@
       </w:pPr>
       <w:r>
         <w:rPr>
-          <w:rFonts w:hint="eastAsia"/>
+          <w:rFonts w:hint="eastAsia" w:eastAsia="黑体"/>
         </w:rPr>
         <w:t xml:space="preserve">参考资料</w:t>
       </w:r>
@@ -3003,20 +3336,26 @@
         </w:numPr>
       </w:pPr>
       <w:r>
+        <w:rPr>
+          <w:rFonts w:eastAsia="黑体"/>
+        </w:rPr>
         <w:t xml:space="preserve">TI </w:t>
       </w:r>
       <w:r>
         <w:rPr>
-          <w:rFonts w:hint="eastAsia"/>
+          <w:rFonts w:hint="eastAsia" w:eastAsia="黑体"/>
         </w:rPr>
         <w:t xml:space="preserve">应用笔记</w:t>
       </w:r>
       <w:r>
+        <w:rPr>
+          <w:rFonts w:eastAsia="黑体"/>
+        </w:rPr>
         <w:t xml:space="preserve"> </w:t>
       </w:r>
       <w:r>
         <w:rPr>
-          <w:rFonts w:hint="eastAsia"/>
+          <w:rFonts w:hint="eastAsia" w:eastAsia="黑体"/>
         </w:rPr>
         <w:t xml:space="preserve">SZZA043（晶振电路设计）。</w:t>
       </w:r>
@@ -3030,6 +3369,9 @@
         </w:numPr>
       </w:pPr>
       <w:r>
+        <w:rPr>
+          <w:rFonts w:eastAsia="黑体"/>
+        </w:rPr>
         <w:t xml:space="preserve">Wikipedia: Pierce oscillator。</w:t>
       </w:r>
     </w:p>
@@ -3043,7 +3385,7 @@
       </w:pPr>
       <w:r>
         <w:rPr>
-          <w:rFonts w:hint="eastAsia"/>
+          <w:rFonts w:hint="eastAsia" w:eastAsia="黑体"/>
         </w:rPr>
         <w:t xml:space="preserve">《数字电子技术基础》相关章节。</w:t>
       </w:r>
@@ -3057,11 +3399,11 @@
       </w:pPr>
       <w:r>
         <w:rPr>
-          <w:rFonts w:ascii="Times New Roman" w:hAnsi="Times New Roman"/>
+          <w:rFonts w:ascii="Times New Roman" w:hAnsi="Times New Roman" w:eastAsia="黑体"/>
           <w:color w:val="555555"/>
           <w:sz w:val="21"/>
         </w:rPr>
-        <w:t>材料收集者：杜文杰</w:t>
+        <w:t>材料收集者：杜文杰，WX手机：19519196569，QQ:3478827729</w:t>
       </w:r>
     </w:p>
     <w:sectPr>
@@ -3081,7 +3423,7 @@
 </file>
 
 <file path=word/footer1.xml><?xml version="1.0" encoding="utf-8"?>
-<w:ftr xmlns:m="http://schemas.openxmlformats.org/officeDocument/2006/math" xmlns:mc="http://schemas.openxmlformats.org/markup-compatibility/2006" xmlns:mo="http://schemas.microsoft.com/office/mac/office/2008/main" xmlns:mv="urn:schemas-microsoft-com:mac:vml" xmlns:o="urn:schemas-microsoft-com:office:office" xmlns:r="http://schemas.openxmlformats.org/officeDocument/2006/relationships" xmlns:v="urn:schemas-microsoft-com:vml" xmlns:w10="urn:schemas-microsoft-com:office:word" xmlns:w14="http://schemas.microsoft.com/office/word/2010/wordml" xmlns:w="http://schemas.openxmlformats.org/wordprocessingml/2006/main" xmlns:wne="http://schemas.microsoft.com/office/word/2006/wordml" xmlns:wp14="http://schemas.microsoft.com/office/word/2010/wordprocessingDrawing" xmlns:wp="http://schemas.openxmlformats.org/drawingml/2006/wordprocessingDrawing" xmlns:wpc="http://schemas.microsoft.com/office/word/2010/wordprocessingCanvas" xmlns:wpg="http://schemas.microsoft.com/office/word/2010/wordprocessingGroup" xmlns:wpi="http://schemas.microsoft.com/office/word/2010/wordprocessingInk" xmlns:wps="http://schemas.microsoft.com/office/word/2010/wordprocessingShape" mc:Ignorable="w14 wp14">
+<w:ftr xmlns:mc="http://schemas.openxmlformats.org/markup-compatibility/2006" xmlns:w="http://schemas.openxmlformats.org/wordprocessingml/2006/main" xmlns:m="http://schemas.openxmlformats.org/officeDocument/2006/math" xmlns:mo="http://schemas.microsoft.com/office/mac/office/2008/main" xmlns:mv="urn:schemas-microsoft-com:mac:vml" xmlns:o="urn:schemas-microsoft-com:office:office" xmlns:r="http://schemas.openxmlformats.org/officeDocument/2006/relationships" xmlns:v="urn:schemas-microsoft-com:vml" xmlns:w10="urn:schemas-microsoft-com:office:word" xmlns:w14="http://schemas.microsoft.com/office/word/2010/wordml" xmlns:wne="http://schemas.microsoft.com/office/word/2006/wordml" xmlns:wp14="http://schemas.microsoft.com/office/word/2010/wordprocessingDrawing" xmlns:wp="http://schemas.openxmlformats.org/drawingml/2006/wordprocessingDrawing" xmlns:wpc="http://schemas.microsoft.com/office/word/2010/wordprocessingCanvas" xmlns:wpg="http://schemas.microsoft.com/office/word/2010/wordprocessingGroup" xmlns:wpi="http://schemas.microsoft.com/office/word/2010/wordprocessingInk" xmlns:wps="http://schemas.microsoft.com/office/word/2010/wordprocessingShape" mc:Ignorable="w14 wp14">
   <w:p>
     <w:pPr>
       <w:pStyle w:val="Footer"/>
@@ -3089,12 +3431,14 @@
     </w:pPr>
     <w:r>
       <w:rPr>
+        <w:rFonts w:eastAsia="黑体"/>
         <w:sz w:val="18"/>
       </w:rPr>
       <w:t xml:space="preserve">第 </w:t>
     </w:r>
     <w:r>
       <w:rPr>
+        <w:rFonts w:eastAsia="黑体"/>
         <w:sz w:val="18"/>
       </w:rPr>
       <w:fldChar w:fldCharType="begin"/>
@@ -3103,6 +3447,7 @@
     </w:r>
     <w:r>
       <w:rPr>
+        <w:rFonts w:eastAsia="黑体"/>
         <w:sz w:val="18"/>
       </w:rPr>
       <w:t xml:space="preserve"> 页</w:t>
@@ -3116,6 +3461,9 @@
   <w:footnote w:type="continuationSeparator" w:id="0">
     <w:p>
       <w:r>
+        <w:rPr>
+          <w:rFonts w:eastAsia="黑体"/>
+        </w:rPr>
         <w:continuationSeparator/>
       </w:r>
     </w:p>
@@ -3123,6 +3471,9 @@
   <w:footnote w:type="separator" w:id="-1">
     <w:p>
       <w:r>
+        <w:rPr>
+          <w:rFonts w:eastAsia="黑体"/>
+        </w:rPr>
         <w:separator/>
       </w:r>
     </w:p>
@@ -3131,7 +3482,7 @@
 </file>
 
 <file path=word/header1.xml><?xml version="1.0" encoding="utf-8"?>
-<w:hdr xmlns:m="http://schemas.openxmlformats.org/officeDocument/2006/math" xmlns:mc="http://schemas.openxmlformats.org/markup-compatibility/2006" xmlns:mo="http://schemas.microsoft.com/office/mac/office/2008/main" xmlns:mv="urn:schemas-microsoft-com:mac:vml" xmlns:o="urn:schemas-microsoft-com:office:office" xmlns:r="http://schemas.openxmlformats.org/officeDocument/2006/relationships" xmlns:v="urn:schemas-microsoft-com:vml" xmlns:w10="urn:schemas-microsoft-com:office:word" xmlns:w14="http://schemas.microsoft.com/office/word/2010/wordml" xmlns:w="http://schemas.openxmlformats.org/wordprocessingml/2006/main" xmlns:wne="http://schemas.microsoft.com/office/word/2006/wordml" xmlns:wp14="http://schemas.microsoft.com/office/word/2010/wordprocessingDrawing" xmlns:wp="http://schemas.openxmlformats.org/drawingml/2006/wordprocessingDrawing" xmlns:wpc="http://schemas.microsoft.com/office/word/2010/wordprocessingCanvas" xmlns:wpg="http://schemas.microsoft.com/office/word/2010/wordprocessingGroup" xmlns:wpi="http://schemas.microsoft.com/office/word/2010/wordprocessingInk" xmlns:wps="http://schemas.microsoft.com/office/word/2010/wordprocessingShape" mc:Ignorable="w14 wp14">
+<w:hdr xmlns:mc="http://schemas.openxmlformats.org/markup-compatibility/2006" xmlns:w="http://schemas.openxmlformats.org/wordprocessingml/2006/main" xmlns:m="http://schemas.openxmlformats.org/officeDocument/2006/math" xmlns:mo="http://schemas.microsoft.com/office/mac/office/2008/main" xmlns:mv="urn:schemas-microsoft-com:mac:vml" xmlns:o="urn:schemas-microsoft-com:office:office" xmlns:r="http://schemas.openxmlformats.org/officeDocument/2006/relationships" xmlns:v="urn:schemas-microsoft-com:vml" xmlns:w10="urn:schemas-microsoft-com:office:word" xmlns:w14="http://schemas.microsoft.com/office/word/2010/wordml" xmlns:wne="http://schemas.microsoft.com/office/word/2006/wordml" xmlns:wp14="http://schemas.microsoft.com/office/word/2010/wordprocessingDrawing" xmlns:wp="http://schemas.openxmlformats.org/drawingml/2006/wordprocessingDrawing" xmlns:wpc="http://schemas.microsoft.com/office/word/2010/wordprocessingCanvas" xmlns:wpg="http://schemas.microsoft.com/office/word/2010/wordprocessingGroup" xmlns:wpi="http://schemas.microsoft.com/office/word/2010/wordprocessingInk" xmlns:wps="http://schemas.microsoft.com/office/word/2010/wordprocessingShape" mc:Ignorable="w14 wp14">
   <w:p>
     <w:pPr>
       <w:pStyle w:val="Header"/>
@@ -3139,7 +3490,7 @@
     </w:pPr>
     <w:r>
       <w:rPr>
-        <w:rFonts w:ascii="Times New Roman" w:hAnsi="Times New Roman"/>
+        <w:rFonts w:ascii="Times New Roman" w:hAnsi="Times New Roman" w:eastAsia="黑体"/>
         <w:sz w:val="18"/>
         <w:rFonts w:eastAsia="黑体"/>
         <w:rFonts w:eastAsia="黑体"/>
@@ -3151,7 +3502,7 @@
 </file>
 
 <file path=word/numbering.xml><?xml version="1.0" encoding="utf-8"?>
-<w:numbering xmlns:m="http://schemas.openxmlformats.org/officeDocument/2006/math" xmlns:mc="http://schemas.openxmlformats.org/markup-compatibility/2006" xmlns:mo="http://schemas.microsoft.com/office/mac/office/2008/main" xmlns:mv="urn:schemas-microsoft-com:mac:vml" xmlns:o="urn:schemas-microsoft-com:office:office" xmlns:r="http://schemas.openxmlformats.org/officeDocument/2006/relationships" xmlns:v="urn:schemas-microsoft-com:vml" xmlns:w="http://schemas.openxmlformats.org/wordprocessingml/2006/main" xmlns:w10="urn:schemas-microsoft-com:office:word" xmlns:w14="http://schemas.microsoft.com/office/word/2010/wordml" xmlns:wne="http://schemas.microsoft.com/office/word/2006/wordml" xmlns:wp="http://schemas.openxmlformats.org/drawingml/2006/wordprocessingDrawing" xmlns:wp14="http://schemas.microsoft.com/office/word/2010/wordprocessingDrawing" xmlns:wpc="http://schemas.microsoft.com/office/word/2010/wordprocessingCanvas" xmlns:wpg="http://schemas.microsoft.com/office/word/2010/wordprocessingGroup" xmlns:wpi="http://schemas.microsoft.com/office/word/2010/wordprocessingInk" xmlns:wps="http://schemas.microsoft.com/office/word/2010/wordprocessingShape" mc:Ignorable="w14 wp14">
+<w:numbering xmlns:mc="http://schemas.openxmlformats.org/markup-compatibility/2006" xmlns:w="http://schemas.openxmlformats.org/wordprocessingml/2006/main" xmlns:m="http://schemas.openxmlformats.org/officeDocument/2006/math" xmlns:mo="http://schemas.microsoft.com/office/mac/office/2008/main" xmlns:mv="urn:schemas-microsoft-com:mac:vml" xmlns:o="urn:schemas-microsoft-com:office:office" xmlns:r="http://schemas.openxmlformats.org/officeDocument/2006/relationships" xmlns:v="urn:schemas-microsoft-com:vml" xmlns:w10="urn:schemas-microsoft-com:office:word" xmlns:w14="http://schemas.microsoft.com/office/word/2010/wordml" xmlns:wne="http://schemas.microsoft.com/office/word/2006/wordml" xmlns:wp="http://schemas.openxmlformats.org/drawingml/2006/wordprocessingDrawing" xmlns:wp14="http://schemas.microsoft.com/office/word/2010/wordprocessingDrawing" xmlns:wpc="http://schemas.microsoft.com/office/word/2010/wordprocessingCanvas" xmlns:wpg="http://schemas.microsoft.com/office/word/2010/wordprocessingGroup" xmlns:wpi="http://schemas.microsoft.com/office/word/2010/wordprocessingInk" xmlns:wps="http://schemas.microsoft.com/office/word/2010/wordprocessingShape" mc:Ignorable="w14 wp14">
   <w:abstractNum w:abstractNumId="0">
     <w:nsid w:val="FFFFFF7C"/>
     <w:multiLevelType w:val="singleLevel"/>
@@ -3238,7 +3589,7 @@
         <w:ind w:hanging="360" w:left="1440"/>
       </w:pPr>
       <w:rPr>
-        <w:rFonts w:ascii="Symbol" w:hAnsi="Symbol" w:hint="default"/>
+        <w:rFonts w:ascii="Symbol" w:hAnsi="Symbol" w:hint="default" w:eastAsia="黑体"/>
       </w:rPr>
     </w:lvl>
   </w:abstractNum>
@@ -3259,7 +3610,7 @@
         <w:ind w:hanging="360" w:left="1080"/>
       </w:pPr>
       <w:rPr>
-        <w:rFonts w:ascii="Symbol" w:hAnsi="Symbol" w:hint="default"/>
+        <w:rFonts w:ascii="Symbol" w:hAnsi="Symbol" w:hint="default" w:eastAsia="黑体"/>
       </w:rPr>
     </w:lvl>
   </w:abstractNum>
@@ -3280,7 +3631,7 @@
         <w:ind w:hanging="360" w:left="720"/>
       </w:pPr>
       <w:rPr>
-        <w:rFonts w:ascii="Symbol" w:hAnsi="Symbol" w:hint="default"/>
+        <w:rFonts w:ascii="Symbol" w:hAnsi="Symbol" w:hint="default" w:eastAsia="黑体"/>
       </w:rPr>
     </w:lvl>
   </w:abstractNum>
@@ -3319,7 +3670,7 @@
         <w:ind w:hanging="360" w:left="360"/>
       </w:pPr>
       <w:rPr>
-        <w:rFonts w:ascii="Symbol" w:hAnsi="Symbol" w:hint="default"/>
+        <w:rFonts w:ascii="Symbol" w:hAnsi="Symbol" w:hint="default" w:eastAsia="黑体"/>
       </w:rPr>
     </w:lvl>
   </w:abstractNum>
@@ -3410,7 +3761,7 @@
         <w:ind w:left="720" w:hanging="360"/>
       </w:pPr>
       <w:rPr>
-        <w:rFonts w:ascii="Symbol" w:hAnsi="Symbol" w:cs="Symbol" w:hint="default"/>
+        <w:rFonts w:ascii="Symbol" w:hAnsi="Symbol" w:cs="Symbol" w:hint="default" w:eastAsia="黑体"/>
       </w:rPr>
     </w:lvl>
     <w:lvl w:ilvl="1">
@@ -3421,7 +3772,7 @@
         <w:ind w:left="1440" w:hanging="360"/>
       </w:pPr>
       <w:rPr>
-        <w:rFonts w:ascii="Courier New" w:hAnsi="Courier New" w:cs="Courier New" w:hint="default"/>
+        <w:rFonts w:ascii="Courier New" w:hAnsi="Courier New" w:cs="Courier New" w:hint="default" w:eastAsia="黑体"/>
       </w:rPr>
     </w:lvl>
     <w:lvl w:ilvl="2">
@@ -3432,7 +3783,7 @@
         <w:ind w:left="2160" w:hanging="360"/>
       </w:pPr>
       <w:rPr>
-        <w:rFonts w:ascii="Wingdings" w:hAnsi="Wingdings" w:cs="Wingdings" w:hint="default"/>
+        <w:rFonts w:ascii="Wingdings" w:hAnsi="Wingdings" w:cs="Wingdings" w:hint="default" w:eastAsia="黑体"/>
       </w:rPr>
     </w:lvl>
     <w:lvl w:ilvl="3">
@@ -3443,7 +3794,7 @@
         <w:ind w:left="2880" w:hanging="360"/>
       </w:pPr>
       <w:rPr>
-        <w:rFonts w:ascii="Symbol" w:hAnsi="Symbol" w:cs="Symbol" w:hint="default"/>
+        <w:rFonts w:ascii="Symbol" w:hAnsi="Symbol" w:cs="Symbol" w:hint="default" w:eastAsia="黑体"/>
       </w:rPr>
     </w:lvl>
     <w:lvl w:ilvl="4">
@@ -3454,7 +3805,7 @@
         <w:ind w:left="3600" w:hanging="360"/>
       </w:pPr>
       <w:rPr>
-        <w:rFonts w:ascii="Courier New" w:hAnsi="Courier New" w:cs="Courier New" w:hint="default"/>
+        <w:rFonts w:ascii="Courier New" w:hAnsi="Courier New" w:cs="Courier New" w:hint="default" w:eastAsia="黑体"/>
       </w:rPr>
     </w:lvl>
     <w:lvl w:ilvl="5">
@@ -3465,7 +3816,7 @@
         <w:ind w:left="4320" w:hanging="360"/>
       </w:pPr>
       <w:rPr>
-        <w:rFonts w:ascii="Wingdings" w:hAnsi="Wingdings" w:cs="Wingdings" w:hint="default"/>
+        <w:rFonts w:ascii="Wingdings" w:hAnsi="Wingdings" w:cs="Wingdings" w:hint="default" w:eastAsia="黑体"/>
       </w:rPr>
     </w:lvl>
     <w:lvl w:ilvl="6">
@@ -3476,7 +3827,7 @@
         <w:ind w:left="5040" w:hanging="360"/>
       </w:pPr>
       <w:rPr>
-        <w:rFonts w:ascii="Symbol" w:hAnsi="Symbol" w:cs="Symbol" w:hint="default"/>
+        <w:rFonts w:ascii="Symbol" w:hAnsi="Symbol" w:cs="Symbol" w:hint="default" w:eastAsia="黑体"/>
       </w:rPr>
     </w:lvl>
     <w:lvl w:ilvl="7">
@@ -3487,7 +3838,7 @@
         <w:ind w:left="5760" w:hanging="360"/>
       </w:pPr>
       <w:rPr>
-        <w:rFonts w:ascii="Courier New" w:hAnsi="Courier New" w:cs="Courier New" w:hint="default"/>
+        <w:rFonts w:ascii="Courier New" w:hAnsi="Courier New" w:cs="Courier New" w:hint="default" w:eastAsia="黑体"/>
       </w:rPr>
     </w:lvl>
     <w:lvl w:ilvl="8">
@@ -3498,7 +3849,7 @@
         <w:ind w:left="6480" w:hanging="360"/>
       </w:pPr>
       <w:rPr>
-        <w:rFonts w:ascii="Wingdings" w:hAnsi="Wingdings" w:cs="Wingdings" w:hint="default"/>
+        <w:rFonts w:ascii="Wingdings" w:hAnsi="Wingdings" w:cs="Wingdings" w:hint="default" w:eastAsia="黑体"/>
       </w:rPr>
     </w:lvl>
   </w:abstractNum>
@@ -3554,11 +3905,11 @@
 </file>
 
 <file path=word/styles.xml><?xml version="1.0" encoding="utf-8"?>
-<w:styles xmlns:mc="http://schemas.openxmlformats.org/markup-compatibility/2006" xmlns:r="http://schemas.openxmlformats.org/officeDocument/2006/relationships" xmlns:w="http://schemas.openxmlformats.org/wordprocessingml/2006/main" xmlns:w14="http://schemas.microsoft.com/office/word/2010/wordml" mc:Ignorable="w14">
+<w:styles xmlns:mc="http://schemas.openxmlformats.org/markup-compatibility/2006" xmlns:w="http://schemas.openxmlformats.org/wordprocessingml/2006/main" xmlns:r="http://schemas.openxmlformats.org/officeDocument/2006/relationships" xmlns:w14="http://schemas.microsoft.com/office/word/2010/wordml" mc:Ignorable="w14">
   <w:docDefaults>
     <w:rPrDefault>
       <w:rPr>
-        <w:rFonts w:asciiTheme="minorHAnsi" w:cstheme="minorBidi" w:eastAsiaTheme="minorEastAsia" w:hAnsiTheme="minorHAnsi"/>
+        <w:rFonts w:asciiTheme="minorHAnsi" w:cstheme="minorBidi" w:hAnsiTheme="minorHAnsi" w:eastAsia="黑体"/>
         <w:sz w:val="22"/>
         <w:szCs w:val="22"/>
         <w:lang w:bidi="ar-SA" w:eastAsia="en-US" w:val="en-US"/>
@@ -3780,7 +4131,7 @@
       <w:outlineLvl w:val="0"/>
     </w:pPr>
     <w:rPr>
-      <w:rFonts w:ascii="Times New Roman" w:asciiTheme="majorHAnsi" w:cstheme="majorBidi" w:eastAsia="黑体" w:eastAsiaTheme="majorEastAsia" w:hAnsi="Times New Roman" w:hAnsiTheme="majorHAnsi"/>
+      <w:rFonts w:ascii="Times New Roman" w:asciiTheme="majorHAnsi" w:cstheme="majorBidi" w:eastAsia="黑体" w:hAnsi="Times New Roman" w:hAnsiTheme="majorHAnsi"/>
       <w:b/>
       <w:bCs/>
       <w:color w:val="1F3864"/>
@@ -3804,7 +4155,7 @@
       <w:outlineLvl w:val="1"/>
     </w:pPr>
     <w:rPr>
-      <w:rFonts w:ascii="Times New Roman" w:asciiTheme="majorHAnsi" w:cstheme="majorBidi" w:eastAsia="黑体" w:eastAsiaTheme="majorEastAsia" w:hAnsi="Times New Roman" w:hAnsiTheme="majorHAnsi"/>
+      <w:rFonts w:ascii="Times New Roman" w:asciiTheme="majorHAnsi" w:cstheme="majorBidi" w:eastAsia="黑体" w:hAnsi="Times New Roman" w:hAnsiTheme="majorHAnsi"/>
       <w:b/>
       <w:bCs/>
       <w:color w:val="2E4E7E"/>
@@ -3828,7 +4179,7 @@
       <w:outlineLvl w:val="2"/>
     </w:pPr>
     <w:rPr>
-      <w:rFonts w:ascii="Times New Roman" w:asciiTheme="majorHAnsi" w:cstheme="majorBidi" w:eastAsia="黑体" w:eastAsiaTheme="majorEastAsia" w:hAnsi="Times New Roman" w:hAnsiTheme="majorHAnsi"/>
+      <w:rFonts w:ascii="Times New Roman" w:asciiTheme="majorHAnsi" w:cstheme="majorBidi" w:eastAsia="黑体" w:hAnsi="Times New Roman" w:hAnsiTheme="majorHAnsi"/>
       <w:b/>
       <w:bCs/>
       <w:color w:val="2E4E7E"/>
@@ -3852,7 +4203,7 @@
       <w:outlineLvl w:val="3"/>
     </w:pPr>
     <w:rPr>
-      <w:rFonts w:ascii="Times New Roman" w:asciiTheme="majorHAnsi" w:cstheme="majorBidi" w:eastAsia="黑体" w:eastAsiaTheme="majorEastAsia" w:hAnsi="Times New Roman" w:hAnsiTheme="majorHAnsi"/>
+      <w:rFonts w:ascii="Times New Roman" w:asciiTheme="majorHAnsi" w:cstheme="majorBidi" w:eastAsia="黑体" w:hAnsi="Times New Roman" w:hAnsiTheme="majorHAnsi"/>
       <w:b/>
       <w:bCs/>
       <w:i/>
@@ -3878,7 +4229,7 @@
       <w:outlineLvl w:val="4"/>
     </w:pPr>
     <w:rPr>
-      <w:rFonts w:ascii="Times New Roman" w:asciiTheme="majorHAnsi" w:cstheme="majorBidi" w:eastAsia="黑体" w:eastAsiaTheme="majorEastAsia" w:hAnsi="Times New Roman" w:hAnsiTheme="majorHAnsi"/>
+      <w:rFonts w:ascii="Times New Roman" w:asciiTheme="majorHAnsi" w:cstheme="majorBidi" w:eastAsia="黑体" w:hAnsi="Times New Roman" w:hAnsiTheme="majorHAnsi"/>
       <w:b/>
       <w:color w:val="333333"/>
       <w:sz w:val="22"/>
@@ -3901,7 +4252,7 @@
       <w:outlineLvl w:val="5"/>
     </w:pPr>
     <w:rPr>
-      <w:rFonts w:asciiTheme="majorHAnsi" w:cstheme="majorBidi" w:eastAsiaTheme="majorEastAsia" w:hAnsiTheme="majorHAnsi"/>
+      <w:rFonts w:asciiTheme="majorHAnsi" w:cstheme="majorBidi" w:hAnsiTheme="majorHAnsi" w:eastAsia="黑体"/>
       <w:i/>
       <w:iCs/>
       <w:color w:themeColor="accent1" w:themeShade="7F" w:val="243F60"/>
@@ -3924,7 +4275,7 @@
       <w:outlineLvl w:val="6"/>
     </w:pPr>
     <w:rPr>
-      <w:rFonts w:asciiTheme="majorHAnsi" w:cstheme="majorBidi" w:eastAsiaTheme="majorEastAsia" w:hAnsiTheme="majorHAnsi"/>
+      <w:rFonts w:asciiTheme="majorHAnsi" w:cstheme="majorBidi" w:hAnsiTheme="majorHAnsi" w:eastAsia="黑体"/>
       <w:i/>
       <w:iCs/>
       <w:color w:themeColor="text1" w:themeTint="BF" w:val="404040"/>
@@ -3947,7 +4298,7 @@
       <w:outlineLvl w:val="7"/>
     </w:pPr>
     <w:rPr>
-      <w:rFonts w:asciiTheme="majorHAnsi" w:cstheme="majorBidi" w:eastAsiaTheme="majorEastAsia" w:hAnsiTheme="majorHAnsi"/>
+      <w:rFonts w:asciiTheme="majorHAnsi" w:cstheme="majorBidi" w:hAnsiTheme="majorHAnsi" w:eastAsia="黑体"/>
       <w:color w:themeColor="accent1" w:val="4F81BD"/>
       <w:sz w:val="20"/>
       <w:szCs w:val="20"/>
@@ -3970,7 +4321,7 @@
       <w:outlineLvl w:val="8"/>
     </w:pPr>
     <w:rPr>
-      <w:rFonts w:asciiTheme="majorHAnsi" w:cstheme="majorBidi" w:eastAsiaTheme="majorEastAsia" w:hAnsiTheme="majorHAnsi"/>
+      <w:rFonts w:asciiTheme="majorHAnsi" w:cstheme="majorBidi" w:hAnsiTheme="majorHAnsi" w:eastAsia="黑体"/>
       <w:i/>
       <w:iCs/>
       <w:color w:themeColor="text1" w:themeTint="BF" w:val="404040"/>
@@ -4021,7 +4372,7 @@
     <w:uiPriority w:val="9"/>
     <w:rsid w:val="00FC693F"/>
     <w:rPr>
-      <w:rFonts w:asciiTheme="majorHAnsi" w:cstheme="majorBidi" w:eastAsiaTheme="majorEastAsia" w:hAnsiTheme="majorHAnsi"/>
+      <w:rFonts w:asciiTheme="majorHAnsi" w:cstheme="majorBidi" w:hAnsiTheme="majorHAnsi" w:eastAsia="黑体"/>
       <w:b/>
       <w:bCs/>
       <w:color w:themeColor="accent1" w:themeShade="BF" w:val="365F91"/>
@@ -4036,7 +4387,7 @@
     <w:uiPriority w:val="9"/>
     <w:rsid w:val="00FC693F"/>
     <w:rPr>
-      <w:rFonts w:asciiTheme="majorHAnsi" w:cstheme="majorBidi" w:eastAsiaTheme="majorEastAsia" w:hAnsiTheme="majorHAnsi"/>
+      <w:rFonts w:asciiTheme="majorHAnsi" w:cstheme="majorBidi" w:hAnsiTheme="majorHAnsi" w:eastAsia="黑体"/>
       <w:b/>
       <w:bCs/>
       <w:color w:themeColor="accent1" w:val="4F81BD"/>
@@ -4051,7 +4402,7 @@
     <w:uiPriority w:val="9"/>
     <w:rsid w:val="00FC693F"/>
     <w:rPr>
-      <w:rFonts w:asciiTheme="majorHAnsi" w:cstheme="majorBidi" w:eastAsiaTheme="majorEastAsia" w:hAnsiTheme="majorHAnsi"/>
+      <w:rFonts w:asciiTheme="majorHAnsi" w:cstheme="majorBidi" w:hAnsiTheme="majorHAnsi" w:eastAsia="黑体"/>
       <w:b/>
       <w:bCs/>
       <w:color w:themeColor="accent1" w:val="4F81BD"/>
@@ -4074,7 +4425,7 @@
       <w:contextualSpacing/>
     </w:pPr>
     <w:rPr>
-      <w:rFonts w:ascii="Times New Roman" w:asciiTheme="majorHAnsi" w:cstheme="majorBidi" w:eastAsia="黑体" w:eastAsiaTheme="majorEastAsia" w:hAnsi="Times New Roman" w:hAnsiTheme="majorHAnsi"/>
+      <w:rFonts w:ascii="Times New Roman" w:asciiTheme="majorHAnsi" w:cstheme="majorBidi" w:eastAsia="黑体" w:hAnsi="Times New Roman" w:hAnsiTheme="majorHAnsi"/>
       <w:b/>
       <w:color w:val="1F3864"/>
       <w:spacing w:val="5"/>
@@ -4090,7 +4441,7 @@
     <w:uiPriority w:val="10"/>
     <w:rsid w:val="00FC693F"/>
     <w:rPr>
-      <w:rFonts w:asciiTheme="majorHAnsi" w:cstheme="majorBidi" w:eastAsiaTheme="majorEastAsia" w:hAnsiTheme="majorHAnsi"/>
+      <w:rFonts w:asciiTheme="majorHAnsi" w:cstheme="majorBidi" w:hAnsiTheme="majorHAnsi" w:eastAsia="黑体"/>
       <w:color w:themeColor="text2" w:themeShade="BF" w:val="17365D"/>
       <w:spacing w:val="5"/>
       <w:kern w:val="28"/>
@@ -4112,7 +4463,7 @@
       </w:numPr>
     </w:pPr>
     <w:rPr>
-      <w:rFonts w:asciiTheme="majorHAnsi" w:cstheme="majorBidi" w:eastAsiaTheme="majorEastAsia" w:hAnsiTheme="majorHAnsi"/>
+      <w:rFonts w:asciiTheme="majorHAnsi" w:cstheme="majorBidi" w:hAnsiTheme="majorHAnsi" w:eastAsia="黑体"/>
       <w:i/>
       <w:iCs/>
       <w:color w:themeColor="accent1" w:val="4F81BD"/>
@@ -4128,7 +4479,7 @@
     <w:uiPriority w:val="11"/>
     <w:rsid w:val="00FC693F"/>
     <w:rPr>
-      <w:rFonts w:asciiTheme="majorHAnsi" w:cstheme="majorBidi" w:eastAsiaTheme="majorEastAsia" w:hAnsiTheme="majorHAnsi"/>
+      <w:rFonts w:asciiTheme="majorHAnsi" w:cstheme="majorBidi" w:hAnsiTheme="majorHAnsi" w:eastAsia="黑体"/>
       <w:i/>
       <w:iCs/>
       <w:color w:themeColor="accent1" w:val="4F81BD"/>
@@ -4195,6 +4546,7 @@
       <w:spacing w:after="120"/>
     </w:pPr>
     <w:rPr>
+      <w:rFonts w:eastAsia="黑体"/>
       <w:sz w:val="16"/>
       <w:szCs w:val="16"/>
     </w:rPr>
@@ -4206,6 +4558,7 @@
     <w:uiPriority w:val="99"/>
     <w:rsid w:val="00AA1D8D"/>
     <w:rPr>
+      <w:rFonts w:eastAsia="黑体"/>
       <w:sz w:val="16"/>
       <w:szCs w:val="16"/>
     </w:rPr>
@@ -4375,7 +4728,7 @@
       </w:tabs>
     </w:pPr>
     <w:rPr>
-      <w:rFonts w:ascii="Courier" w:hAnsi="Courier"/>
+      <w:rFonts w:ascii="Courier" w:hAnsi="Courier" w:eastAsia="黑体"/>
       <w:sz w:val="20"/>
       <w:szCs w:val="20"/>
     </w:rPr>
@@ -4387,7 +4740,7 @@
     <w:uiPriority w:val="99"/>
     <w:rsid w:val="0029639D"/>
     <w:rPr>
-      <w:rFonts w:ascii="Courier" w:hAnsi="Courier"/>
+      <w:rFonts w:ascii="Courier" w:hAnsi="Courier" w:eastAsia="黑体"/>
       <w:sz w:val="20"/>
       <w:szCs w:val="20"/>
     </w:rPr>
@@ -4423,6 +4776,7 @@
     <w:uiPriority w:val="29"/>
     <w:rsid w:val="00FC693F"/>
     <w:rPr>
+      <w:rFonts w:eastAsia="黑体"/>
       <w:i/>
       <w:iCs/>
       <w:color w:themeColor="text1" w:val="000000"/>
@@ -4436,7 +4790,7 @@
     <w:semiHidden/>
     <w:rsid w:val="00FC693F"/>
     <w:rPr>
-      <w:rFonts w:asciiTheme="majorHAnsi" w:cstheme="majorBidi" w:eastAsiaTheme="majorEastAsia" w:hAnsiTheme="majorHAnsi"/>
+      <w:rFonts w:asciiTheme="majorHAnsi" w:cstheme="majorBidi" w:hAnsiTheme="majorHAnsi" w:eastAsia="黑体"/>
       <w:b/>
       <w:bCs/>
       <w:i/>
@@ -4452,7 +4806,7 @@
     <w:semiHidden/>
     <w:rsid w:val="00FC693F"/>
     <w:rPr>
-      <w:rFonts w:asciiTheme="majorHAnsi" w:cstheme="majorBidi" w:eastAsiaTheme="majorEastAsia" w:hAnsiTheme="majorHAnsi"/>
+      <w:rFonts w:asciiTheme="majorHAnsi" w:cstheme="majorBidi" w:hAnsiTheme="majorHAnsi" w:eastAsia="黑体"/>
       <w:color w:themeColor="accent1" w:themeShade="7F" w:val="243F60"/>
     </w:rPr>
   </w:style>
@@ -4464,7 +4818,7 @@
     <w:semiHidden/>
     <w:rsid w:val="00FC693F"/>
     <w:rPr>
-      <w:rFonts w:asciiTheme="majorHAnsi" w:cstheme="majorBidi" w:eastAsiaTheme="majorEastAsia" w:hAnsiTheme="majorHAnsi"/>
+      <w:rFonts w:asciiTheme="majorHAnsi" w:cstheme="majorBidi" w:hAnsiTheme="majorHAnsi" w:eastAsia="黑体"/>
       <w:i/>
       <w:iCs/>
       <w:color w:themeColor="accent1" w:themeShade="7F" w:val="243F60"/>
@@ -4478,7 +4832,7 @@
     <w:semiHidden/>
     <w:rsid w:val="00FC693F"/>
     <w:rPr>
-      <w:rFonts w:asciiTheme="majorHAnsi" w:cstheme="majorBidi" w:eastAsiaTheme="majorEastAsia" w:hAnsiTheme="majorHAnsi"/>
+      <w:rFonts w:asciiTheme="majorHAnsi" w:cstheme="majorBidi" w:hAnsiTheme="majorHAnsi" w:eastAsia="黑体"/>
       <w:i/>
       <w:iCs/>
       <w:color w:themeColor="text1" w:themeTint="BF" w:val="404040"/>
@@ -4492,7 +4846,7 @@
     <w:semiHidden/>
     <w:rsid w:val="00FC693F"/>
     <w:rPr>
-      <w:rFonts w:asciiTheme="majorHAnsi" w:cstheme="majorBidi" w:eastAsiaTheme="majorEastAsia" w:hAnsiTheme="majorHAnsi"/>
+      <w:rFonts w:asciiTheme="majorHAnsi" w:cstheme="majorBidi" w:hAnsiTheme="majorHAnsi" w:eastAsia="黑体"/>
       <w:color w:themeColor="accent1" w:val="4F81BD"/>
       <w:sz w:val="20"/>
       <w:szCs w:val="20"/>
@@ -4506,7 +4860,7 @@
     <w:semiHidden/>
     <w:rsid w:val="00FC693F"/>
     <w:rPr>
-      <w:rFonts w:asciiTheme="majorHAnsi" w:cstheme="majorBidi" w:eastAsiaTheme="majorEastAsia" w:hAnsiTheme="majorHAnsi"/>
+      <w:rFonts w:asciiTheme="majorHAnsi" w:cstheme="majorBidi" w:hAnsiTheme="majorHAnsi" w:eastAsia="黑体"/>
       <w:i/>
       <w:iCs/>
       <w:color w:themeColor="text1" w:themeTint="BF" w:val="404040"/>
@@ -4527,6 +4881,7 @@
       <w:spacing w:line="240" w:lineRule="auto"/>
     </w:pPr>
     <w:rPr>
+      <w:rFonts w:eastAsia="黑体"/>
       <w:b/>
       <w:bCs/>
       <w:color w:themeColor="accent1" w:val="4F81BD"/>
@@ -4541,6 +4896,7 @@
     <w:qFormat/>
     <w:rsid w:val="00FC693F"/>
     <w:rPr>
+      <w:rFonts w:eastAsia="黑体"/>
       <w:b/>
       <w:bCs/>
     </w:rPr>
@@ -4552,6 +4908,7 @@
     <w:qFormat/>
     <w:rsid w:val="00FC693F"/>
     <w:rPr>
+      <w:rFonts w:eastAsia="黑体"/>
       <w:i/>
       <w:iCs/>
     </w:rPr>
@@ -4572,6 +4929,7 @@
       <w:ind w:left="936" w:right="936"/>
     </w:pPr>
     <w:rPr>
+      <w:rFonts w:eastAsia="黑体"/>
       <w:b/>
       <w:bCs/>
       <w:i/>
@@ -4586,6 +4944,7 @@
     <w:uiPriority w:val="30"/>
     <w:rsid w:val="00FC693F"/>
     <w:rPr>
+      <w:rFonts w:eastAsia="黑体"/>
       <w:b/>
       <w:bCs/>
       <w:i/>
@@ -4600,6 +4959,7 @@
     <w:qFormat/>
     <w:rsid w:val="00FC693F"/>
     <w:rPr>
+      <w:rFonts w:eastAsia="黑体"/>
       <w:i/>
       <w:iCs/>
       <w:color w:themeColor="text1" w:themeTint="7F" w:val="808080"/>
@@ -4612,6 +4972,7 @@
     <w:qFormat/>
     <w:rsid w:val="00FC693F"/>
     <w:rPr>
+      <w:rFonts w:eastAsia="黑体"/>
       <w:b/>
       <w:bCs/>
       <w:i/>
@@ -4626,6 +4987,7 @@
     <w:qFormat/>
     <w:rsid w:val="00FC693F"/>
     <w:rPr>
+      <w:rFonts w:eastAsia="黑体"/>
       <w:smallCaps/>
       <w:color w:themeColor="accent2" w:val="C0504D"/>
       <w:u w:val="single"/>
@@ -4638,6 +5000,7 @@
     <w:qFormat/>
     <w:rsid w:val="00FC693F"/>
     <w:rPr>
+      <w:rFonts w:eastAsia="黑体"/>
       <w:b/>
       <w:bCs/>
       <w:smallCaps/>
@@ -4653,6 +5016,7 @@
     <w:qFormat/>
     <w:rsid w:val="00FC693F"/>
     <w:rPr>
+      <w:rFonts w:eastAsia="黑体"/>
       <w:b/>
       <w:bCs/>
       <w:smallCaps/>
@@ -4707,6 +5071,7 @@
       <w:spacing w:after="0" w:line="240" w:lineRule="auto"/>
     </w:pPr>
     <w:rPr>
+      <w:rFonts w:eastAsia="黑体"/>
       <w:color w:themeColor="text1" w:themeShade="BF" w:val="000000"/>
     </w:rPr>
     <w:tblPr>
@@ -4729,6 +5094,7 @@
         <w:spacing w:after="0" w:before="0" w:line="240" w:lineRule="auto"/>
       </w:pPr>
       <w:rPr>
+        <w:rFonts w:eastAsia="黑体"/>
         <w:b/>
         <w:bCs/>
       </w:rPr>
@@ -4749,6 +5115,7 @@
         <w:spacing w:after="0" w:before="0" w:line="240" w:lineRule="auto"/>
       </w:pPr>
       <w:rPr>
+        <w:rFonts w:eastAsia="黑体"/>
         <w:b/>
         <w:bCs/>
       </w:rPr>
@@ -4766,12 +5133,14 @@
     </w:tblStylePr>
     <w:tblStylePr w:type="firstCol">
       <w:rPr>
+        <w:rFonts w:eastAsia="黑体"/>
         <w:b/>
         <w:bCs/>
       </w:rPr>
     </w:tblStylePr>
     <w:tblStylePr w:type="lastCol">
       <w:rPr>
+        <w:rFonts w:eastAsia="黑体"/>
         <w:b/>
         <w:bCs/>
       </w:rPr>
@@ -4810,6 +5179,7 @@
       <w:spacing w:after="0" w:line="240" w:lineRule="auto"/>
     </w:pPr>
     <w:rPr>
+      <w:rFonts w:eastAsia="黑体"/>
       <w:color w:themeColor="accent1" w:themeShade="BF" w:val="365F91"/>
     </w:rPr>
     <w:tblPr>
@@ -4832,6 +5202,7 @@
         <w:spacing w:after="0" w:before="0" w:line="240" w:lineRule="auto"/>
       </w:pPr>
       <w:rPr>
+        <w:rFonts w:eastAsia="黑体"/>
         <w:b/>
         <w:bCs/>
       </w:rPr>
@@ -4852,6 +5223,7 @@
         <w:spacing w:after="0" w:before="0" w:line="240" w:lineRule="auto"/>
       </w:pPr>
       <w:rPr>
+        <w:rFonts w:eastAsia="黑体"/>
         <w:b/>
         <w:bCs/>
       </w:rPr>
@@ -4869,12 +5241,14 @@
     </w:tblStylePr>
     <w:tblStylePr w:type="firstCol">
       <w:rPr>
+        <w:rFonts w:eastAsia="黑体"/>
         <w:b/>
         <w:bCs/>
       </w:rPr>
     </w:tblStylePr>
     <w:tblStylePr w:type="lastCol">
       <w:rPr>
+        <w:rFonts w:eastAsia="黑体"/>
         <w:b/>
         <w:bCs/>
       </w:rPr>
@@ -4913,6 +5287,7 @@
       <w:spacing w:after="0" w:line="240" w:lineRule="auto"/>
     </w:pPr>
     <w:rPr>
+      <w:rFonts w:eastAsia="黑体"/>
       <w:color w:themeColor="accent2" w:themeShade="BF" w:val="943634"/>
     </w:rPr>
     <w:tblPr>
@@ -4935,6 +5310,7 @@
         <w:spacing w:after="0" w:before="0" w:line="240" w:lineRule="auto"/>
       </w:pPr>
       <w:rPr>
+        <w:rFonts w:eastAsia="黑体"/>
         <w:b/>
         <w:bCs/>
       </w:rPr>
@@ -4955,6 +5331,7 @@
         <w:spacing w:after="0" w:before="0" w:line="240" w:lineRule="auto"/>
       </w:pPr>
       <w:rPr>
+        <w:rFonts w:eastAsia="黑体"/>
         <w:b/>
         <w:bCs/>
       </w:rPr>
@@ -4972,12 +5349,14 @@
     </w:tblStylePr>
     <w:tblStylePr w:type="firstCol">
       <w:rPr>
+        <w:rFonts w:eastAsia="黑体"/>
         <w:b/>
         <w:bCs/>
       </w:rPr>
     </w:tblStylePr>
     <w:tblStylePr w:type="lastCol">
       <w:rPr>
+        <w:rFonts w:eastAsia="黑体"/>
         <w:b/>
         <w:bCs/>
       </w:rPr>
@@ -5016,6 +5395,7 @@
       <w:spacing w:after="0" w:line="240" w:lineRule="auto"/>
     </w:pPr>
     <w:rPr>
+      <w:rFonts w:eastAsia="黑体"/>
       <w:color w:themeColor="accent3" w:themeShade="BF" w:val="76923C"/>
     </w:rPr>
     <w:tblPr>
@@ -5038,6 +5418,7 @@
         <w:spacing w:after="0" w:before="0" w:line="240" w:lineRule="auto"/>
       </w:pPr>
       <w:rPr>
+        <w:rFonts w:eastAsia="黑体"/>
         <w:b/>
         <w:bCs/>
       </w:rPr>
@@ -5058,6 +5439,7 @@
         <w:spacing w:after="0" w:before="0" w:line="240" w:lineRule="auto"/>
       </w:pPr>
       <w:rPr>
+        <w:rFonts w:eastAsia="黑体"/>
         <w:b/>
         <w:bCs/>
       </w:rPr>
@@ -5075,12 +5457,14 @@
     </w:tblStylePr>
     <w:tblStylePr w:type="firstCol">
       <w:rPr>
+        <w:rFonts w:eastAsia="黑体"/>
         <w:b/>
         <w:bCs/>
       </w:rPr>
     </w:tblStylePr>
     <w:tblStylePr w:type="lastCol">
       <w:rPr>
+        <w:rFonts w:eastAsia="黑体"/>
         <w:b/>
         <w:bCs/>
       </w:rPr>
@@ -5119,6 +5503,7 @@
       <w:spacing w:after="0" w:line="240" w:lineRule="auto"/>
     </w:pPr>
     <w:rPr>
+      <w:rFonts w:eastAsia="黑体"/>
       <w:color w:themeColor="accent4" w:themeShade="BF" w:val="5F497A"/>
     </w:rPr>
     <w:tblPr>
@@ -5141,6 +5526,7 @@
         <w:spacing w:after="0" w:before="0" w:line="240" w:lineRule="auto"/>
       </w:pPr>
       <w:rPr>
+        <w:rFonts w:eastAsia="黑体"/>
         <w:b/>
         <w:bCs/>
       </w:rPr>
@@ -5161,6 +5547,7 @@
         <w:spacing w:after="0" w:before="0" w:line="240" w:lineRule="auto"/>
       </w:pPr>
       <w:rPr>
+        <w:rFonts w:eastAsia="黑体"/>
         <w:b/>
         <w:bCs/>
       </w:rPr>
@@ -5178,12 +5565,14 @@
     </w:tblStylePr>
     <w:tblStylePr w:type="firstCol">
       <w:rPr>
+        <w:rFonts w:eastAsia="黑体"/>
         <w:b/>
         <w:bCs/>
       </w:rPr>
     </w:tblStylePr>
     <w:tblStylePr w:type="lastCol">
       <w:rPr>
+        <w:rFonts w:eastAsia="黑体"/>
         <w:b/>
         <w:bCs/>
       </w:rPr>
@@ -5222,6 +5611,7 @@
       <w:spacing w:after="0" w:line="240" w:lineRule="auto"/>
     </w:pPr>
     <w:rPr>
+      <w:rFonts w:eastAsia="黑体"/>
       <w:color w:themeColor="accent5" w:themeShade="BF" w:val="31849B"/>
     </w:rPr>
     <w:tblPr>
@@ -5244,6 +5634,7 @@
         <w:spacing w:after="0" w:before="0" w:line="240" w:lineRule="auto"/>
       </w:pPr>
       <w:rPr>
+        <w:rFonts w:eastAsia="黑体"/>
         <w:b/>
         <w:bCs/>
       </w:rPr>
@@ -5264,6 +5655,7 @@
         <w:spacing w:after="0" w:before="0" w:line="240" w:lineRule="auto"/>
       </w:pPr>
       <w:rPr>
+        <w:rFonts w:eastAsia="黑体"/>
         <w:b/>
         <w:bCs/>
       </w:rPr>
@@ -5281,12 +5673,14 @@
     </w:tblStylePr>
     <w:tblStylePr w:type="firstCol">
       <w:rPr>
+        <w:rFonts w:eastAsia="黑体"/>
         <w:b/>
         <w:bCs/>
       </w:rPr>
     </w:tblStylePr>
     <w:tblStylePr w:type="lastCol">
       <w:rPr>
+        <w:rFonts w:eastAsia="黑体"/>
         <w:b/>
         <w:bCs/>
       </w:rPr>
@@ -5325,6 +5719,7 @@
       <w:spacing w:after="0" w:line="240" w:lineRule="auto"/>
     </w:pPr>
     <w:rPr>
+      <w:rFonts w:eastAsia="黑体"/>
       <w:color w:themeColor="accent6" w:themeShade="BF" w:val="E36C0A"/>
     </w:rPr>
     <w:tblPr>
@@ -5347,6 +5742,7 @@
         <w:spacing w:after="0" w:before="0" w:line="240" w:lineRule="auto"/>
       </w:pPr>
       <w:rPr>
+        <w:rFonts w:eastAsia="黑体"/>
         <w:b/>
         <w:bCs/>
       </w:rPr>
@@ -5367,6 +5763,7 @@
         <w:spacing w:after="0" w:before="0" w:line="240" w:lineRule="auto"/>
       </w:pPr>
       <w:rPr>
+        <w:rFonts w:eastAsia="黑体"/>
         <w:b/>
         <w:bCs/>
       </w:rPr>
@@ -5384,12 +5781,14 @@
     </w:tblStylePr>
     <w:tblStylePr w:type="firstCol">
       <w:rPr>
+        <w:rFonts w:eastAsia="黑体"/>
         <w:b/>
         <w:bCs/>
       </w:rPr>
     </w:tblStylePr>
     <w:tblStylePr w:type="lastCol">
       <w:rPr>
+        <w:rFonts w:eastAsia="黑体"/>
         <w:b/>
         <w:bCs/>
       </w:rPr>
@@ -5449,6 +5848,7 @@
         <w:spacing w:after="0" w:before="0" w:line="240" w:lineRule="auto"/>
       </w:pPr>
       <w:rPr>
+        <w:rFonts w:eastAsia="黑体"/>
         <w:b/>
         <w:bCs/>
         <w:color w:themeColor="background1" w:val="FFFFFF"/>
@@ -5463,6 +5863,7 @@
         <w:spacing w:after="0" w:before="0" w:line="240" w:lineRule="auto"/>
       </w:pPr>
       <w:rPr>
+        <w:rFonts w:eastAsia="黑体"/>
         <w:b/>
         <w:bCs/>
       </w:rPr>
@@ -5478,12 +5879,14 @@
     </w:tblStylePr>
     <w:tblStylePr w:type="firstCol">
       <w:rPr>
+        <w:rFonts w:eastAsia="黑体"/>
         <w:b/>
         <w:bCs/>
       </w:rPr>
     </w:tblStylePr>
     <w:tblStylePr w:type="lastCol">
       <w:rPr>
+        <w:rFonts w:eastAsia="黑体"/>
         <w:b/>
         <w:bCs/>
       </w:rPr>
@@ -5541,6 +5944,7 @@
         <w:spacing w:after="0" w:before="0" w:line="240" w:lineRule="auto"/>
       </w:pPr>
       <w:rPr>
+        <w:rFonts w:eastAsia="黑体"/>
         <w:b/>
         <w:bCs/>
         <w:color w:themeColor="background1" w:val="FFFFFF"/>
@@ -5555,6 +5959,7 @@
         <w:spacing w:after="0" w:before="0" w:line="240" w:lineRule="auto"/>
       </w:pPr>
       <w:rPr>
+        <w:rFonts w:eastAsia="黑体"/>
         <w:b/>
         <w:bCs/>
       </w:rPr>
@@ -5570,12 +5975,14 @@
     </w:tblStylePr>
     <w:tblStylePr w:type="firstCol">
       <w:rPr>
+        <w:rFonts w:eastAsia="黑体"/>
         <w:b/>
         <w:bCs/>
       </w:rPr>
     </w:tblStylePr>
     <w:tblStylePr w:type="lastCol">
       <w:rPr>
+        <w:rFonts w:eastAsia="黑体"/>
         <w:b/>
         <w:bCs/>
       </w:rPr>
@@ -5633,6 +6040,7 @@
         <w:spacing w:after="0" w:before="0" w:line="240" w:lineRule="auto"/>
       </w:pPr>
       <w:rPr>
+        <w:rFonts w:eastAsia="黑体"/>
         <w:b/>
         <w:bCs/>
         <w:color w:themeColor="background1" w:val="FFFFFF"/>
@@ -5647,6 +6055,7 @@
         <w:spacing w:after="0" w:before="0" w:line="240" w:lineRule="auto"/>
       </w:pPr>
       <w:rPr>
+        <w:rFonts w:eastAsia="黑体"/>
         <w:b/>
         <w:bCs/>
       </w:rPr>
@@ -5662,12 +6071,14 @@
     </w:tblStylePr>
     <w:tblStylePr w:type="firstCol">
       <w:rPr>
+        <w:rFonts w:eastAsia="黑体"/>
         <w:b/>
         <w:bCs/>
       </w:rPr>
     </w:tblStylePr>
     <w:tblStylePr w:type="lastCol">
       <w:rPr>
+        <w:rFonts w:eastAsia="黑体"/>
         <w:b/>
         <w:bCs/>
       </w:rPr>
@@ -5725,6 +6136,7 @@
         <w:spacing w:after="0" w:before="0" w:line="240" w:lineRule="auto"/>
       </w:pPr>
       <w:rPr>
+        <w:rFonts w:eastAsia="黑体"/>
         <w:b/>
         <w:bCs/>
         <w:color w:themeColor="background1" w:val="FFFFFF"/>
@@ -5739,6 +6151,7 @@
         <w:spacing w:after="0" w:before="0" w:line="240" w:lineRule="auto"/>
       </w:pPr>
       <w:rPr>
+        <w:rFonts w:eastAsia="黑体"/>
         <w:b/>
         <w:bCs/>
       </w:rPr>
@@ -5754,12 +6167,14 @@
     </w:tblStylePr>
     <w:tblStylePr w:type="firstCol">
       <w:rPr>
+        <w:rFonts w:eastAsia="黑体"/>
         <w:b/>
         <w:bCs/>
       </w:rPr>
     </w:tblStylePr>
     <w:tblStylePr w:type="lastCol">
       <w:rPr>
+        <w:rFonts w:eastAsia="黑体"/>
         <w:b/>
         <w:bCs/>
       </w:rPr>
@@ -5817,6 +6232,7 @@
         <w:spacing w:after="0" w:before="0" w:line="240" w:lineRule="auto"/>
       </w:pPr>
       <w:rPr>
+        <w:rFonts w:eastAsia="黑体"/>
         <w:b/>
         <w:bCs/>
         <w:color w:themeColor="background1" w:val="FFFFFF"/>
@@ -5831,6 +6247,7 @@
         <w:spacing w:after="0" w:before="0" w:line="240" w:lineRule="auto"/>
       </w:pPr>
       <w:rPr>
+        <w:rFonts w:eastAsia="黑体"/>
         <w:b/>
         <w:bCs/>
       </w:rPr>
@@ -5846,12 +6263,14 @@
     </w:tblStylePr>
     <w:tblStylePr w:type="firstCol">
       <w:rPr>
+        <w:rFonts w:eastAsia="黑体"/>
         <w:b/>
         <w:bCs/>
       </w:rPr>
     </w:tblStylePr>
     <w:tblStylePr w:type="lastCol">
       <w:rPr>
+        <w:rFonts w:eastAsia="黑体"/>
         <w:b/>
         <w:bCs/>
       </w:rPr>
@@ -5909,6 +6328,7 @@
         <w:spacing w:after="0" w:before="0" w:line="240" w:lineRule="auto"/>
       </w:pPr>
       <w:rPr>
+        <w:rFonts w:eastAsia="黑体"/>
         <w:b/>
         <w:bCs/>
         <w:color w:themeColor="background1" w:val="FFFFFF"/>
@@ -5923,6 +6343,7 @@
         <w:spacing w:after="0" w:before="0" w:line="240" w:lineRule="auto"/>
       </w:pPr>
       <w:rPr>
+        <w:rFonts w:eastAsia="黑体"/>
         <w:b/>
         <w:bCs/>
       </w:rPr>
@@ -5938,12 +6359,14 @@
     </w:tblStylePr>
     <w:tblStylePr w:type="firstCol">
       <w:rPr>
+        <w:rFonts w:eastAsia="黑体"/>
         <w:b/>
         <w:bCs/>
       </w:rPr>
     </w:tblStylePr>
     <w:tblStylePr w:type="lastCol">
       <w:rPr>
+        <w:rFonts w:eastAsia="黑体"/>
         <w:b/>
         <w:bCs/>
       </w:rPr>
@@ -6001,6 +6424,7 @@
         <w:spacing w:after="0" w:before="0" w:line="240" w:lineRule="auto"/>
       </w:pPr>
       <w:rPr>
+        <w:rFonts w:eastAsia="黑体"/>
         <w:b/>
         <w:bCs/>
         <w:color w:themeColor="background1" w:val="FFFFFF"/>
@@ -6015,6 +6439,7 @@
         <w:spacing w:after="0" w:before="0" w:line="240" w:lineRule="auto"/>
       </w:pPr>
       <w:rPr>
+        <w:rFonts w:eastAsia="黑体"/>
         <w:b/>
         <w:bCs/>
       </w:rPr>
@@ -6030,12 +6455,14 @@
     </w:tblStylePr>
     <w:tblStylePr w:type="firstCol">
       <w:rPr>
+        <w:rFonts w:eastAsia="黑体"/>
         <w:b/>
         <w:bCs/>
       </w:rPr>
     </w:tblStylePr>
     <w:tblStylePr w:type="lastCol">
       <w:rPr>
+        <w:rFonts w:eastAsia="黑体"/>
         <w:b/>
         <w:bCs/>
       </w:rPr>
@@ -6095,7 +6522,7 @@
         <w:spacing w:after="0" w:before="0" w:line="240" w:lineRule="auto"/>
       </w:pPr>
       <w:rPr>
-        <w:rFonts w:asciiTheme="majorHAnsi" w:cstheme="majorBidi" w:eastAsiaTheme="majorEastAsia" w:hAnsiTheme="majorHAnsi"/>
+        <w:rFonts w:asciiTheme="majorHAnsi" w:cstheme="majorBidi" w:hAnsiTheme="majorHAnsi" w:eastAsia="黑体"/>
         <w:b/>
         <w:bCs/>
       </w:rPr>
@@ -6116,7 +6543,7 @@
         <w:spacing w:after="0" w:before="0" w:line="240" w:lineRule="auto"/>
       </w:pPr>
       <w:rPr>
-        <w:rFonts w:asciiTheme="majorHAnsi" w:cstheme="majorBidi" w:eastAsiaTheme="majorEastAsia" w:hAnsiTheme="majorHAnsi"/>
+        <w:rFonts w:asciiTheme="majorHAnsi" w:cstheme="majorBidi" w:hAnsiTheme="majorHAnsi" w:eastAsia="黑体"/>
         <w:b/>
         <w:bCs/>
       </w:rPr>
@@ -6134,14 +6561,14 @@
     </w:tblStylePr>
     <w:tblStylePr w:type="firstCol">
       <w:rPr>
-        <w:rFonts w:asciiTheme="majorHAnsi" w:cstheme="majorBidi" w:eastAsiaTheme="majorEastAsia" w:hAnsiTheme="majorHAnsi"/>
+        <w:rFonts w:asciiTheme="majorHAnsi" w:cstheme="majorBidi" w:hAnsiTheme="majorHAnsi" w:eastAsia="黑体"/>
         <w:b/>
         <w:bCs/>
       </w:rPr>
     </w:tblStylePr>
     <w:tblStylePr w:type="lastCol">
       <w:rPr>
-        <w:rFonts w:asciiTheme="majorHAnsi" w:cstheme="majorBidi" w:eastAsiaTheme="majorEastAsia" w:hAnsiTheme="majorHAnsi"/>
+        <w:rFonts w:asciiTheme="majorHAnsi" w:cstheme="majorBidi" w:hAnsiTheme="majorHAnsi" w:eastAsia="黑体"/>
         <w:b/>
         <w:bCs/>
       </w:rPr>
@@ -6225,7 +6652,7 @@
         <w:spacing w:after="0" w:before="0" w:line="240" w:lineRule="auto"/>
       </w:pPr>
       <w:rPr>
-        <w:rFonts w:asciiTheme="majorHAnsi" w:cstheme="majorBidi" w:eastAsiaTheme="majorEastAsia" w:hAnsiTheme="majorHAnsi"/>
+        <w:rFonts w:asciiTheme="majorHAnsi" w:cstheme="majorBidi" w:hAnsiTheme="majorHAnsi" w:eastAsia="黑体"/>
         <w:b/>
         <w:bCs/>
       </w:rPr>
@@ -6246,7 +6673,7 @@
         <w:spacing w:after="0" w:before="0" w:line="240" w:lineRule="auto"/>
       </w:pPr>
       <w:rPr>
-        <w:rFonts w:asciiTheme="majorHAnsi" w:cstheme="majorBidi" w:eastAsiaTheme="majorEastAsia" w:hAnsiTheme="majorHAnsi"/>
+        <w:rFonts w:asciiTheme="majorHAnsi" w:cstheme="majorBidi" w:hAnsiTheme="majorHAnsi" w:eastAsia="黑体"/>
         <w:b/>
         <w:bCs/>
       </w:rPr>
@@ -6264,14 +6691,14 @@
     </w:tblStylePr>
     <w:tblStylePr w:type="firstCol">
       <w:rPr>
-        <w:rFonts w:asciiTheme="majorHAnsi" w:cstheme="majorBidi" w:eastAsiaTheme="majorEastAsia" w:hAnsiTheme="majorHAnsi"/>
+        <w:rFonts w:asciiTheme="majorHAnsi" w:cstheme="majorBidi" w:hAnsiTheme="majorHAnsi" w:eastAsia="黑体"/>
         <w:b/>
         <w:bCs/>
       </w:rPr>
     </w:tblStylePr>
     <w:tblStylePr w:type="lastCol">
       <w:rPr>
-        <w:rFonts w:asciiTheme="majorHAnsi" w:cstheme="majorBidi" w:eastAsiaTheme="majorEastAsia" w:hAnsiTheme="majorHAnsi"/>
+        <w:rFonts w:asciiTheme="majorHAnsi" w:cstheme="majorBidi" w:hAnsiTheme="majorHAnsi" w:eastAsia="黑体"/>
         <w:b/>
         <w:bCs/>
       </w:rPr>
@@ -6355,7 +6782,7 @@
         <w:spacing w:after="0" w:before="0" w:line="240" w:lineRule="auto"/>
       </w:pPr>
       <w:rPr>
-        <w:rFonts w:asciiTheme="majorHAnsi" w:cstheme="majorBidi" w:eastAsiaTheme="majorEastAsia" w:hAnsiTheme="majorHAnsi"/>
+        <w:rFonts w:asciiTheme="majorHAnsi" w:cstheme="majorBidi" w:hAnsiTheme="majorHAnsi" w:eastAsia="黑体"/>
         <w:b/>
         <w:bCs/>
       </w:rPr>
@@ -6376,7 +6803,7 @@
         <w:spacing w:after="0" w:before="0" w:line="240" w:lineRule="auto"/>
       </w:pPr>
       <w:rPr>
-        <w:rFonts w:asciiTheme="majorHAnsi" w:cstheme="majorBidi" w:eastAsiaTheme="majorEastAsia" w:hAnsiTheme="majorHAnsi"/>
+        <w:rFonts w:asciiTheme="majorHAnsi" w:cstheme="majorBidi" w:hAnsiTheme="majorHAnsi" w:eastAsia="黑体"/>
         <w:b/>
         <w:bCs/>
       </w:rPr>
@@ -6394,14 +6821,14 @@
     </w:tblStylePr>
     <w:tblStylePr w:type="firstCol">
       <w:rPr>
-        <w:rFonts w:asciiTheme="majorHAnsi" w:cstheme="majorBidi" w:eastAsiaTheme="majorEastAsia" w:hAnsiTheme="majorHAnsi"/>
+        <w:rFonts w:asciiTheme="majorHAnsi" w:cstheme="majorBidi" w:hAnsiTheme="majorHAnsi" w:eastAsia="黑体"/>
         <w:b/>
         <w:bCs/>
       </w:rPr>
     </w:tblStylePr>
     <w:tblStylePr w:type="lastCol">
       <w:rPr>
-        <w:rFonts w:asciiTheme="majorHAnsi" w:cstheme="majorBidi" w:eastAsiaTheme="majorEastAsia" w:hAnsiTheme="majorHAnsi"/>
+        <w:rFonts w:asciiTheme="majorHAnsi" w:cstheme="majorBidi" w:hAnsiTheme="majorHAnsi" w:eastAsia="黑体"/>
         <w:b/>
         <w:bCs/>
       </w:rPr>
@@ -6485,7 +6912,7 @@
         <w:spacing w:after="0" w:before="0" w:line="240" w:lineRule="auto"/>
       </w:pPr>
       <w:rPr>
-        <w:rFonts w:asciiTheme="majorHAnsi" w:cstheme="majorBidi" w:eastAsiaTheme="majorEastAsia" w:hAnsiTheme="majorHAnsi"/>
+        <w:rFonts w:asciiTheme="majorHAnsi" w:cstheme="majorBidi" w:hAnsiTheme="majorHAnsi" w:eastAsia="黑体"/>
         <w:b/>
         <w:bCs/>
       </w:rPr>
@@ -6506,7 +6933,7 @@
         <w:spacing w:after="0" w:before="0" w:line="240" w:lineRule="auto"/>
       </w:pPr>
       <w:rPr>
-        <w:rFonts w:asciiTheme="majorHAnsi" w:cstheme="majorBidi" w:eastAsiaTheme="majorEastAsia" w:hAnsiTheme="majorHAnsi"/>
+        <w:rFonts w:asciiTheme="majorHAnsi" w:cstheme="majorBidi" w:hAnsiTheme="majorHAnsi" w:eastAsia="黑体"/>
         <w:b/>
         <w:bCs/>
       </w:rPr>
@@ -6524,14 +6951,14 @@
     </w:tblStylePr>
     <w:tblStylePr w:type="firstCol">
       <w:rPr>
-        <w:rFonts w:asciiTheme="majorHAnsi" w:cstheme="majorBidi" w:eastAsiaTheme="majorEastAsia" w:hAnsiTheme="majorHAnsi"/>
+        <w:rFonts w:asciiTheme="majorHAnsi" w:cstheme="majorBidi" w:hAnsiTheme="majorHAnsi" w:eastAsia="黑体"/>
         <w:b/>
         <w:bCs/>
       </w:rPr>
     </w:tblStylePr>
     <w:tblStylePr w:type="lastCol">
       <w:rPr>
-        <w:rFonts w:asciiTheme="majorHAnsi" w:cstheme="majorBidi" w:eastAsiaTheme="majorEastAsia" w:hAnsiTheme="majorHAnsi"/>
+        <w:rFonts w:asciiTheme="majorHAnsi" w:cstheme="majorBidi" w:hAnsiTheme="majorHAnsi" w:eastAsia="黑体"/>
         <w:b/>
         <w:bCs/>
       </w:rPr>
@@ -6615,7 +7042,7 @@
         <w:spacing w:after="0" w:before="0" w:line="240" w:lineRule="auto"/>
       </w:pPr>
       <w:rPr>
-        <w:rFonts w:asciiTheme="majorHAnsi" w:cstheme="majorBidi" w:eastAsiaTheme="majorEastAsia" w:hAnsiTheme="majorHAnsi"/>
+        <w:rFonts w:asciiTheme="majorHAnsi" w:cstheme="majorBidi" w:hAnsiTheme="majorHAnsi" w:eastAsia="黑体"/>
         <w:b/>
         <w:bCs/>
       </w:rPr>
@@ -6636,7 +7063,7 @@
         <w:spacing w:after="0" w:before="0" w:line="240" w:lineRule="auto"/>
       </w:pPr>
       <w:rPr>
-        <w:rFonts w:asciiTheme="majorHAnsi" w:cstheme="majorBidi" w:eastAsiaTheme="majorEastAsia" w:hAnsiTheme="majorHAnsi"/>
+        <w:rFonts w:asciiTheme="majorHAnsi" w:cstheme="majorBidi" w:hAnsiTheme="majorHAnsi" w:eastAsia="黑体"/>
         <w:b/>
         <w:bCs/>
       </w:rPr>
@@ -6654,14 +7081,14 @@
     </w:tblStylePr>
     <w:tblStylePr w:type="firstCol">
       <w:rPr>
-        <w:rFonts w:asciiTheme="majorHAnsi" w:cstheme="majorBidi" w:eastAsiaTheme="majorEastAsia" w:hAnsiTheme="majorHAnsi"/>
+        <w:rFonts w:asciiTheme="majorHAnsi" w:cstheme="majorBidi" w:hAnsiTheme="majorHAnsi" w:eastAsia="黑体"/>
         <w:b/>
         <w:bCs/>
       </w:rPr>
     </w:tblStylePr>
     <w:tblStylePr w:type="lastCol">
       <w:rPr>
-        <w:rFonts w:asciiTheme="majorHAnsi" w:cstheme="majorBidi" w:eastAsiaTheme="majorEastAsia" w:hAnsiTheme="majorHAnsi"/>
+        <w:rFonts w:asciiTheme="majorHAnsi" w:cstheme="majorBidi" w:hAnsiTheme="majorHAnsi" w:eastAsia="黑体"/>
         <w:b/>
         <w:bCs/>
       </w:rPr>
@@ -6745,7 +7172,7 @@
         <w:spacing w:after="0" w:before="0" w:line="240" w:lineRule="auto"/>
       </w:pPr>
       <w:rPr>
-        <w:rFonts w:asciiTheme="majorHAnsi" w:cstheme="majorBidi" w:eastAsiaTheme="majorEastAsia" w:hAnsiTheme="majorHAnsi"/>
+        <w:rFonts w:asciiTheme="majorHAnsi" w:cstheme="majorBidi" w:hAnsiTheme="majorHAnsi" w:eastAsia="黑体"/>
         <w:b/>
         <w:bCs/>
       </w:rPr>
@@ -6766,7 +7193,7 @@
         <w:spacing w:after="0" w:before="0" w:line="240" w:lineRule="auto"/>
       </w:pPr>
       <w:rPr>
-        <w:rFonts w:asciiTheme="majorHAnsi" w:cstheme="majorBidi" w:eastAsiaTheme="majorEastAsia" w:hAnsiTheme="majorHAnsi"/>
+        <w:rFonts w:asciiTheme="majorHAnsi" w:cstheme="majorBidi" w:hAnsiTheme="majorHAnsi" w:eastAsia="黑体"/>
         <w:b/>
         <w:bCs/>
       </w:rPr>
@@ -6784,14 +7211,14 @@
     </w:tblStylePr>
     <w:tblStylePr w:type="firstCol">
       <w:rPr>
-        <w:rFonts w:asciiTheme="majorHAnsi" w:cstheme="majorBidi" w:eastAsiaTheme="majorEastAsia" w:hAnsiTheme="majorHAnsi"/>
+        <w:rFonts w:asciiTheme="majorHAnsi" w:cstheme="majorBidi" w:hAnsiTheme="majorHAnsi" w:eastAsia="黑体"/>
         <w:b/>
         <w:bCs/>
       </w:rPr>
     </w:tblStylePr>
     <w:tblStylePr w:type="lastCol">
       <w:rPr>
-        <w:rFonts w:asciiTheme="majorHAnsi" w:cstheme="majorBidi" w:eastAsiaTheme="majorEastAsia" w:hAnsiTheme="majorHAnsi"/>
+        <w:rFonts w:asciiTheme="majorHAnsi" w:cstheme="majorBidi" w:hAnsiTheme="majorHAnsi" w:eastAsia="黑体"/>
         <w:b/>
         <w:bCs/>
       </w:rPr>
@@ -6875,7 +7302,7 @@
         <w:spacing w:after="0" w:before="0" w:line="240" w:lineRule="auto"/>
       </w:pPr>
       <w:rPr>
-        <w:rFonts w:asciiTheme="majorHAnsi" w:cstheme="majorBidi" w:eastAsiaTheme="majorEastAsia" w:hAnsiTheme="majorHAnsi"/>
+        <w:rFonts w:asciiTheme="majorHAnsi" w:cstheme="majorBidi" w:hAnsiTheme="majorHAnsi" w:eastAsia="黑体"/>
         <w:b/>
         <w:bCs/>
       </w:rPr>
@@ -6896,7 +7323,7 @@
         <w:spacing w:after="0" w:before="0" w:line="240" w:lineRule="auto"/>
       </w:pPr>
       <w:rPr>
-        <w:rFonts w:asciiTheme="majorHAnsi" w:cstheme="majorBidi" w:eastAsiaTheme="majorEastAsia" w:hAnsiTheme="majorHAnsi"/>
+        <w:rFonts w:asciiTheme="majorHAnsi" w:cstheme="majorBidi" w:hAnsiTheme="majorHAnsi" w:eastAsia="黑体"/>
         <w:b/>
         <w:bCs/>
       </w:rPr>
@@ -6914,14 +7341,14 @@
     </w:tblStylePr>
     <w:tblStylePr w:type="firstCol">
       <w:rPr>
-        <w:rFonts w:asciiTheme="majorHAnsi" w:cstheme="majorBidi" w:eastAsiaTheme="majorEastAsia" w:hAnsiTheme="majorHAnsi"/>
+        <w:rFonts w:asciiTheme="majorHAnsi" w:cstheme="majorBidi" w:hAnsiTheme="majorHAnsi" w:eastAsia="黑体"/>
         <w:b/>
         <w:bCs/>
       </w:rPr>
     </w:tblStylePr>
     <w:tblStylePr w:type="lastCol">
       <w:rPr>
-        <w:rFonts w:asciiTheme="majorHAnsi" w:cstheme="majorBidi" w:eastAsiaTheme="majorEastAsia" w:hAnsiTheme="majorHAnsi"/>
+        <w:rFonts w:asciiTheme="majorHAnsi" w:cstheme="majorBidi" w:hAnsiTheme="majorHAnsi" w:eastAsia="黑体"/>
         <w:b/>
         <w:bCs/>
       </w:rPr>
@@ -7004,6 +7431,7 @@
         <w:spacing w:after="0" w:before="0" w:line="240" w:lineRule="auto"/>
       </w:pPr>
       <w:rPr>
+        <w:rFonts w:eastAsia="黑体"/>
         <w:b/>
         <w:bCs/>
         <w:color w:themeColor="background1" w:val="FFFFFF"/>
@@ -7026,6 +7454,7 @@
         <w:spacing w:after="0" w:before="0" w:line="240" w:lineRule="auto"/>
       </w:pPr>
       <w:rPr>
+        <w:rFonts w:eastAsia="黑体"/>
         <w:b/>
         <w:bCs/>
       </w:rPr>
@@ -7043,12 +7472,14 @@
     </w:tblStylePr>
     <w:tblStylePr w:type="firstCol">
       <w:rPr>
+        <w:rFonts w:eastAsia="黑体"/>
         <w:b/>
         <w:bCs/>
       </w:rPr>
     </w:tblStylePr>
     <w:tblStylePr w:type="lastCol">
       <w:rPr>
+        <w:rFonts w:eastAsia="黑体"/>
         <w:b/>
         <w:bCs/>
       </w:rPr>
@@ -7110,6 +7541,7 @@
         <w:spacing w:after="0" w:before="0" w:line="240" w:lineRule="auto"/>
       </w:pPr>
       <w:rPr>
+        <w:rFonts w:eastAsia="黑体"/>
         <w:b/>
         <w:bCs/>
         <w:color w:themeColor="background1" w:val="FFFFFF"/>
@@ -7132,6 +7564,7 @@
         <w:spacing w:after="0" w:before="0" w:line="240" w:lineRule="auto"/>
       </w:pPr>
       <w:rPr>
+        <w:rFonts w:eastAsia="黑体"/>
         <w:b/>
         <w:bCs/>
       </w:rPr>
@@ -7149,12 +7582,14 @@
     </w:tblStylePr>
     <w:tblStylePr w:type="firstCol">
       <w:rPr>
+        <w:rFonts w:eastAsia="黑体"/>
         <w:b/>
         <w:bCs/>
       </w:rPr>
     </w:tblStylePr>
     <w:tblStylePr w:type="lastCol">
       <w:rPr>
+        <w:rFonts w:eastAsia="黑体"/>
         <w:b/>
         <w:bCs/>
       </w:rPr>
@@ -7216,6 +7651,7 @@
         <w:spacing w:after="0" w:before="0" w:line="240" w:lineRule="auto"/>
       </w:pPr>
       <w:rPr>
+        <w:rFonts w:eastAsia="黑体"/>
         <w:b/>
         <w:bCs/>
         <w:color w:themeColor="background1" w:val="FFFFFF"/>
@@ -7238,6 +7674,7 @@
         <w:spacing w:after="0" w:before="0" w:line="240" w:lineRule="auto"/>
       </w:pPr>
       <w:rPr>
+        <w:rFonts w:eastAsia="黑体"/>
         <w:b/>
         <w:bCs/>
       </w:rPr>
@@ -7255,12 +7692,14 @@
     </w:tblStylePr>
     <w:tblStylePr w:type="firstCol">
       <w:rPr>
+        <w:rFonts w:eastAsia="黑体"/>
         <w:b/>
         <w:bCs/>
       </w:rPr>
     </w:tblStylePr>
     <w:tblStylePr w:type="lastCol">
       <w:rPr>
+        <w:rFonts w:eastAsia="黑体"/>
         <w:b/>
         <w:bCs/>
       </w:rPr>
@@ -7322,6 +7761,7 @@
         <w:spacing w:after="0" w:before="0" w:line="240" w:lineRule="auto"/>
       </w:pPr>
       <w:rPr>
+        <w:rFonts w:eastAsia="黑体"/>
         <w:b/>
         <w:bCs/>
         <w:color w:themeColor="background1" w:val="FFFFFF"/>
@@ -7344,6 +7784,7 @@
         <w:spacing w:after="0" w:before="0" w:line="240" w:lineRule="auto"/>
       </w:pPr>
       <w:rPr>
+        <w:rFonts w:eastAsia="黑体"/>
         <w:b/>
         <w:bCs/>
       </w:rPr>
@@ -7361,12 +7802,14 @@
     </w:tblStylePr>
     <w:tblStylePr w:type="firstCol">
       <w:rPr>
+        <w:rFonts w:eastAsia="黑体"/>
         <w:b/>
         <w:bCs/>
       </w:rPr>
     </w:tblStylePr>
     <w:tblStylePr w:type="lastCol">
       <w:rPr>
+        <w:rFonts w:eastAsia="黑体"/>
         <w:b/>
         <w:bCs/>
       </w:rPr>
@@ -7428,6 +7871,7 @@
         <w:spacing w:after="0" w:before="0" w:line="240" w:lineRule="auto"/>
       </w:pPr>
       <w:rPr>
+        <w:rFonts w:eastAsia="黑体"/>
         <w:b/>
         <w:bCs/>
         <w:color w:themeColor="background1" w:val="FFFFFF"/>
@@ -7450,6 +7894,7 @@
         <w:spacing w:after="0" w:before="0" w:line="240" w:lineRule="auto"/>
       </w:pPr>
       <w:rPr>
+        <w:rFonts w:eastAsia="黑体"/>
         <w:b/>
         <w:bCs/>
       </w:rPr>
@@ -7467,12 +7912,14 @@
     </w:tblStylePr>
     <w:tblStylePr w:type="firstCol">
       <w:rPr>
+        <w:rFonts w:eastAsia="黑体"/>
         <w:b/>
         <w:bCs/>
       </w:rPr>
     </w:tblStylePr>
     <w:tblStylePr w:type="lastCol">
       <w:rPr>
+        <w:rFonts w:eastAsia="黑体"/>
         <w:b/>
         <w:bCs/>
       </w:rPr>
@@ -7534,6 +7981,7 @@
         <w:spacing w:after="0" w:before="0" w:line="240" w:lineRule="auto"/>
       </w:pPr>
       <w:rPr>
+        <w:rFonts w:eastAsia="黑体"/>
         <w:b/>
         <w:bCs/>
         <w:color w:themeColor="background1" w:val="FFFFFF"/>
@@ -7556,6 +8004,7 @@
         <w:spacing w:after="0" w:before="0" w:line="240" w:lineRule="auto"/>
       </w:pPr>
       <w:rPr>
+        <w:rFonts w:eastAsia="黑体"/>
         <w:b/>
         <w:bCs/>
       </w:rPr>
@@ -7573,12 +8022,14 @@
     </w:tblStylePr>
     <w:tblStylePr w:type="firstCol">
       <w:rPr>
+        <w:rFonts w:eastAsia="黑体"/>
         <w:b/>
         <w:bCs/>
       </w:rPr>
     </w:tblStylePr>
     <w:tblStylePr w:type="lastCol">
       <w:rPr>
+        <w:rFonts w:eastAsia="黑体"/>
         <w:b/>
         <w:bCs/>
       </w:rPr>
@@ -7640,6 +8091,7 @@
         <w:spacing w:after="0" w:before="0" w:line="240" w:lineRule="auto"/>
       </w:pPr>
       <w:rPr>
+        <w:rFonts w:eastAsia="黑体"/>
         <w:b/>
         <w:bCs/>
         <w:color w:themeColor="background1" w:val="FFFFFF"/>
@@ -7662,6 +8114,7 @@
         <w:spacing w:after="0" w:before="0" w:line="240" w:lineRule="auto"/>
       </w:pPr>
       <w:rPr>
+        <w:rFonts w:eastAsia="黑体"/>
         <w:b/>
         <w:bCs/>
       </w:rPr>
@@ -7679,12 +8132,14 @@
     </w:tblStylePr>
     <w:tblStylePr w:type="firstCol">
       <w:rPr>
+        <w:rFonts w:eastAsia="黑体"/>
         <w:b/>
         <w:bCs/>
       </w:rPr>
     </w:tblStylePr>
     <w:tblStylePr w:type="lastCol">
       <w:rPr>
+        <w:rFonts w:eastAsia="黑体"/>
         <w:b/>
         <w:bCs/>
       </w:rPr>
@@ -7743,6 +8198,7 @@
         <w:spacing w:after="0" w:before="0" w:line="240" w:lineRule="auto"/>
       </w:pPr>
       <w:rPr>
+        <w:rFonts w:eastAsia="黑体"/>
         <w:b/>
         <w:bCs/>
         <w:color w:themeColor="background1" w:val="FFFFFF"/>
@@ -7765,6 +8221,7 @@
         <w:spacing w:after="0" w:before="0" w:line="240" w:lineRule="auto"/>
       </w:pPr>
       <w:rPr>
+        <w:rFonts w:eastAsia="黑体"/>
         <w:color w:val="auto"/>
       </w:rPr>
       <w:tblPr/>
@@ -7782,6 +8239,7 @@
     </w:tblStylePr>
     <w:tblStylePr w:type="firstCol">
       <w:rPr>
+        <w:rFonts w:eastAsia="黑体"/>
         <w:b/>
         <w:bCs/>
         <w:color w:themeColor="background1" w:val="FFFFFF"/>
@@ -7801,6 +8259,7 @@
     </w:tblStylePr>
     <w:tblStylePr w:type="lastCol">
       <w:rPr>
+        <w:rFonts w:eastAsia="黑体"/>
         <w:b/>
         <w:bCs/>
         <w:color w:themeColor="background1" w:val="FFFFFF"/>
@@ -7849,6 +8308,7 @@
     </w:tblStylePr>
     <w:tblStylePr w:type="nwCell">
       <w:rPr>
+        <w:rFonts w:eastAsia="黑体"/>
         <w:color w:themeColor="background1" w:val="FFFFFF"/>
       </w:rPr>
       <w:tblPr/>
@@ -7892,6 +8352,7 @@
         <w:spacing w:after="0" w:before="0" w:line="240" w:lineRule="auto"/>
       </w:pPr>
       <w:rPr>
+        <w:rFonts w:eastAsia="黑体"/>
         <w:b/>
         <w:bCs/>
         <w:color w:themeColor="background1" w:val="FFFFFF"/>
@@ -7914,6 +8375,7 @@
         <w:spacing w:after="0" w:before="0" w:line="240" w:lineRule="auto"/>
       </w:pPr>
       <w:rPr>
+        <w:rFonts w:eastAsia="黑体"/>
         <w:color w:val="auto"/>
       </w:rPr>
       <w:tblPr/>
@@ -7931,6 +8393,7 @@
     </w:tblStylePr>
     <w:tblStylePr w:type="firstCol">
       <w:rPr>
+        <w:rFonts w:eastAsia="黑体"/>
         <w:b/>
         <w:bCs/>
         <w:color w:themeColor="background1" w:val="FFFFFF"/>
@@ -7950,6 +8413,7 @@
     </w:tblStylePr>
     <w:tblStylePr w:type="lastCol">
       <w:rPr>
+        <w:rFonts w:eastAsia="黑体"/>
         <w:b/>
         <w:bCs/>
         <w:color w:themeColor="background1" w:val="FFFFFF"/>
@@ -7998,6 +8462,7 @@
     </w:tblStylePr>
     <w:tblStylePr w:type="nwCell">
       <w:rPr>
+        <w:rFonts w:eastAsia="黑体"/>
         <w:color w:themeColor="background1" w:val="FFFFFF"/>
       </w:rPr>
       <w:tblPr/>
@@ -8041,6 +8506,7 @@
         <w:spacing w:after="0" w:before="0" w:line="240" w:lineRule="auto"/>
       </w:pPr>
       <w:rPr>
+        <w:rFonts w:eastAsia="黑体"/>
         <w:b/>
         <w:bCs/>
         <w:color w:themeColor="background1" w:val="FFFFFF"/>
@@ -8063,6 +8529,7 @@
         <w:spacing w:after="0" w:before="0" w:line="240" w:lineRule="auto"/>
       </w:pPr>
       <w:rPr>
+        <w:rFonts w:eastAsia="黑体"/>
         <w:color w:val="auto"/>
       </w:rPr>
       <w:tblPr/>
@@ -8080,6 +8547,7 @@
     </w:tblStylePr>
     <w:tblStylePr w:type="firstCol">
       <w:rPr>
+        <w:rFonts w:eastAsia="黑体"/>
         <w:b/>
         <w:bCs/>
         <w:color w:themeColor="background1" w:val="FFFFFF"/>
@@ -8099,6 +8567,7 @@
     </w:tblStylePr>
     <w:tblStylePr w:type="lastCol">
       <w:rPr>
+        <w:rFonts w:eastAsia="黑体"/>
         <w:b/>
         <w:bCs/>
         <w:color w:themeColor="background1" w:val="FFFFFF"/>
@@ -8147,6 +8616,7 @@
     </w:tblStylePr>
     <w:tblStylePr w:type="nwCell">
       <w:rPr>
+        <w:rFonts w:eastAsia="黑体"/>
         <w:color w:themeColor="background1" w:val="FFFFFF"/>
       </w:rPr>
       <w:tblPr/>
@@ -8190,6 +8660,7 @@
         <w:spacing w:after="0" w:before="0" w:line="240" w:lineRule="auto"/>
       </w:pPr>
       <w:rPr>
+        <w:rFonts w:eastAsia="黑体"/>
         <w:b/>
         <w:bCs/>
         <w:color w:themeColor="background1" w:val="FFFFFF"/>
@@ -8212,6 +8683,7 @@
         <w:spacing w:after="0" w:before="0" w:line="240" w:lineRule="auto"/>
       </w:pPr>
       <w:rPr>
+        <w:rFonts w:eastAsia="黑体"/>
         <w:color w:val="auto"/>
       </w:rPr>
       <w:tblPr/>
@@ -8229,6 +8701,7 @@
     </w:tblStylePr>
     <w:tblStylePr w:type="firstCol">
       <w:rPr>
+        <w:rFonts w:eastAsia="黑体"/>
         <w:b/>
         <w:bCs/>
         <w:color w:themeColor="background1" w:val="FFFFFF"/>
@@ -8248,6 +8721,7 @@
     </w:tblStylePr>
     <w:tblStylePr w:type="lastCol">
       <w:rPr>
+        <w:rFonts w:eastAsia="黑体"/>
         <w:b/>
         <w:bCs/>
         <w:color w:themeColor="background1" w:val="FFFFFF"/>
@@ -8296,6 +8770,7 @@
     </w:tblStylePr>
     <w:tblStylePr w:type="nwCell">
       <w:rPr>
+        <w:rFonts w:eastAsia="黑体"/>
         <w:color w:themeColor="background1" w:val="FFFFFF"/>
       </w:rPr>
       <w:tblPr/>
@@ -8339,6 +8814,7 @@
         <w:spacing w:after="0" w:before="0" w:line="240" w:lineRule="auto"/>
       </w:pPr>
       <w:rPr>
+        <w:rFonts w:eastAsia="黑体"/>
         <w:b/>
         <w:bCs/>
         <w:color w:themeColor="background1" w:val="FFFFFF"/>
@@ -8361,6 +8837,7 @@
         <w:spacing w:after="0" w:before="0" w:line="240" w:lineRule="auto"/>
       </w:pPr>
       <w:rPr>
+        <w:rFonts w:eastAsia="黑体"/>
         <w:color w:val="auto"/>
       </w:rPr>
       <w:tblPr/>
@@ -8378,6 +8855,7 @@
     </w:tblStylePr>
     <w:tblStylePr w:type="firstCol">
       <w:rPr>
+        <w:rFonts w:eastAsia="黑体"/>
         <w:b/>
         <w:bCs/>
         <w:color w:themeColor="background1" w:val="FFFFFF"/>
@@ -8397,6 +8875,7 @@
     </w:tblStylePr>
     <w:tblStylePr w:type="lastCol">
       <w:rPr>
+        <w:rFonts w:eastAsia="黑体"/>
         <w:b/>
         <w:bCs/>
         <w:color w:themeColor="background1" w:val="FFFFFF"/>
@@ -8445,6 +8924,7 @@
     </w:tblStylePr>
     <w:tblStylePr w:type="nwCell">
       <w:rPr>
+        <w:rFonts w:eastAsia="黑体"/>
         <w:color w:themeColor="background1" w:val="FFFFFF"/>
       </w:rPr>
       <w:tblPr/>
@@ -8488,6 +8968,7 @@
         <w:spacing w:after="0" w:before="0" w:line="240" w:lineRule="auto"/>
       </w:pPr>
       <w:rPr>
+        <w:rFonts w:eastAsia="黑体"/>
         <w:b/>
         <w:bCs/>
         <w:color w:themeColor="background1" w:val="FFFFFF"/>
@@ -8510,6 +8991,7 @@
         <w:spacing w:after="0" w:before="0" w:line="240" w:lineRule="auto"/>
       </w:pPr>
       <w:rPr>
+        <w:rFonts w:eastAsia="黑体"/>
         <w:color w:val="auto"/>
       </w:rPr>
       <w:tblPr/>
@@ -8527,6 +9009,7 @@
     </w:tblStylePr>
     <w:tblStylePr w:type="firstCol">
       <w:rPr>
+        <w:rFonts w:eastAsia="黑体"/>
         <w:b/>
         <w:bCs/>
         <w:color w:themeColor="background1" w:val="FFFFFF"/>
@@ -8546,6 +9029,7 @@
     </w:tblStylePr>
     <w:tblStylePr w:type="lastCol">
       <w:rPr>
+        <w:rFonts w:eastAsia="黑体"/>
         <w:b/>
         <w:bCs/>
         <w:color w:themeColor="background1" w:val="FFFFFF"/>
@@ -8594,6 +9078,7 @@
     </w:tblStylePr>
     <w:tblStylePr w:type="nwCell">
       <w:rPr>
+        <w:rFonts w:eastAsia="黑体"/>
         <w:color w:themeColor="background1" w:val="FFFFFF"/>
       </w:rPr>
       <w:tblPr/>
@@ -8637,6 +9122,7 @@
         <w:spacing w:after="0" w:before="0" w:line="240" w:lineRule="auto"/>
       </w:pPr>
       <w:rPr>
+        <w:rFonts w:eastAsia="黑体"/>
         <w:b/>
         <w:bCs/>
         <w:color w:themeColor="background1" w:val="FFFFFF"/>
@@ -8659,6 +9145,7 @@
         <w:spacing w:after="0" w:before="0" w:line="240" w:lineRule="auto"/>
       </w:pPr>
       <w:rPr>
+        <w:rFonts w:eastAsia="黑体"/>
         <w:color w:val="auto"/>
       </w:rPr>
       <w:tblPr/>
@@ -8676,6 +9163,7 @@
     </w:tblStylePr>
     <w:tblStylePr w:type="firstCol">
       <w:rPr>
+        <w:rFonts w:eastAsia="黑体"/>
         <w:b/>
         <w:bCs/>
         <w:color w:themeColor="background1" w:val="FFFFFF"/>
@@ -8695,6 +9183,7 @@
     </w:tblStylePr>
     <w:tblStylePr w:type="lastCol">
       <w:rPr>
+        <w:rFonts w:eastAsia="黑体"/>
         <w:b/>
         <w:bCs/>
         <w:color w:themeColor="background1" w:val="FFFFFF"/>
@@ -8743,6 +9232,7 @@
     </w:tblStylePr>
     <w:tblStylePr w:type="nwCell">
       <w:rPr>
+        <w:rFonts w:eastAsia="黑体"/>
         <w:color w:themeColor="background1" w:val="FFFFFF"/>
       </w:rPr>
       <w:tblPr/>
@@ -8767,6 +9257,7 @@
       <w:spacing w:after="0" w:line="240" w:lineRule="auto"/>
     </w:pPr>
     <w:rPr>
+      <w:rFonts w:eastAsia="黑体"/>
       <w:color w:themeColor="text1" w:val="000000"/>
     </w:rPr>
     <w:tblPr>
@@ -8786,7 +9277,7 @@
     </w:tblPr>
     <w:tblStylePr w:type="firstRow">
       <w:rPr>
-        <w:rFonts w:asciiTheme="majorHAnsi" w:cstheme="majorBidi" w:eastAsiaTheme="majorEastAsia" w:hAnsiTheme="majorHAnsi"/>
+        <w:rFonts w:asciiTheme="majorHAnsi" w:cstheme="majorBidi" w:hAnsiTheme="majorHAnsi" w:eastAsia="黑体"/>
       </w:rPr>
       <w:tblPr/>
       <w:tcPr>
@@ -8798,6 +9289,7 @@
     </w:tblStylePr>
     <w:tblStylePr w:type="lastRow">
       <w:rPr>
+        <w:rFonts w:eastAsia="黑体"/>
         <w:b/>
         <w:bCs/>
         <w:color w:themeColor="text2" w:val="1F497D"/>
@@ -8812,12 +9304,14 @@
     </w:tblStylePr>
     <w:tblStylePr w:type="firstCol">
       <w:rPr>
+        <w:rFonts w:eastAsia="黑体"/>
         <w:b/>
         <w:bCs/>
       </w:rPr>
     </w:tblStylePr>
     <w:tblStylePr w:type="lastCol">
       <w:rPr>
+        <w:rFonts w:eastAsia="黑体"/>
         <w:b/>
         <w:bCs/>
       </w:rPr>
@@ -8851,6 +9345,7 @@
       <w:spacing w:after="0" w:line="240" w:lineRule="auto"/>
     </w:pPr>
     <w:rPr>
+      <w:rFonts w:eastAsia="黑体"/>
       <w:color w:themeColor="text1" w:val="000000"/>
     </w:rPr>
     <w:tblPr>
@@ -8870,7 +9365,7 @@
     </w:tblPr>
     <w:tblStylePr w:type="firstRow">
       <w:rPr>
-        <w:rFonts w:asciiTheme="majorHAnsi" w:cstheme="majorBidi" w:eastAsiaTheme="majorEastAsia" w:hAnsiTheme="majorHAnsi"/>
+        <w:rFonts w:asciiTheme="majorHAnsi" w:cstheme="majorBidi" w:hAnsiTheme="majorHAnsi" w:eastAsia="黑体"/>
       </w:rPr>
       <w:tblPr/>
       <w:tcPr>
@@ -8882,6 +9377,7 @@
     </w:tblStylePr>
     <w:tblStylePr w:type="lastRow">
       <w:rPr>
+        <w:rFonts w:eastAsia="黑体"/>
         <w:b/>
         <w:bCs/>
         <w:color w:themeColor="text2" w:val="1F497D"/>
@@ -8896,12 +9392,14 @@
     </w:tblStylePr>
     <w:tblStylePr w:type="firstCol">
       <w:rPr>
+        <w:rFonts w:eastAsia="黑体"/>
         <w:b/>
         <w:bCs/>
       </w:rPr>
     </w:tblStylePr>
     <w:tblStylePr w:type="lastCol">
       <w:rPr>
+        <w:rFonts w:eastAsia="黑体"/>
         <w:b/>
         <w:bCs/>
       </w:rPr>
@@ -8935,6 +9433,7 @@
       <w:spacing w:after="0" w:line="240" w:lineRule="auto"/>
     </w:pPr>
     <w:rPr>
+      <w:rFonts w:eastAsia="黑体"/>
       <w:color w:themeColor="text1" w:val="000000"/>
     </w:rPr>
     <w:tblPr>
@@ -8954,7 +9453,7 @@
     </w:tblPr>
     <w:tblStylePr w:type="firstRow">
       <w:rPr>
-        <w:rFonts w:asciiTheme="majorHAnsi" w:cstheme="majorBidi" w:eastAsiaTheme="majorEastAsia" w:hAnsiTheme="majorHAnsi"/>
+        <w:rFonts w:asciiTheme="majorHAnsi" w:cstheme="majorBidi" w:hAnsiTheme="majorHAnsi" w:eastAsia="黑体"/>
       </w:rPr>
       <w:tblPr/>
       <w:tcPr>
@@ -8966,6 +9465,7 @@
     </w:tblStylePr>
     <w:tblStylePr w:type="lastRow">
       <w:rPr>
+        <w:rFonts w:eastAsia="黑体"/>
         <w:b/>
         <w:bCs/>
         <w:color w:themeColor="text2" w:val="1F497D"/>
@@ -8980,12 +9480,14 @@
     </w:tblStylePr>
     <w:tblStylePr w:type="firstCol">
       <w:rPr>
+        <w:rFonts w:eastAsia="黑体"/>
         <w:b/>
         <w:bCs/>
       </w:rPr>
     </w:tblStylePr>
     <w:tblStylePr w:type="lastCol">
       <w:rPr>
+        <w:rFonts w:eastAsia="黑体"/>
         <w:b/>
         <w:bCs/>
       </w:rPr>
@@ -9019,6 +9521,7 @@
       <w:spacing w:after="0" w:line="240" w:lineRule="auto"/>
     </w:pPr>
     <w:rPr>
+      <w:rFonts w:eastAsia="黑体"/>
       <w:color w:themeColor="text1" w:val="000000"/>
     </w:rPr>
     <w:tblPr>
@@ -9038,7 +9541,7 @@
     </w:tblPr>
     <w:tblStylePr w:type="firstRow">
       <w:rPr>
-        <w:rFonts w:asciiTheme="majorHAnsi" w:cstheme="majorBidi" w:eastAsiaTheme="majorEastAsia" w:hAnsiTheme="majorHAnsi"/>
+        <w:rFonts w:asciiTheme="majorHAnsi" w:cstheme="majorBidi" w:hAnsiTheme="majorHAnsi" w:eastAsia="黑体"/>
       </w:rPr>
       <w:tblPr/>
       <w:tcPr>
@@ -9050,6 +9553,7 @@
     </w:tblStylePr>
     <w:tblStylePr w:type="lastRow">
       <w:rPr>
+        <w:rFonts w:eastAsia="黑体"/>
         <w:b/>
         <w:bCs/>
         <w:color w:themeColor="text2" w:val="1F497D"/>
@@ -9064,12 +9568,14 @@
     </w:tblStylePr>
     <w:tblStylePr w:type="firstCol">
       <w:rPr>
+        <w:rFonts w:eastAsia="黑体"/>
         <w:b/>
         <w:bCs/>
       </w:rPr>
     </w:tblStylePr>
     <w:tblStylePr w:type="lastCol">
       <w:rPr>
+        <w:rFonts w:eastAsia="黑体"/>
         <w:b/>
         <w:bCs/>
       </w:rPr>
@@ -9103,6 +9609,7 @@
       <w:spacing w:after="0" w:line="240" w:lineRule="auto"/>
     </w:pPr>
     <w:rPr>
+      <w:rFonts w:eastAsia="黑体"/>
       <w:color w:themeColor="text1" w:val="000000"/>
     </w:rPr>
     <w:tblPr>
@@ -9122,7 +9629,7 @@
     </w:tblPr>
     <w:tblStylePr w:type="firstRow">
       <w:rPr>
-        <w:rFonts w:asciiTheme="majorHAnsi" w:cstheme="majorBidi" w:eastAsiaTheme="majorEastAsia" w:hAnsiTheme="majorHAnsi"/>
+        <w:rFonts w:asciiTheme="majorHAnsi" w:cstheme="majorBidi" w:hAnsiTheme="majorHAnsi" w:eastAsia="黑体"/>
       </w:rPr>
       <w:tblPr/>
       <w:tcPr>
@@ -9134,6 +9641,7 @@
     </w:tblStylePr>
     <w:tblStylePr w:type="lastRow">
       <w:rPr>
+        <w:rFonts w:eastAsia="黑体"/>
         <w:b/>
         <w:bCs/>
         <w:color w:themeColor="text2" w:val="1F497D"/>
@@ -9148,12 +9656,14 @@
     </w:tblStylePr>
     <w:tblStylePr w:type="firstCol">
       <w:rPr>
+        <w:rFonts w:eastAsia="黑体"/>
         <w:b/>
         <w:bCs/>
       </w:rPr>
     </w:tblStylePr>
     <w:tblStylePr w:type="lastCol">
       <w:rPr>
+        <w:rFonts w:eastAsia="黑体"/>
         <w:b/>
         <w:bCs/>
       </w:rPr>
@@ -9187,6 +9697,7 @@
       <w:spacing w:after="0" w:line="240" w:lineRule="auto"/>
     </w:pPr>
     <w:rPr>
+      <w:rFonts w:eastAsia="黑体"/>
       <w:color w:themeColor="text1" w:val="000000"/>
     </w:rPr>
     <w:tblPr>
@@ -9206,7 +9717,7 @@
     </w:tblPr>
     <w:tblStylePr w:type="firstRow">
       <w:rPr>
-        <w:rFonts w:asciiTheme="majorHAnsi" w:cstheme="majorBidi" w:eastAsiaTheme="majorEastAsia" w:hAnsiTheme="majorHAnsi"/>
+        <w:rFonts w:asciiTheme="majorHAnsi" w:cstheme="majorBidi" w:hAnsiTheme="majorHAnsi" w:eastAsia="黑体"/>
       </w:rPr>
       <w:tblPr/>
       <w:tcPr>
@@ -9218,6 +9729,7 @@
     </w:tblStylePr>
     <w:tblStylePr w:type="lastRow">
       <w:rPr>
+        <w:rFonts w:eastAsia="黑体"/>
         <w:b/>
         <w:bCs/>
         <w:color w:themeColor="text2" w:val="1F497D"/>
@@ -9232,12 +9744,14 @@
     </w:tblStylePr>
     <w:tblStylePr w:type="firstCol">
       <w:rPr>
+        <w:rFonts w:eastAsia="黑体"/>
         <w:b/>
         <w:bCs/>
       </w:rPr>
     </w:tblStylePr>
     <w:tblStylePr w:type="lastCol">
       <w:rPr>
+        <w:rFonts w:eastAsia="黑体"/>
         <w:b/>
         <w:bCs/>
       </w:rPr>
@@ -9271,6 +9785,7 @@
       <w:spacing w:after="0" w:line="240" w:lineRule="auto"/>
     </w:pPr>
     <w:rPr>
+      <w:rFonts w:eastAsia="黑体"/>
       <w:color w:themeColor="text1" w:val="000000"/>
     </w:rPr>
     <w:tblPr>
@@ -9290,7 +9805,7 @@
     </w:tblPr>
     <w:tblStylePr w:type="firstRow">
       <w:rPr>
-        <w:rFonts w:asciiTheme="majorHAnsi" w:cstheme="majorBidi" w:eastAsiaTheme="majorEastAsia" w:hAnsiTheme="majorHAnsi"/>
+        <w:rFonts w:asciiTheme="majorHAnsi" w:cstheme="majorBidi" w:hAnsiTheme="majorHAnsi" w:eastAsia="黑体"/>
       </w:rPr>
       <w:tblPr/>
       <w:tcPr>
@@ -9302,6 +9817,7 @@
     </w:tblStylePr>
     <w:tblStylePr w:type="lastRow">
       <w:rPr>
+        <w:rFonts w:eastAsia="黑体"/>
         <w:b/>
         <w:bCs/>
         <w:color w:themeColor="text2" w:val="1F497D"/>
@@ -9316,12 +9832,14 @@
     </w:tblStylePr>
     <w:tblStylePr w:type="firstCol">
       <w:rPr>
+        <w:rFonts w:eastAsia="黑体"/>
         <w:b/>
         <w:bCs/>
       </w:rPr>
     </w:tblStylePr>
     <w:tblStylePr w:type="lastCol">
       <w:rPr>
+        <w:rFonts w:eastAsia="黑体"/>
         <w:b/>
         <w:bCs/>
       </w:rPr>
@@ -9355,7 +9873,7 @@
       <w:spacing w:after="0" w:line="240" w:lineRule="auto"/>
     </w:pPr>
     <w:rPr>
-      <w:rFonts w:asciiTheme="majorHAnsi" w:cstheme="majorBidi" w:eastAsiaTheme="majorEastAsia" w:hAnsiTheme="majorHAnsi"/>
+      <w:rFonts w:asciiTheme="majorHAnsi" w:cstheme="majorBidi" w:hAnsiTheme="majorHAnsi" w:eastAsia="黑体"/>
       <w:color w:themeColor="text1" w:val="000000"/>
     </w:rPr>
     <w:tblPr>
@@ -9377,6 +9895,7 @@
     </w:tblPr>
     <w:tblStylePr w:type="firstRow">
       <w:rPr>
+        <w:rFonts w:eastAsia="黑体"/>
         <w:sz w:val="24"/>
         <w:szCs w:val="24"/>
       </w:rPr>
@@ -9483,7 +10002,7 @@
       <w:spacing w:after="0" w:line="240" w:lineRule="auto"/>
     </w:pPr>
     <w:rPr>
-      <w:rFonts w:asciiTheme="majorHAnsi" w:cstheme="majorBidi" w:eastAsiaTheme="majorEastAsia" w:hAnsiTheme="majorHAnsi"/>
+      <w:rFonts w:asciiTheme="majorHAnsi" w:cstheme="majorBidi" w:hAnsiTheme="majorHAnsi" w:eastAsia="黑体"/>
       <w:color w:themeColor="text1" w:val="000000"/>
     </w:rPr>
     <w:tblPr>
@@ -9505,6 +10024,7 @@
     </w:tblPr>
     <w:tblStylePr w:type="firstRow">
       <w:rPr>
+        <w:rFonts w:eastAsia="黑体"/>
         <w:sz w:val="24"/>
         <w:szCs w:val="24"/>
       </w:rPr>
@@ -9611,7 +10131,7 @@
       <w:spacing w:after="0" w:line="240" w:lineRule="auto"/>
     </w:pPr>
     <w:rPr>
-      <w:rFonts w:asciiTheme="majorHAnsi" w:cstheme="majorBidi" w:eastAsiaTheme="majorEastAsia" w:hAnsiTheme="majorHAnsi"/>
+      <w:rFonts w:asciiTheme="majorHAnsi" w:cstheme="majorBidi" w:hAnsiTheme="majorHAnsi" w:eastAsia="黑体"/>
       <w:color w:themeColor="text1" w:val="000000"/>
     </w:rPr>
     <w:tblPr>
@@ -9633,6 +10153,7 @@
     </w:tblPr>
     <w:tblStylePr w:type="firstRow">
       <w:rPr>
+        <w:rFonts w:eastAsia="黑体"/>
         <w:sz w:val="24"/>
         <w:szCs w:val="24"/>
       </w:rPr>
@@ -9739,7 +10260,7 @@
       <w:spacing w:after="0" w:line="240" w:lineRule="auto"/>
     </w:pPr>
     <w:rPr>
-      <w:rFonts w:asciiTheme="majorHAnsi" w:cstheme="majorBidi" w:eastAsiaTheme="majorEastAsia" w:hAnsiTheme="majorHAnsi"/>
+      <w:rFonts w:asciiTheme="majorHAnsi" w:cstheme="majorBidi" w:hAnsiTheme="majorHAnsi" w:eastAsia="黑体"/>
       <w:color w:themeColor="text1" w:val="000000"/>
     </w:rPr>
     <w:tblPr>
@@ -9761,6 +10282,7 @@
     </w:tblPr>
     <w:tblStylePr w:type="firstRow">
       <w:rPr>
+        <w:rFonts w:eastAsia="黑体"/>
         <w:sz w:val="24"/>
         <w:szCs w:val="24"/>
       </w:rPr>
@@ -9867,7 +10389,7 @@
       <w:spacing w:after="0" w:line="240" w:lineRule="auto"/>
     </w:pPr>
     <w:rPr>
-      <w:rFonts w:asciiTheme="majorHAnsi" w:cstheme="majorBidi" w:eastAsiaTheme="majorEastAsia" w:hAnsiTheme="majorHAnsi"/>
+      <w:rFonts w:asciiTheme="majorHAnsi" w:cstheme="majorBidi" w:hAnsiTheme="majorHAnsi" w:eastAsia="黑体"/>
       <w:color w:themeColor="text1" w:val="000000"/>
     </w:rPr>
     <w:tblPr>
@@ -9889,6 +10411,7 @@
     </w:tblPr>
     <w:tblStylePr w:type="firstRow">
       <w:rPr>
+        <w:rFonts w:eastAsia="黑体"/>
         <w:sz w:val="24"/>
         <w:szCs w:val="24"/>
       </w:rPr>
@@ -9995,7 +10518,7 @@
       <w:spacing w:after="0" w:line="240" w:lineRule="auto"/>
     </w:pPr>
     <w:rPr>
-      <w:rFonts w:asciiTheme="majorHAnsi" w:cstheme="majorBidi" w:eastAsiaTheme="majorEastAsia" w:hAnsiTheme="majorHAnsi"/>
+      <w:rFonts w:asciiTheme="majorHAnsi" w:cstheme="majorBidi" w:hAnsiTheme="majorHAnsi" w:eastAsia="黑体"/>
       <w:color w:themeColor="text1" w:val="000000"/>
     </w:rPr>
     <w:tblPr>
@@ -10017,6 +10540,7 @@
     </w:tblPr>
     <w:tblStylePr w:type="firstRow">
       <w:rPr>
+        <w:rFonts w:eastAsia="黑体"/>
         <w:sz w:val="24"/>
         <w:szCs w:val="24"/>
       </w:rPr>
@@ -10123,7 +10647,7 @@
       <w:spacing w:after="0" w:line="240" w:lineRule="auto"/>
     </w:pPr>
     <w:rPr>
-      <w:rFonts w:asciiTheme="majorHAnsi" w:cstheme="majorBidi" w:eastAsiaTheme="majorEastAsia" w:hAnsiTheme="majorHAnsi"/>
+      <w:rFonts w:asciiTheme="majorHAnsi" w:cstheme="majorBidi" w:hAnsiTheme="majorHAnsi" w:eastAsia="黑体"/>
       <w:color w:themeColor="text1" w:val="000000"/>
     </w:rPr>
     <w:tblPr>
@@ -10145,6 +10669,7 @@
     </w:tblPr>
     <w:tblStylePr w:type="firstRow">
       <w:rPr>
+        <w:rFonts w:eastAsia="黑体"/>
         <w:sz w:val="24"/>
         <w:szCs w:val="24"/>
       </w:rPr>
@@ -10274,12 +10799,14 @@
     </w:tcPr>
     <w:tblStylePr w:type="firstRow">
       <w:rPr>
+        <w:rFonts w:eastAsia="黑体"/>
         <w:b/>
         <w:bCs/>
       </w:rPr>
     </w:tblStylePr>
     <w:tblStylePr w:type="lastRow">
       <w:rPr>
+        <w:rFonts w:eastAsia="黑体"/>
         <w:b/>
         <w:bCs/>
       </w:rPr>
@@ -10292,12 +10819,14 @@
     </w:tblStylePr>
     <w:tblStylePr w:type="firstCol">
       <w:rPr>
+        <w:rFonts w:eastAsia="黑体"/>
         <w:b/>
         <w:bCs/>
       </w:rPr>
     </w:tblStylePr>
     <w:tblStylePr w:type="lastCol">
       <w:rPr>
+        <w:rFonts w:eastAsia="黑体"/>
         <w:b/>
         <w:bCs/>
       </w:rPr>
@@ -10347,12 +10876,14 @@
     </w:tcPr>
     <w:tblStylePr w:type="firstRow">
       <w:rPr>
+        <w:rFonts w:eastAsia="黑体"/>
         <w:b/>
         <w:bCs/>
       </w:rPr>
     </w:tblStylePr>
     <w:tblStylePr w:type="lastRow">
       <w:rPr>
+        <w:rFonts w:eastAsia="黑体"/>
         <w:b/>
         <w:bCs/>
       </w:rPr>
@@ -10365,12 +10896,14 @@
     </w:tblStylePr>
     <w:tblStylePr w:type="firstCol">
       <w:rPr>
+        <w:rFonts w:eastAsia="黑体"/>
         <w:b/>
         <w:bCs/>
       </w:rPr>
     </w:tblStylePr>
     <w:tblStylePr w:type="lastCol">
       <w:rPr>
+        <w:rFonts w:eastAsia="黑体"/>
         <w:b/>
         <w:bCs/>
       </w:rPr>
@@ -10420,12 +10953,14 @@
     </w:tcPr>
     <w:tblStylePr w:type="firstRow">
       <w:rPr>
+        <w:rFonts w:eastAsia="黑体"/>
         <w:b/>
         <w:bCs/>
       </w:rPr>
     </w:tblStylePr>
     <w:tblStylePr w:type="lastRow">
       <w:rPr>
+        <w:rFonts w:eastAsia="黑体"/>
         <w:b/>
         <w:bCs/>
       </w:rPr>
@@ -10438,12 +10973,14 @@
     </w:tblStylePr>
     <w:tblStylePr w:type="firstCol">
       <w:rPr>
+        <w:rFonts w:eastAsia="黑体"/>
         <w:b/>
         <w:bCs/>
       </w:rPr>
     </w:tblStylePr>
     <w:tblStylePr w:type="lastCol">
       <w:rPr>
+        <w:rFonts w:eastAsia="黑体"/>
         <w:b/>
         <w:bCs/>
       </w:rPr>
@@ -10493,12 +11030,14 @@
     </w:tcPr>
     <w:tblStylePr w:type="firstRow">
       <w:rPr>
+        <w:rFonts w:eastAsia="黑体"/>
         <w:b/>
         <w:bCs/>
       </w:rPr>
     </w:tblStylePr>
     <w:tblStylePr w:type="lastRow">
       <w:rPr>
+        <w:rFonts w:eastAsia="黑体"/>
         <w:b/>
         <w:bCs/>
       </w:rPr>
@@ -10511,12 +11050,14 @@
     </w:tblStylePr>
     <w:tblStylePr w:type="firstCol">
       <w:rPr>
+        <w:rFonts w:eastAsia="黑体"/>
         <w:b/>
         <w:bCs/>
       </w:rPr>
     </w:tblStylePr>
     <w:tblStylePr w:type="lastCol">
       <w:rPr>
+        <w:rFonts w:eastAsia="黑体"/>
         <w:b/>
         <w:bCs/>
       </w:rPr>
@@ -10566,12 +11107,14 @@
     </w:tcPr>
     <w:tblStylePr w:type="firstRow">
       <w:rPr>
+        <w:rFonts w:eastAsia="黑体"/>
         <w:b/>
         <w:bCs/>
       </w:rPr>
     </w:tblStylePr>
     <w:tblStylePr w:type="lastRow">
       <w:rPr>
+        <w:rFonts w:eastAsia="黑体"/>
         <w:b/>
         <w:bCs/>
       </w:rPr>
@@ -10584,12 +11127,14 @@
     </w:tblStylePr>
     <w:tblStylePr w:type="firstCol">
       <w:rPr>
+        <w:rFonts w:eastAsia="黑体"/>
         <w:b/>
         <w:bCs/>
       </w:rPr>
     </w:tblStylePr>
     <w:tblStylePr w:type="lastCol">
       <w:rPr>
+        <w:rFonts w:eastAsia="黑体"/>
         <w:b/>
         <w:bCs/>
       </w:rPr>
@@ -10639,12 +11184,14 @@
     </w:tcPr>
     <w:tblStylePr w:type="firstRow">
       <w:rPr>
+        <w:rFonts w:eastAsia="黑体"/>
         <w:b/>
         <w:bCs/>
       </w:rPr>
     </w:tblStylePr>
     <w:tblStylePr w:type="lastRow">
       <w:rPr>
+        <w:rFonts w:eastAsia="黑体"/>
         <w:b/>
         <w:bCs/>
       </w:rPr>
@@ -10657,12 +11204,14 @@
     </w:tblStylePr>
     <w:tblStylePr w:type="firstCol">
       <w:rPr>
+        <w:rFonts w:eastAsia="黑体"/>
         <w:b/>
         <w:bCs/>
       </w:rPr>
     </w:tblStylePr>
     <w:tblStylePr w:type="lastCol">
       <w:rPr>
+        <w:rFonts w:eastAsia="黑体"/>
         <w:b/>
         <w:bCs/>
       </w:rPr>
@@ -10712,12 +11261,14 @@
     </w:tcPr>
     <w:tblStylePr w:type="firstRow">
       <w:rPr>
+        <w:rFonts w:eastAsia="黑体"/>
         <w:b/>
         <w:bCs/>
       </w:rPr>
     </w:tblStylePr>
     <w:tblStylePr w:type="lastRow">
       <w:rPr>
+        <w:rFonts w:eastAsia="黑体"/>
         <w:b/>
         <w:bCs/>
       </w:rPr>
@@ -10730,12 +11281,14 @@
     </w:tblStylePr>
     <w:tblStylePr w:type="firstCol">
       <w:rPr>
+        <w:rFonts w:eastAsia="黑体"/>
         <w:b/>
         <w:bCs/>
       </w:rPr>
     </w:tblStylePr>
     <w:tblStylePr w:type="lastCol">
       <w:rPr>
+        <w:rFonts w:eastAsia="黑体"/>
         <w:b/>
         <w:bCs/>
       </w:rPr>
@@ -10762,7 +11315,7 @@
       <w:spacing w:after="0" w:line="240" w:lineRule="auto"/>
     </w:pPr>
     <w:rPr>
-      <w:rFonts w:asciiTheme="majorHAnsi" w:cstheme="majorBidi" w:eastAsiaTheme="majorEastAsia" w:hAnsiTheme="majorHAnsi"/>
+      <w:rFonts w:asciiTheme="majorHAnsi" w:cstheme="majorBidi" w:hAnsiTheme="majorHAnsi" w:eastAsia="黑体"/>
       <w:color w:themeColor="text1" w:val="000000"/>
     </w:rPr>
     <w:tblPr>
@@ -10789,6 +11342,7 @@
     </w:tcPr>
     <w:tblStylePr w:type="firstRow">
       <w:rPr>
+        <w:rFonts w:eastAsia="黑体"/>
         <w:b/>
         <w:bCs/>
         <w:color w:themeColor="text1" w:val="000000"/>
@@ -10800,6 +11354,7 @@
     </w:tblStylePr>
     <w:tblStylePr w:type="lastRow">
       <w:rPr>
+        <w:rFonts w:eastAsia="黑体"/>
         <w:b/>
         <w:bCs/>
         <w:color w:themeColor="text1" w:val="000000"/>
@@ -10819,6 +11374,7 @@
     </w:tblStylePr>
     <w:tblStylePr w:type="firstCol">
       <w:rPr>
+        <w:rFonts w:eastAsia="黑体"/>
         <w:b/>
         <w:bCs/>
         <w:color w:themeColor="text1" w:val="000000"/>
@@ -10838,6 +11394,7 @@
     </w:tblStylePr>
     <w:tblStylePr w:type="lastCol">
       <w:rPr>
+        <w:rFonts w:eastAsia="黑体"/>
         <w:b w:val="0"/>
         <w:bCs w:val="0"/>
         <w:color w:themeColor="text1" w:val="000000"/>
@@ -10887,7 +11444,7 @@
       <w:spacing w:after="0" w:line="240" w:lineRule="auto"/>
     </w:pPr>
     <w:rPr>
-      <w:rFonts w:asciiTheme="majorHAnsi" w:cstheme="majorBidi" w:eastAsiaTheme="majorEastAsia" w:hAnsiTheme="majorHAnsi"/>
+      <w:rFonts w:asciiTheme="majorHAnsi" w:cstheme="majorBidi" w:hAnsiTheme="majorHAnsi" w:eastAsia="黑体"/>
       <w:color w:themeColor="text1" w:val="000000"/>
     </w:rPr>
     <w:tblPr>
@@ -10914,6 +11471,7 @@
     </w:tcPr>
     <w:tblStylePr w:type="firstRow">
       <w:rPr>
+        <w:rFonts w:eastAsia="黑体"/>
         <w:b/>
         <w:bCs/>
         <w:color w:themeColor="text1" w:val="000000"/>
@@ -10925,6 +11483,7 @@
     </w:tblStylePr>
     <w:tblStylePr w:type="lastRow">
       <w:rPr>
+        <w:rFonts w:eastAsia="黑体"/>
         <w:b/>
         <w:bCs/>
         <w:color w:themeColor="text1" w:val="000000"/>
@@ -10944,6 +11503,7 @@
     </w:tblStylePr>
     <w:tblStylePr w:type="firstCol">
       <w:rPr>
+        <w:rFonts w:eastAsia="黑体"/>
         <w:b/>
         <w:bCs/>
         <w:color w:themeColor="text1" w:val="000000"/>
@@ -10963,6 +11523,7 @@
     </w:tblStylePr>
     <w:tblStylePr w:type="lastCol">
       <w:rPr>
+        <w:rFonts w:eastAsia="黑体"/>
         <w:b w:val="0"/>
         <w:bCs w:val="0"/>
         <w:color w:themeColor="text1" w:val="000000"/>
@@ -11012,7 +11573,7 @@
       <w:spacing w:after="0" w:line="240" w:lineRule="auto"/>
     </w:pPr>
     <w:rPr>
-      <w:rFonts w:asciiTheme="majorHAnsi" w:cstheme="majorBidi" w:eastAsiaTheme="majorEastAsia" w:hAnsiTheme="majorHAnsi"/>
+      <w:rFonts w:asciiTheme="majorHAnsi" w:cstheme="majorBidi" w:hAnsiTheme="majorHAnsi" w:eastAsia="黑体"/>
       <w:color w:themeColor="text1" w:val="000000"/>
     </w:rPr>
     <w:tblPr>
@@ -11039,6 +11600,7 @@
     </w:tcPr>
     <w:tblStylePr w:type="firstRow">
       <w:rPr>
+        <w:rFonts w:eastAsia="黑体"/>
         <w:b/>
         <w:bCs/>
         <w:color w:themeColor="text1" w:val="000000"/>
@@ -11050,6 +11612,7 @@
     </w:tblStylePr>
     <w:tblStylePr w:type="lastRow">
       <w:rPr>
+        <w:rFonts w:eastAsia="黑体"/>
         <w:b/>
         <w:bCs/>
         <w:color w:themeColor="text1" w:val="000000"/>
@@ -11069,6 +11632,7 @@
     </w:tblStylePr>
     <w:tblStylePr w:type="firstCol">
       <w:rPr>
+        <w:rFonts w:eastAsia="黑体"/>
         <w:b/>
         <w:bCs/>
         <w:color w:themeColor="text1" w:val="000000"/>
@@ -11088,6 +11652,7 @@
     </w:tblStylePr>
     <w:tblStylePr w:type="lastCol">
       <w:rPr>
+        <w:rFonts w:eastAsia="黑体"/>
         <w:b w:val="0"/>
         <w:bCs w:val="0"/>
         <w:color w:themeColor="text1" w:val="000000"/>
@@ -11137,7 +11702,7 @@
       <w:spacing w:after="0" w:line="240" w:lineRule="auto"/>
     </w:pPr>
     <w:rPr>
-      <w:rFonts w:asciiTheme="majorHAnsi" w:cstheme="majorBidi" w:eastAsiaTheme="majorEastAsia" w:hAnsiTheme="majorHAnsi"/>
+      <w:rFonts w:asciiTheme="majorHAnsi" w:cstheme="majorBidi" w:hAnsiTheme="majorHAnsi" w:eastAsia="黑体"/>
       <w:color w:themeColor="text1" w:val="000000"/>
     </w:rPr>
     <w:tblPr>
@@ -11164,6 +11729,7 @@
     </w:tcPr>
     <w:tblStylePr w:type="firstRow">
       <w:rPr>
+        <w:rFonts w:eastAsia="黑体"/>
         <w:b/>
         <w:bCs/>
         <w:color w:themeColor="text1" w:val="000000"/>
@@ -11175,6 +11741,7 @@
     </w:tblStylePr>
     <w:tblStylePr w:type="lastRow">
       <w:rPr>
+        <w:rFonts w:eastAsia="黑体"/>
         <w:b/>
         <w:bCs/>
         <w:color w:themeColor="text1" w:val="000000"/>
@@ -11194,6 +11761,7 @@
     </w:tblStylePr>
     <w:tblStylePr w:type="firstCol">
       <w:rPr>
+        <w:rFonts w:eastAsia="黑体"/>
         <w:b/>
         <w:bCs/>
         <w:color w:themeColor="text1" w:val="000000"/>
@@ -11213,6 +11781,7 @@
     </w:tblStylePr>
     <w:tblStylePr w:type="lastCol">
       <w:rPr>
+        <w:rFonts w:eastAsia="黑体"/>
         <w:b w:val="0"/>
         <w:bCs w:val="0"/>
         <w:color w:themeColor="text1" w:val="000000"/>
@@ -11262,7 +11831,7 @@
       <w:spacing w:after="0" w:line="240" w:lineRule="auto"/>
     </w:pPr>
     <w:rPr>
-      <w:rFonts w:asciiTheme="majorHAnsi" w:cstheme="majorBidi" w:eastAsiaTheme="majorEastAsia" w:hAnsiTheme="majorHAnsi"/>
+      <w:rFonts w:asciiTheme="majorHAnsi" w:cstheme="majorBidi" w:hAnsiTheme="majorHAnsi" w:eastAsia="黑体"/>
       <w:color w:themeColor="text1" w:val="000000"/>
     </w:rPr>
     <w:tblPr>
@@ -11289,6 +11858,7 @@
     </w:tcPr>
     <w:tblStylePr w:type="firstRow">
       <w:rPr>
+        <w:rFonts w:eastAsia="黑体"/>
         <w:b/>
         <w:bCs/>
         <w:color w:themeColor="text1" w:val="000000"/>
@@ -11300,6 +11870,7 @@
     </w:tblStylePr>
     <w:tblStylePr w:type="lastRow">
       <w:rPr>
+        <w:rFonts w:eastAsia="黑体"/>
         <w:b/>
         <w:bCs/>
         <w:color w:themeColor="text1" w:val="000000"/>
@@ -11319,6 +11890,7 @@
     </w:tblStylePr>
     <w:tblStylePr w:type="firstCol">
       <w:rPr>
+        <w:rFonts w:eastAsia="黑体"/>
         <w:b/>
         <w:bCs/>
         <w:color w:themeColor="text1" w:val="000000"/>
@@ -11338,6 +11910,7 @@
     </w:tblStylePr>
     <w:tblStylePr w:type="lastCol">
       <w:rPr>
+        <w:rFonts w:eastAsia="黑体"/>
         <w:b w:val="0"/>
         <w:bCs w:val="0"/>
         <w:color w:themeColor="text1" w:val="000000"/>
@@ -11387,7 +11960,7 @@
       <w:spacing w:after="0" w:line="240" w:lineRule="auto"/>
     </w:pPr>
     <w:rPr>
-      <w:rFonts w:asciiTheme="majorHAnsi" w:cstheme="majorBidi" w:eastAsiaTheme="majorEastAsia" w:hAnsiTheme="majorHAnsi"/>
+      <w:rFonts w:asciiTheme="majorHAnsi" w:cstheme="majorBidi" w:hAnsiTheme="majorHAnsi" w:eastAsia="黑体"/>
       <w:color w:themeColor="text1" w:val="000000"/>
     </w:rPr>
     <w:tblPr>
@@ -11414,6 +11987,7 @@
     </w:tcPr>
     <w:tblStylePr w:type="firstRow">
       <w:rPr>
+        <w:rFonts w:eastAsia="黑体"/>
         <w:b/>
         <w:bCs/>
         <w:color w:themeColor="text1" w:val="000000"/>
@@ -11425,6 +11999,7 @@
     </w:tblStylePr>
     <w:tblStylePr w:type="lastRow">
       <w:rPr>
+        <w:rFonts w:eastAsia="黑体"/>
         <w:b/>
         <w:bCs/>
         <w:color w:themeColor="text1" w:val="000000"/>
@@ -11444,6 +12019,7 @@
     </w:tblStylePr>
     <w:tblStylePr w:type="firstCol">
       <w:rPr>
+        <w:rFonts w:eastAsia="黑体"/>
         <w:b/>
         <w:bCs/>
         <w:color w:themeColor="text1" w:val="000000"/>
@@ -11463,6 +12039,7 @@
     </w:tblStylePr>
     <w:tblStylePr w:type="lastCol">
       <w:rPr>
+        <w:rFonts w:eastAsia="黑体"/>
         <w:b w:val="0"/>
         <w:bCs w:val="0"/>
         <w:color w:themeColor="text1" w:val="000000"/>
@@ -11512,7 +12089,7 @@
       <w:spacing w:after="0" w:line="240" w:lineRule="auto"/>
     </w:pPr>
     <w:rPr>
-      <w:rFonts w:asciiTheme="majorHAnsi" w:cstheme="majorBidi" w:eastAsiaTheme="majorEastAsia" w:hAnsiTheme="majorHAnsi"/>
+      <w:rFonts w:asciiTheme="majorHAnsi" w:cstheme="majorBidi" w:hAnsiTheme="majorHAnsi" w:eastAsia="黑体"/>
       <w:color w:themeColor="text1" w:val="000000"/>
     </w:rPr>
     <w:tblPr>
@@ -11539,6 +12116,7 @@
     </w:tcPr>
     <w:tblStylePr w:type="firstRow">
       <w:rPr>
+        <w:rFonts w:eastAsia="黑体"/>
         <w:b/>
         <w:bCs/>
         <w:color w:themeColor="text1" w:val="000000"/>
@@ -11550,6 +12128,7 @@
     </w:tblStylePr>
     <w:tblStylePr w:type="lastRow">
       <w:rPr>
+        <w:rFonts w:eastAsia="黑体"/>
         <w:b/>
         <w:bCs/>
         <w:color w:themeColor="text1" w:val="000000"/>
@@ -11569,6 +12148,7 @@
     </w:tblStylePr>
     <w:tblStylePr w:type="firstCol">
       <w:rPr>
+        <w:rFonts w:eastAsia="黑体"/>
         <w:b/>
         <w:bCs/>
         <w:color w:themeColor="text1" w:val="000000"/>
@@ -11588,6 +12168,7 @@
     </w:tblStylePr>
     <w:tblStylePr w:type="lastCol">
       <w:rPr>
+        <w:rFonts w:eastAsia="黑体"/>
         <w:b w:val="0"/>
         <w:bCs w:val="0"/>
         <w:color w:themeColor="text1" w:val="000000"/>
@@ -11660,6 +12241,7 @@
     </w:tcPr>
     <w:tblStylePr w:type="firstRow">
       <w:rPr>
+        <w:rFonts w:eastAsia="黑体"/>
         <w:b/>
         <w:bCs/>
         <w:i w:val="0"/>
@@ -11681,6 +12263,7 @@
     </w:tblStylePr>
     <w:tblStylePr w:type="lastRow">
       <w:rPr>
+        <w:rFonts w:eastAsia="黑体"/>
         <w:b/>
         <w:bCs/>
         <w:i w:val="0"/>
@@ -11702,6 +12285,7 @@
     </w:tblStylePr>
     <w:tblStylePr w:type="firstCol">
       <w:rPr>
+        <w:rFonts w:eastAsia="黑体"/>
         <w:b/>
         <w:bCs/>
         <w:i w:val="0"/>
@@ -11721,6 +12305,7 @@
     </w:tblStylePr>
     <w:tblStylePr w:type="lastCol">
       <w:rPr>
+        <w:rFonts w:eastAsia="黑体"/>
         <w:b/>
         <w:bCs/>
         <w:i w:val="0"/>
@@ -11801,6 +12386,7 @@
     </w:tcPr>
     <w:tblStylePr w:type="firstRow">
       <w:rPr>
+        <w:rFonts w:eastAsia="黑体"/>
         <w:b/>
         <w:bCs/>
         <w:i w:val="0"/>
@@ -11822,6 +12408,7 @@
     </w:tblStylePr>
     <w:tblStylePr w:type="lastRow">
       <w:rPr>
+        <w:rFonts w:eastAsia="黑体"/>
         <w:b/>
         <w:bCs/>
         <w:i w:val="0"/>
@@ -11843,6 +12430,7 @@
     </w:tblStylePr>
     <w:tblStylePr w:type="firstCol">
       <w:rPr>
+        <w:rFonts w:eastAsia="黑体"/>
         <w:b/>
         <w:bCs/>
         <w:i w:val="0"/>
@@ -11862,6 +12450,7 @@
     </w:tblStylePr>
     <w:tblStylePr w:type="lastCol">
       <w:rPr>
+        <w:rFonts w:eastAsia="黑体"/>
         <w:b/>
         <w:bCs/>
         <w:i w:val="0"/>
@@ -11942,6 +12531,7 @@
     </w:tcPr>
     <w:tblStylePr w:type="firstRow">
       <w:rPr>
+        <w:rFonts w:eastAsia="黑体"/>
         <w:b/>
         <w:bCs/>
         <w:i w:val="0"/>
@@ -11963,6 +12553,7 @@
     </w:tblStylePr>
     <w:tblStylePr w:type="lastRow">
       <w:rPr>
+        <w:rFonts w:eastAsia="黑体"/>
         <w:b/>
         <w:bCs/>
         <w:i w:val="0"/>
@@ -11984,6 +12575,7 @@
     </w:tblStylePr>
     <w:tblStylePr w:type="firstCol">
       <w:rPr>
+        <w:rFonts w:eastAsia="黑体"/>
         <w:b/>
         <w:bCs/>
         <w:i w:val="0"/>
@@ -12003,6 +12595,7 @@
     </w:tblStylePr>
     <w:tblStylePr w:type="lastCol">
       <w:rPr>
+        <w:rFonts w:eastAsia="黑体"/>
         <w:b/>
         <w:bCs/>
         <w:i w:val="0"/>
@@ -12083,6 +12676,7 @@
     </w:tcPr>
     <w:tblStylePr w:type="firstRow">
       <w:rPr>
+        <w:rFonts w:eastAsia="黑体"/>
         <w:b/>
         <w:bCs/>
         <w:i w:val="0"/>
@@ -12104,6 +12698,7 @@
     </w:tblStylePr>
     <w:tblStylePr w:type="lastRow">
       <w:rPr>
+        <w:rFonts w:eastAsia="黑体"/>
         <w:b/>
         <w:bCs/>
         <w:i w:val="0"/>
@@ -12125,6 +12720,7 @@
     </w:tblStylePr>
     <w:tblStylePr w:type="firstCol">
       <w:rPr>
+        <w:rFonts w:eastAsia="黑体"/>
         <w:b/>
         <w:bCs/>
         <w:i w:val="0"/>
@@ -12144,6 +12740,7 @@
     </w:tblStylePr>
     <w:tblStylePr w:type="lastCol">
       <w:rPr>
+        <w:rFonts w:eastAsia="黑体"/>
         <w:b/>
         <w:bCs/>
         <w:i w:val="0"/>
@@ -12224,6 +12821,7 @@
     </w:tcPr>
     <w:tblStylePr w:type="firstRow">
       <w:rPr>
+        <w:rFonts w:eastAsia="黑体"/>
         <w:b/>
         <w:bCs/>
         <w:i w:val="0"/>
@@ -12245,6 +12843,7 @@
     </w:tblStylePr>
     <w:tblStylePr w:type="lastRow">
       <w:rPr>
+        <w:rFonts w:eastAsia="黑体"/>
         <w:b/>
         <w:bCs/>
         <w:i w:val="0"/>
@@ -12266,6 +12865,7 @@
     </w:tblStylePr>
     <w:tblStylePr w:type="firstCol">
       <w:rPr>
+        <w:rFonts w:eastAsia="黑体"/>
         <w:b/>
         <w:bCs/>
         <w:i w:val="0"/>
@@ -12285,6 +12885,7 @@
     </w:tblStylePr>
     <w:tblStylePr w:type="lastCol">
       <w:rPr>
+        <w:rFonts w:eastAsia="黑体"/>
         <w:b/>
         <w:bCs/>
         <w:i w:val="0"/>
@@ -12365,6 +12966,7 @@
     </w:tcPr>
     <w:tblStylePr w:type="firstRow">
       <w:rPr>
+        <w:rFonts w:eastAsia="黑体"/>
         <w:b/>
         <w:bCs/>
         <w:i w:val="0"/>
@@ -12386,6 +12988,7 @@
     </w:tblStylePr>
     <w:tblStylePr w:type="lastRow">
       <w:rPr>
+        <w:rFonts w:eastAsia="黑体"/>
         <w:b/>
         <w:bCs/>
         <w:i w:val="0"/>
@@ -12407,6 +13010,7 @@
     </w:tblStylePr>
     <w:tblStylePr w:type="firstCol">
       <w:rPr>
+        <w:rFonts w:eastAsia="黑体"/>
         <w:b/>
         <w:bCs/>
         <w:i w:val="0"/>
@@ -12426,6 +13030,7 @@
     </w:tblStylePr>
     <w:tblStylePr w:type="lastCol">
       <w:rPr>
+        <w:rFonts w:eastAsia="黑体"/>
         <w:b/>
         <w:bCs/>
         <w:i w:val="0"/>
@@ -12506,6 +13111,7 @@
     </w:tcPr>
     <w:tblStylePr w:type="firstRow">
       <w:rPr>
+        <w:rFonts w:eastAsia="黑体"/>
         <w:b/>
         <w:bCs/>
         <w:i w:val="0"/>
@@ -12527,6 +13133,7 @@
     </w:tblStylePr>
     <w:tblStylePr w:type="lastRow">
       <w:rPr>
+        <w:rFonts w:eastAsia="黑体"/>
         <w:b/>
         <w:bCs/>
         <w:i w:val="0"/>
@@ -12548,6 +13155,7 @@
     </w:tblStylePr>
     <w:tblStylePr w:type="firstCol">
       <w:rPr>
+        <w:rFonts w:eastAsia="黑体"/>
         <w:b/>
         <w:bCs/>
         <w:i w:val="0"/>
@@ -12567,6 +13175,7 @@
     </w:tblStylePr>
     <w:tblStylePr w:type="lastCol">
       <w:rPr>
+        <w:rFonts w:eastAsia="黑体"/>
         <w:b/>
         <w:bCs/>
         <w:i w:val="0"/>
@@ -12624,6 +13233,7 @@
       <w:spacing w:after="0" w:line="240" w:lineRule="auto"/>
     </w:pPr>
     <w:rPr>
+      <w:rFonts w:eastAsia="黑体"/>
       <w:color w:themeColor="background1" w:val="FFFFFF"/>
     </w:rPr>
     <w:tblPr>
@@ -12642,6 +13252,7 @@
     </w:tcPr>
     <w:tblStylePr w:type="firstRow">
       <w:rPr>
+        <w:rFonts w:eastAsia="黑体"/>
         <w:b/>
         <w:bCs/>
       </w:rPr>
@@ -12738,6 +13349,7 @@
       <w:spacing w:after="0" w:line="240" w:lineRule="auto"/>
     </w:pPr>
     <w:rPr>
+      <w:rFonts w:eastAsia="黑体"/>
       <w:color w:themeColor="background1" w:val="FFFFFF"/>
     </w:rPr>
     <w:tblPr>
@@ -12756,6 +13368,7 @@
     </w:tcPr>
     <w:tblStylePr w:type="firstRow">
       <w:rPr>
+        <w:rFonts w:eastAsia="黑体"/>
         <w:b/>
         <w:bCs/>
       </w:rPr>
@@ -12852,6 +13465,7 @@
       <w:spacing w:after="0" w:line="240" w:lineRule="auto"/>
     </w:pPr>
     <w:rPr>
+      <w:rFonts w:eastAsia="黑体"/>
       <w:color w:themeColor="background1" w:val="FFFFFF"/>
     </w:rPr>
     <w:tblPr>
@@ -12870,6 +13484,7 @@
     </w:tcPr>
     <w:tblStylePr w:type="firstRow">
       <w:rPr>
+        <w:rFonts w:eastAsia="黑体"/>
         <w:b/>
         <w:bCs/>
       </w:rPr>
@@ -12966,6 +13581,7 @@
       <w:spacing w:after="0" w:line="240" w:lineRule="auto"/>
     </w:pPr>
     <w:rPr>
+      <w:rFonts w:eastAsia="黑体"/>
       <w:color w:themeColor="background1" w:val="FFFFFF"/>
     </w:rPr>
     <w:tblPr>
@@ -12984,6 +13600,7 @@
     </w:tcPr>
     <w:tblStylePr w:type="firstRow">
       <w:rPr>
+        <w:rFonts w:eastAsia="黑体"/>
         <w:b/>
         <w:bCs/>
       </w:rPr>
@@ -13080,6 +13697,7 @@
       <w:spacing w:after="0" w:line="240" w:lineRule="auto"/>
     </w:pPr>
     <w:rPr>
+      <w:rFonts w:eastAsia="黑体"/>
       <w:color w:themeColor="background1" w:val="FFFFFF"/>
     </w:rPr>
     <w:tblPr>
@@ -13098,6 +13716,7 @@
     </w:tcPr>
     <w:tblStylePr w:type="firstRow">
       <w:rPr>
+        <w:rFonts w:eastAsia="黑体"/>
         <w:b/>
         <w:bCs/>
       </w:rPr>
@@ -13194,6 +13813,7 @@
       <w:spacing w:after="0" w:line="240" w:lineRule="auto"/>
     </w:pPr>
     <w:rPr>
+      <w:rFonts w:eastAsia="黑体"/>
       <w:color w:themeColor="background1" w:val="FFFFFF"/>
     </w:rPr>
     <w:tblPr>
@@ -13212,6 +13832,7 @@
     </w:tcPr>
     <w:tblStylePr w:type="firstRow">
       <w:rPr>
+        <w:rFonts w:eastAsia="黑体"/>
         <w:b/>
         <w:bCs/>
       </w:rPr>
@@ -13308,6 +13929,7 @@
       <w:spacing w:after="0" w:line="240" w:lineRule="auto"/>
     </w:pPr>
     <w:rPr>
+      <w:rFonts w:eastAsia="黑体"/>
       <w:color w:themeColor="background1" w:val="FFFFFF"/>
     </w:rPr>
     <w:tblPr>
@@ -13326,6 +13948,7 @@
     </w:tcPr>
     <w:tblStylePr w:type="firstRow">
       <w:rPr>
+        <w:rFonts w:eastAsia="黑体"/>
         <w:b/>
         <w:bCs/>
       </w:rPr>
@@ -13422,6 +14045,7 @@
       <w:spacing w:after="0" w:line="240" w:lineRule="auto"/>
     </w:pPr>
     <w:rPr>
+      <w:rFonts w:eastAsia="黑体"/>
       <w:color w:themeColor="text1" w:val="000000"/>
     </w:rPr>
     <w:tblPr>
@@ -13448,6 +14072,7 @@
     </w:tcPr>
     <w:tblStylePr w:type="firstRow">
       <w:rPr>
+        <w:rFonts w:eastAsia="黑体"/>
         <w:b/>
         <w:bCs/>
       </w:rPr>
@@ -13466,6 +14091,7 @@
     </w:tblStylePr>
     <w:tblStylePr w:type="lastRow">
       <w:rPr>
+        <w:rFonts w:eastAsia="黑体"/>
         <w:b/>
         <w:bCs/>
         <w:color w:themeColor="background1" w:val="FFFFFF"/>
@@ -13480,6 +14106,7 @@
     </w:tblStylePr>
     <w:tblStylePr w:type="firstCol">
       <w:rPr>
+        <w:rFonts w:eastAsia="黑体"/>
         <w:color w:themeColor="background1" w:val="FFFFFF"/>
       </w:rPr>
       <w:tblPr/>
@@ -13497,6 +14124,7 @@
     </w:tblStylePr>
     <w:tblStylePr w:type="lastCol">
       <w:rPr>
+        <w:rFonts w:eastAsia="黑体"/>
         <w:color w:themeColor="background1" w:val="FFFFFF"/>
       </w:rPr>
       <w:tblPr/>
@@ -13526,11 +14154,13 @@
     </w:tblStylePr>
     <w:tblStylePr w:type="neCell">
       <w:rPr>
+        <w:rFonts w:eastAsia="黑体"/>
         <w:color w:themeColor="text1" w:val="000000"/>
       </w:rPr>
     </w:tblStylePr>
     <w:tblStylePr w:type="nwCell">
       <w:rPr>
+        <w:rFonts w:eastAsia="黑体"/>
         <w:color w:themeColor="text1" w:val="000000"/>
       </w:rPr>
     </w:tblStylePr>
@@ -13544,6 +14174,7 @@
       <w:spacing w:after="0" w:line="240" w:lineRule="auto"/>
     </w:pPr>
     <w:rPr>
+      <w:rFonts w:eastAsia="黑体"/>
       <w:color w:themeColor="text1" w:val="000000"/>
     </w:rPr>
     <w:tblPr>
@@ -13570,6 +14201,7 @@
     </w:tcPr>
     <w:tblStylePr w:type="firstRow">
       <w:rPr>
+        <w:rFonts w:eastAsia="黑体"/>
         <w:b/>
         <w:bCs/>
       </w:rPr>
@@ -13588,6 +14220,7 @@
     </w:tblStylePr>
     <w:tblStylePr w:type="lastRow">
       <w:rPr>
+        <w:rFonts w:eastAsia="黑体"/>
         <w:b/>
         <w:bCs/>
         <w:color w:themeColor="background1" w:val="FFFFFF"/>
@@ -13602,6 +14235,7 @@
     </w:tblStylePr>
     <w:tblStylePr w:type="firstCol">
       <w:rPr>
+        <w:rFonts w:eastAsia="黑体"/>
         <w:color w:themeColor="background1" w:val="FFFFFF"/>
       </w:rPr>
       <w:tblPr/>
@@ -13619,6 +14253,7 @@
     </w:tblStylePr>
     <w:tblStylePr w:type="lastCol">
       <w:rPr>
+        <w:rFonts w:eastAsia="黑体"/>
         <w:color w:themeColor="background1" w:val="FFFFFF"/>
       </w:rPr>
       <w:tblPr/>
@@ -13648,11 +14283,13 @@
     </w:tblStylePr>
     <w:tblStylePr w:type="neCell">
       <w:rPr>
+        <w:rFonts w:eastAsia="黑体"/>
         <w:color w:themeColor="text1" w:val="000000"/>
       </w:rPr>
     </w:tblStylePr>
     <w:tblStylePr w:type="nwCell">
       <w:rPr>
+        <w:rFonts w:eastAsia="黑体"/>
         <w:color w:themeColor="text1" w:val="000000"/>
       </w:rPr>
     </w:tblStylePr>
@@ -13666,6 +14303,7 @@
       <w:spacing w:after="0" w:line="240" w:lineRule="auto"/>
     </w:pPr>
     <w:rPr>
+      <w:rFonts w:eastAsia="黑体"/>
       <w:color w:themeColor="text1" w:val="000000"/>
     </w:rPr>
     <w:tblPr>
@@ -13692,6 +14330,7 @@
     </w:tcPr>
     <w:tblStylePr w:type="firstRow">
       <w:rPr>
+        <w:rFonts w:eastAsia="黑体"/>
         <w:b/>
         <w:bCs/>
       </w:rPr>
@@ -13710,6 +14349,7 @@
     </w:tblStylePr>
     <w:tblStylePr w:type="lastRow">
       <w:rPr>
+        <w:rFonts w:eastAsia="黑体"/>
         <w:b/>
         <w:bCs/>
         <w:color w:themeColor="background1" w:val="FFFFFF"/>
@@ -13724,6 +14364,7 @@
     </w:tblStylePr>
     <w:tblStylePr w:type="firstCol">
       <w:rPr>
+        <w:rFonts w:eastAsia="黑体"/>
         <w:color w:themeColor="background1" w:val="FFFFFF"/>
       </w:rPr>
       <w:tblPr/>
@@ -13741,6 +14382,7 @@
     </w:tblStylePr>
     <w:tblStylePr w:type="lastCol">
       <w:rPr>
+        <w:rFonts w:eastAsia="黑体"/>
         <w:color w:themeColor="background1" w:val="FFFFFF"/>
       </w:rPr>
       <w:tblPr/>
@@ -13770,11 +14412,13 @@
     </w:tblStylePr>
     <w:tblStylePr w:type="neCell">
       <w:rPr>
+        <w:rFonts w:eastAsia="黑体"/>
         <w:color w:themeColor="text1" w:val="000000"/>
       </w:rPr>
     </w:tblStylePr>
     <w:tblStylePr w:type="nwCell">
       <w:rPr>
+        <w:rFonts w:eastAsia="黑体"/>
         <w:color w:themeColor="text1" w:val="000000"/>
       </w:rPr>
     </w:tblStylePr>
@@ -13788,6 +14432,7 @@
       <w:spacing w:after="0" w:line="240" w:lineRule="auto"/>
     </w:pPr>
     <w:rPr>
+      <w:rFonts w:eastAsia="黑体"/>
       <w:color w:themeColor="text1" w:val="000000"/>
     </w:rPr>
     <w:tblPr>
@@ -13814,6 +14459,7 @@
     </w:tcPr>
     <w:tblStylePr w:type="firstRow">
       <w:rPr>
+        <w:rFonts w:eastAsia="黑体"/>
         <w:b/>
         <w:bCs/>
       </w:rPr>
@@ -13832,6 +14478,7 @@
     </w:tblStylePr>
     <w:tblStylePr w:type="lastRow">
       <w:rPr>
+        <w:rFonts w:eastAsia="黑体"/>
         <w:b/>
         <w:bCs/>
         <w:color w:themeColor="background1" w:val="FFFFFF"/>
@@ -13846,6 +14493,7 @@
     </w:tblStylePr>
     <w:tblStylePr w:type="firstCol">
       <w:rPr>
+        <w:rFonts w:eastAsia="黑体"/>
         <w:color w:themeColor="background1" w:val="FFFFFF"/>
       </w:rPr>
       <w:tblPr/>
@@ -13863,6 +14511,7 @@
     </w:tblStylePr>
     <w:tblStylePr w:type="lastCol">
       <w:rPr>
+        <w:rFonts w:eastAsia="黑体"/>
         <w:color w:themeColor="background1" w:val="FFFFFF"/>
       </w:rPr>
       <w:tblPr/>
@@ -13900,6 +14549,7 @@
       <w:spacing w:after="0" w:line="240" w:lineRule="auto"/>
     </w:pPr>
     <w:rPr>
+      <w:rFonts w:eastAsia="黑体"/>
       <w:color w:themeColor="text1" w:val="000000"/>
     </w:rPr>
     <w:tblPr>
@@ -13926,6 +14576,7 @@
     </w:tcPr>
     <w:tblStylePr w:type="firstRow">
       <w:rPr>
+        <w:rFonts w:eastAsia="黑体"/>
         <w:b/>
         <w:bCs/>
       </w:rPr>
@@ -13944,6 +14595,7 @@
     </w:tblStylePr>
     <w:tblStylePr w:type="lastRow">
       <w:rPr>
+        <w:rFonts w:eastAsia="黑体"/>
         <w:b/>
         <w:bCs/>
         <w:color w:themeColor="background1" w:val="FFFFFF"/>
@@ -13958,6 +14610,7 @@
     </w:tblStylePr>
     <w:tblStylePr w:type="firstCol">
       <w:rPr>
+        <w:rFonts w:eastAsia="黑体"/>
         <w:color w:themeColor="background1" w:val="FFFFFF"/>
       </w:rPr>
       <w:tblPr/>
@@ -13975,6 +14628,7 @@
     </w:tblStylePr>
     <w:tblStylePr w:type="lastCol">
       <w:rPr>
+        <w:rFonts w:eastAsia="黑体"/>
         <w:color w:themeColor="background1" w:val="FFFFFF"/>
       </w:rPr>
       <w:tblPr/>
@@ -14004,11 +14658,13 @@
     </w:tblStylePr>
     <w:tblStylePr w:type="neCell">
       <w:rPr>
+        <w:rFonts w:eastAsia="黑体"/>
         <w:color w:themeColor="text1" w:val="000000"/>
       </w:rPr>
     </w:tblStylePr>
     <w:tblStylePr w:type="nwCell">
       <w:rPr>
+        <w:rFonts w:eastAsia="黑体"/>
         <w:color w:themeColor="text1" w:val="000000"/>
       </w:rPr>
     </w:tblStylePr>
@@ -14022,6 +14678,7 @@
       <w:spacing w:after="0" w:line="240" w:lineRule="auto"/>
     </w:pPr>
     <w:rPr>
+      <w:rFonts w:eastAsia="黑体"/>
       <w:color w:themeColor="text1" w:val="000000"/>
     </w:rPr>
     <w:tblPr>
@@ -14048,6 +14705,7 @@
     </w:tcPr>
     <w:tblStylePr w:type="firstRow">
       <w:rPr>
+        <w:rFonts w:eastAsia="黑体"/>
         <w:b/>
         <w:bCs/>
       </w:rPr>
@@ -14066,6 +14724,7 @@
     </w:tblStylePr>
     <w:tblStylePr w:type="lastRow">
       <w:rPr>
+        <w:rFonts w:eastAsia="黑体"/>
         <w:b/>
         <w:bCs/>
         <w:color w:themeColor="background1" w:val="FFFFFF"/>
@@ -14080,6 +14739,7 @@
     </w:tblStylePr>
     <w:tblStylePr w:type="firstCol">
       <w:rPr>
+        <w:rFonts w:eastAsia="黑体"/>
         <w:color w:themeColor="background1" w:val="FFFFFF"/>
       </w:rPr>
       <w:tblPr/>
@@ -14097,6 +14757,7 @@
     </w:tblStylePr>
     <w:tblStylePr w:type="lastCol">
       <w:rPr>
+        <w:rFonts w:eastAsia="黑体"/>
         <w:color w:themeColor="background1" w:val="FFFFFF"/>
       </w:rPr>
       <w:tblPr/>
@@ -14126,11 +14787,13 @@
     </w:tblStylePr>
     <w:tblStylePr w:type="neCell">
       <w:rPr>
+        <w:rFonts w:eastAsia="黑体"/>
         <w:color w:themeColor="text1" w:val="000000"/>
       </w:rPr>
     </w:tblStylePr>
     <w:tblStylePr w:type="nwCell">
       <w:rPr>
+        <w:rFonts w:eastAsia="黑体"/>
         <w:color w:themeColor="text1" w:val="000000"/>
       </w:rPr>
     </w:tblStylePr>
@@ -14144,6 +14807,7 @@
       <w:spacing w:after="0" w:line="240" w:lineRule="auto"/>
     </w:pPr>
     <w:rPr>
+      <w:rFonts w:eastAsia="黑体"/>
       <w:color w:themeColor="text1" w:val="000000"/>
     </w:rPr>
     <w:tblPr>
@@ -14170,6 +14834,7 @@
     </w:tcPr>
     <w:tblStylePr w:type="firstRow">
       <w:rPr>
+        <w:rFonts w:eastAsia="黑体"/>
         <w:b/>
         <w:bCs/>
       </w:rPr>
@@ -14188,6 +14853,7 @@
     </w:tblStylePr>
     <w:tblStylePr w:type="lastRow">
       <w:rPr>
+        <w:rFonts w:eastAsia="黑体"/>
         <w:b/>
         <w:bCs/>
         <w:color w:themeColor="background1" w:val="FFFFFF"/>
@@ -14202,6 +14868,7 @@
     </w:tblStylePr>
     <w:tblStylePr w:type="firstCol">
       <w:rPr>
+        <w:rFonts w:eastAsia="黑体"/>
         <w:color w:themeColor="background1" w:val="FFFFFF"/>
       </w:rPr>
       <w:tblPr/>
@@ -14219,6 +14886,7 @@
     </w:tblStylePr>
     <w:tblStylePr w:type="lastCol">
       <w:rPr>
+        <w:rFonts w:eastAsia="黑体"/>
         <w:color w:themeColor="background1" w:val="FFFFFF"/>
       </w:rPr>
       <w:tblPr/>
@@ -14248,11 +14916,13 @@
     </w:tblStylePr>
     <w:tblStylePr w:type="neCell">
       <w:rPr>
+        <w:rFonts w:eastAsia="黑体"/>
         <w:color w:themeColor="text1" w:val="000000"/>
       </w:rPr>
     </w:tblStylePr>
     <w:tblStylePr w:type="nwCell">
       <w:rPr>
+        <w:rFonts w:eastAsia="黑体"/>
         <w:color w:themeColor="text1" w:val="000000"/>
       </w:rPr>
     </w:tblStylePr>
@@ -14266,6 +14936,7 @@
       <w:spacing w:after="0" w:line="240" w:lineRule="auto"/>
     </w:pPr>
     <w:rPr>
+      <w:rFonts w:eastAsia="黑体"/>
       <w:color w:themeColor="text1" w:val="000000"/>
     </w:rPr>
     <w:tblPr>
@@ -14284,6 +14955,7 @@
     </w:tcPr>
     <w:tblStylePr w:type="firstRow">
       <w:rPr>
+        <w:rFonts w:eastAsia="黑体"/>
         <w:b/>
         <w:bCs/>
         <w:color w:themeColor="background1" w:val="FFFFFF"/>
@@ -14298,6 +14970,7 @@
     </w:tblStylePr>
     <w:tblStylePr w:type="lastRow">
       <w:rPr>
+        <w:rFonts w:eastAsia="黑体"/>
         <w:b/>
         <w:bCs/>
         <w:color w:themeColor="accent2" w:themeShade="CC" w:val="9E3A38"/>
@@ -14312,12 +14985,14 @@
     </w:tblStylePr>
     <w:tblStylePr w:type="firstCol">
       <w:rPr>
+        <w:rFonts w:eastAsia="黑体"/>
         <w:b/>
         <w:bCs/>
       </w:rPr>
     </w:tblStylePr>
     <w:tblStylePr w:type="lastCol">
       <w:rPr>
+        <w:rFonts w:eastAsia="黑体"/>
         <w:b/>
         <w:bCs/>
       </w:rPr>
@@ -14352,6 +15027,7 @@
       <w:spacing w:after="0" w:line="240" w:lineRule="auto"/>
     </w:pPr>
     <w:rPr>
+      <w:rFonts w:eastAsia="黑体"/>
       <w:color w:themeColor="text1" w:val="000000"/>
     </w:rPr>
     <w:tblPr>
@@ -14370,6 +15046,7 @@
     </w:tcPr>
     <w:tblStylePr w:type="firstRow">
       <w:rPr>
+        <w:rFonts w:eastAsia="黑体"/>
         <w:b/>
         <w:bCs/>
         <w:color w:themeColor="background1" w:val="FFFFFF"/>
@@ -14384,6 +15061,7 @@
     </w:tblStylePr>
     <w:tblStylePr w:type="lastRow">
       <w:rPr>
+        <w:rFonts w:eastAsia="黑体"/>
         <w:b/>
         <w:bCs/>
         <w:color w:themeColor="accent2" w:themeShade="CC" w:val="9E3A38"/>
@@ -14398,12 +15076,14 @@
     </w:tblStylePr>
     <w:tblStylePr w:type="firstCol">
       <w:rPr>
+        <w:rFonts w:eastAsia="黑体"/>
         <w:b/>
         <w:bCs/>
       </w:rPr>
     </w:tblStylePr>
     <w:tblStylePr w:type="lastCol">
       <w:rPr>
+        <w:rFonts w:eastAsia="黑体"/>
         <w:b/>
         <w:bCs/>
       </w:rPr>
@@ -14438,6 +15118,7 @@
       <w:spacing w:after="0" w:line="240" w:lineRule="auto"/>
     </w:pPr>
     <w:rPr>
+      <w:rFonts w:eastAsia="黑体"/>
       <w:color w:themeColor="text1" w:val="000000"/>
     </w:rPr>
     <w:tblPr>
@@ -14456,6 +15137,7 @@
     </w:tcPr>
     <w:tblStylePr w:type="firstRow">
       <w:rPr>
+        <w:rFonts w:eastAsia="黑体"/>
         <w:b/>
         <w:bCs/>
         <w:color w:themeColor="background1" w:val="FFFFFF"/>
@@ -14470,6 +15152,7 @@
     </w:tblStylePr>
     <w:tblStylePr w:type="lastRow">
       <w:rPr>
+        <w:rFonts w:eastAsia="黑体"/>
         <w:b/>
         <w:bCs/>
         <w:color w:themeColor="accent2" w:themeShade="CC" w:val="9E3A38"/>
@@ -14484,12 +15167,14 @@
     </w:tblStylePr>
     <w:tblStylePr w:type="firstCol">
       <w:rPr>
+        <w:rFonts w:eastAsia="黑体"/>
         <w:b/>
         <w:bCs/>
       </w:rPr>
     </w:tblStylePr>
     <w:tblStylePr w:type="lastCol">
       <w:rPr>
+        <w:rFonts w:eastAsia="黑体"/>
         <w:b/>
         <w:bCs/>
       </w:rPr>
@@ -14524,6 +15209,7 @@
       <w:spacing w:after="0" w:line="240" w:lineRule="auto"/>
     </w:pPr>
     <w:rPr>
+      <w:rFonts w:eastAsia="黑体"/>
       <w:color w:themeColor="text1" w:val="000000"/>
     </w:rPr>
     <w:tblPr>
@@ -14542,6 +15228,7 @@
     </w:tcPr>
     <w:tblStylePr w:type="firstRow">
       <w:rPr>
+        <w:rFonts w:eastAsia="黑体"/>
         <w:b/>
         <w:bCs/>
         <w:color w:themeColor="background1" w:val="FFFFFF"/>
@@ -14556,6 +15243,7 @@
     </w:tblStylePr>
     <w:tblStylePr w:type="lastRow">
       <w:rPr>
+        <w:rFonts w:eastAsia="黑体"/>
         <w:b/>
         <w:bCs/>
         <w:color w:themeColor="accent4" w:themeShade="CC" w:val="664E82"/>
@@ -14570,12 +15258,14 @@
     </w:tblStylePr>
     <w:tblStylePr w:type="firstCol">
       <w:rPr>
+        <w:rFonts w:eastAsia="黑体"/>
         <w:b/>
         <w:bCs/>
       </w:rPr>
     </w:tblStylePr>
     <w:tblStylePr w:type="lastCol">
       <w:rPr>
+        <w:rFonts w:eastAsia="黑体"/>
         <w:b/>
         <w:bCs/>
       </w:rPr>
@@ -14610,6 +15300,7 @@
       <w:spacing w:after="0" w:line="240" w:lineRule="auto"/>
     </w:pPr>
     <w:rPr>
+      <w:rFonts w:eastAsia="黑体"/>
       <w:color w:themeColor="text1" w:val="000000"/>
     </w:rPr>
     <w:tblPr>
@@ -14628,6 +15319,7 @@
     </w:tcPr>
     <w:tblStylePr w:type="firstRow">
       <w:rPr>
+        <w:rFonts w:eastAsia="黑体"/>
         <w:b/>
         <w:bCs/>
         <w:color w:themeColor="background1" w:val="FFFFFF"/>
@@ -14642,6 +15334,7 @@
     </w:tblStylePr>
     <w:tblStylePr w:type="lastRow">
       <w:rPr>
+        <w:rFonts w:eastAsia="黑体"/>
         <w:b/>
         <w:bCs/>
         <w:color w:themeColor="accent3" w:themeShade="CC" w:val="7E9C40"/>
@@ -14656,12 +15349,14 @@
     </w:tblStylePr>
     <w:tblStylePr w:type="firstCol">
       <w:rPr>
+        <w:rFonts w:eastAsia="黑体"/>
         <w:b/>
         <w:bCs/>
       </w:rPr>
     </w:tblStylePr>
     <w:tblStylePr w:type="lastCol">
       <w:rPr>
+        <w:rFonts w:eastAsia="黑体"/>
         <w:b/>
         <w:bCs/>
       </w:rPr>
@@ -14696,6 +15391,7 @@
       <w:spacing w:after="0" w:line="240" w:lineRule="auto"/>
     </w:pPr>
     <w:rPr>
+      <w:rFonts w:eastAsia="黑体"/>
       <w:color w:themeColor="text1" w:val="000000"/>
     </w:rPr>
     <w:tblPr>
@@ -14714,6 +15410,7 @@
     </w:tcPr>
     <w:tblStylePr w:type="firstRow">
       <w:rPr>
+        <w:rFonts w:eastAsia="黑体"/>
         <w:b/>
         <w:bCs/>
         <w:color w:themeColor="background1" w:val="FFFFFF"/>
@@ -14728,6 +15425,7 @@
     </w:tblStylePr>
     <w:tblStylePr w:type="lastRow">
       <w:rPr>
+        <w:rFonts w:eastAsia="黑体"/>
         <w:b/>
         <w:bCs/>
         <w:color w:themeColor="accent6" w:themeShade="CC" w:val="F2730A"/>
@@ -14742,12 +15440,14 @@
     </w:tblStylePr>
     <w:tblStylePr w:type="firstCol">
       <w:rPr>
+        <w:rFonts w:eastAsia="黑体"/>
         <w:b/>
         <w:bCs/>
       </w:rPr>
     </w:tblStylePr>
     <w:tblStylePr w:type="lastCol">
       <w:rPr>
+        <w:rFonts w:eastAsia="黑体"/>
         <w:b/>
         <w:bCs/>
       </w:rPr>
@@ -14782,6 +15482,7 @@
       <w:spacing w:after="0" w:line="240" w:lineRule="auto"/>
     </w:pPr>
     <w:rPr>
+      <w:rFonts w:eastAsia="黑体"/>
       <w:color w:themeColor="text1" w:val="000000"/>
     </w:rPr>
     <w:tblPr>
@@ -14800,6 +15501,7 @@
     </w:tcPr>
     <w:tblStylePr w:type="firstRow">
       <w:rPr>
+        <w:rFonts w:eastAsia="黑体"/>
         <w:b/>
         <w:bCs/>
         <w:color w:themeColor="background1" w:val="FFFFFF"/>
@@ -14814,6 +15516,7 @@
     </w:tblStylePr>
     <w:tblStylePr w:type="lastRow">
       <w:rPr>
+        <w:rFonts w:eastAsia="黑体"/>
         <w:b/>
         <w:bCs/>
         <w:color w:themeColor="accent5" w:themeShade="CC" w:val="348DA5"/>
@@ -14828,12 +15531,14 @@
     </w:tblStylePr>
     <w:tblStylePr w:type="firstCol">
       <w:rPr>
+        <w:rFonts w:eastAsia="黑体"/>
         <w:b/>
         <w:bCs/>
       </w:rPr>
     </w:tblStylePr>
     <w:tblStylePr w:type="lastCol">
       <w:rPr>
+        <w:rFonts w:eastAsia="黑体"/>
         <w:b/>
         <w:bCs/>
       </w:rPr>
@@ -14868,6 +15573,7 @@
       <w:spacing w:after="0" w:line="240" w:lineRule="auto"/>
     </w:pPr>
     <w:rPr>
+      <w:rFonts w:eastAsia="黑体"/>
       <w:color w:themeColor="text1" w:val="000000"/>
     </w:rPr>
     <w:tblPr>
@@ -14889,6 +15595,7 @@
     </w:tcPr>
     <w:tblStylePr w:type="firstRow">
       <w:rPr>
+        <w:rFonts w:eastAsia="黑体"/>
         <w:b/>
         <w:bCs/>
       </w:rPr>
@@ -14899,6 +15606,7 @@
     </w:tblStylePr>
     <w:tblStylePr w:type="lastRow">
       <w:rPr>
+        <w:rFonts w:eastAsia="黑体"/>
         <w:b/>
         <w:bCs/>
         <w:color w:themeColor="text1" w:val="000000"/>
@@ -14910,6 +15618,7 @@
     </w:tblStylePr>
     <w:tblStylePr w:type="firstCol">
       <w:rPr>
+        <w:rFonts w:eastAsia="黑体"/>
         <w:color w:themeColor="background1" w:val="FFFFFF"/>
       </w:rPr>
       <w:tblPr/>
@@ -14919,6 +15628,7 @@
     </w:tblStylePr>
     <w:tblStylePr w:type="lastCol">
       <w:rPr>
+        <w:rFonts w:eastAsia="黑体"/>
         <w:color w:themeColor="background1" w:val="FFFFFF"/>
       </w:rPr>
       <w:tblPr/>
@@ -14948,6 +15658,7 @@
       <w:spacing w:after="0" w:line="240" w:lineRule="auto"/>
     </w:pPr>
     <w:rPr>
+      <w:rFonts w:eastAsia="黑体"/>
       <w:color w:themeColor="text1" w:val="000000"/>
     </w:rPr>
     <w:tblPr>
@@ -14969,6 +15680,7 @@
     </w:tcPr>
     <w:tblStylePr w:type="firstRow">
       <w:rPr>
+        <w:rFonts w:eastAsia="黑体"/>
         <w:b/>
         <w:bCs/>
       </w:rPr>
@@ -14979,6 +15691,7 @@
     </w:tblStylePr>
     <w:tblStylePr w:type="lastRow">
       <w:rPr>
+        <w:rFonts w:eastAsia="黑体"/>
         <w:b/>
         <w:bCs/>
         <w:color w:themeColor="text1" w:val="000000"/>
@@ -14990,6 +15703,7 @@
     </w:tblStylePr>
     <w:tblStylePr w:type="firstCol">
       <w:rPr>
+        <w:rFonts w:eastAsia="黑体"/>
         <w:color w:themeColor="background1" w:val="FFFFFF"/>
       </w:rPr>
       <w:tblPr/>
@@ -14999,6 +15713,7 @@
     </w:tblStylePr>
     <w:tblStylePr w:type="lastCol">
       <w:rPr>
+        <w:rFonts w:eastAsia="黑体"/>
         <w:color w:themeColor="background1" w:val="FFFFFF"/>
       </w:rPr>
       <w:tblPr/>
@@ -15028,6 +15743,7 @@
       <w:spacing w:after="0" w:line="240" w:lineRule="auto"/>
     </w:pPr>
     <w:rPr>
+      <w:rFonts w:eastAsia="黑体"/>
       <w:color w:themeColor="text1" w:val="000000"/>
     </w:rPr>
     <w:tblPr>
@@ -15049,6 +15765,7 @@
     </w:tcPr>
     <w:tblStylePr w:type="firstRow">
       <w:rPr>
+        <w:rFonts w:eastAsia="黑体"/>
         <w:b/>
         <w:bCs/>
       </w:rPr>
@@ -15059,6 +15776,7 @@
     </w:tblStylePr>
     <w:tblStylePr w:type="lastRow">
       <w:rPr>
+        <w:rFonts w:eastAsia="黑体"/>
         <w:b/>
         <w:bCs/>
         <w:color w:themeColor="text1" w:val="000000"/>
@@ -15070,6 +15788,7 @@
     </w:tblStylePr>
     <w:tblStylePr w:type="firstCol">
       <w:rPr>
+        <w:rFonts w:eastAsia="黑体"/>
         <w:color w:themeColor="background1" w:val="FFFFFF"/>
       </w:rPr>
       <w:tblPr/>
@@ -15079,6 +15798,7 @@
     </w:tblStylePr>
     <w:tblStylePr w:type="lastCol">
       <w:rPr>
+        <w:rFonts w:eastAsia="黑体"/>
         <w:color w:themeColor="background1" w:val="FFFFFF"/>
       </w:rPr>
       <w:tblPr/>
@@ -15108,6 +15828,7 @@
       <w:spacing w:after="0" w:line="240" w:lineRule="auto"/>
     </w:pPr>
     <w:rPr>
+      <w:rFonts w:eastAsia="黑体"/>
       <w:color w:themeColor="text1" w:val="000000"/>
     </w:rPr>
     <w:tblPr>
@@ -15129,6 +15850,7 @@
     </w:tcPr>
     <w:tblStylePr w:type="firstRow">
       <w:rPr>
+        <w:rFonts w:eastAsia="黑体"/>
         <w:b/>
         <w:bCs/>
       </w:rPr>
@@ -15139,6 +15861,7 @@
     </w:tblStylePr>
     <w:tblStylePr w:type="lastRow">
       <w:rPr>
+        <w:rFonts w:eastAsia="黑体"/>
         <w:b/>
         <w:bCs/>
         <w:color w:themeColor="text1" w:val="000000"/>
@@ -15150,6 +15873,7 @@
     </w:tblStylePr>
     <w:tblStylePr w:type="firstCol">
       <w:rPr>
+        <w:rFonts w:eastAsia="黑体"/>
         <w:color w:themeColor="background1" w:val="FFFFFF"/>
       </w:rPr>
       <w:tblPr/>
@@ -15159,6 +15883,7 @@
     </w:tblStylePr>
     <w:tblStylePr w:type="lastCol">
       <w:rPr>
+        <w:rFonts w:eastAsia="黑体"/>
         <w:color w:themeColor="background1" w:val="FFFFFF"/>
       </w:rPr>
       <w:tblPr/>
@@ -15188,6 +15913,7 @@
       <w:spacing w:after="0" w:line="240" w:lineRule="auto"/>
     </w:pPr>
     <w:rPr>
+      <w:rFonts w:eastAsia="黑体"/>
       <w:color w:themeColor="text1" w:val="000000"/>
     </w:rPr>
     <w:tblPr>
@@ -15209,6 +15935,7 @@
     </w:tcPr>
     <w:tblStylePr w:type="firstRow">
       <w:rPr>
+        <w:rFonts w:eastAsia="黑体"/>
         <w:b/>
         <w:bCs/>
       </w:rPr>
@@ -15219,6 +15946,7 @@
     </w:tblStylePr>
     <w:tblStylePr w:type="lastRow">
       <w:rPr>
+        <w:rFonts w:eastAsia="黑体"/>
         <w:b/>
         <w:bCs/>
         <w:color w:themeColor="text1" w:val="000000"/>
@@ -15230,6 +15958,7 @@
     </w:tblStylePr>
     <w:tblStylePr w:type="firstCol">
       <w:rPr>
+        <w:rFonts w:eastAsia="黑体"/>
         <w:color w:themeColor="background1" w:val="FFFFFF"/>
       </w:rPr>
       <w:tblPr/>
@@ -15239,6 +15968,7 @@
     </w:tblStylePr>
     <w:tblStylePr w:type="lastCol">
       <w:rPr>
+        <w:rFonts w:eastAsia="黑体"/>
         <w:color w:themeColor="background1" w:val="FFFFFF"/>
       </w:rPr>
       <w:tblPr/>
@@ -15268,6 +15998,7 @@
       <w:spacing w:after="0" w:line="240" w:lineRule="auto"/>
     </w:pPr>
     <w:rPr>
+      <w:rFonts w:eastAsia="黑体"/>
       <w:color w:themeColor="text1" w:val="000000"/>
     </w:rPr>
     <w:tblPr>
@@ -15289,6 +16020,7 @@
     </w:tcPr>
     <w:tblStylePr w:type="firstRow">
       <w:rPr>
+        <w:rFonts w:eastAsia="黑体"/>
         <w:b/>
         <w:bCs/>
       </w:rPr>
@@ -15299,6 +16031,7 @@
     </w:tblStylePr>
     <w:tblStylePr w:type="lastRow">
       <w:rPr>
+        <w:rFonts w:eastAsia="黑体"/>
         <w:b/>
         <w:bCs/>
         <w:color w:themeColor="text1" w:val="000000"/>
@@ -15310,6 +16043,7 @@
     </w:tblStylePr>
     <w:tblStylePr w:type="firstCol">
       <w:rPr>
+        <w:rFonts w:eastAsia="黑体"/>
         <w:color w:themeColor="background1" w:val="FFFFFF"/>
       </w:rPr>
       <w:tblPr/>
@@ -15319,6 +16053,7 @@
     </w:tblStylePr>
     <w:tblStylePr w:type="lastCol">
       <w:rPr>
+        <w:rFonts w:eastAsia="黑体"/>
         <w:color w:themeColor="background1" w:val="FFFFFF"/>
       </w:rPr>
       <w:tblPr/>
@@ -15348,6 +16083,7 @@
       <w:spacing w:after="0" w:line="240" w:lineRule="auto"/>
     </w:pPr>
     <w:rPr>
+      <w:rFonts w:eastAsia="黑体"/>
       <w:color w:themeColor="text1" w:val="000000"/>
     </w:rPr>
     <w:tblPr>
@@ -15369,6 +16105,7 @@
     </w:tcPr>
     <w:tblStylePr w:type="firstRow">
       <w:rPr>
+        <w:rFonts w:eastAsia="黑体"/>
         <w:b/>
         <w:bCs/>
       </w:rPr>
@@ -15379,6 +16116,7 @@
     </w:tblStylePr>
     <w:tblStylePr w:type="lastRow">
       <w:rPr>
+        <w:rFonts w:eastAsia="黑体"/>
         <w:b/>
         <w:bCs/>
         <w:color w:themeColor="text1" w:val="000000"/>
@@ -15390,6 +16128,7 @@
     </w:tblStylePr>
     <w:tblStylePr w:type="firstCol">
       <w:rPr>
+        <w:rFonts w:eastAsia="黑体"/>
         <w:color w:themeColor="background1" w:val="FFFFFF"/>
       </w:rPr>
       <w:tblPr/>
@@ -15399,6 +16138,7 @@
     </w:tblStylePr>
     <w:tblStylePr w:type="lastCol">
       <w:rPr>
+        <w:rFonts w:eastAsia="黑体"/>
         <w:color w:themeColor="background1" w:val="FFFFFF"/>
       </w:rPr>
       <w:tblPr/>
@@ -15431,6 +16171,7 @@
     <w:name w:val="KeywordTok"/>
     <w:basedOn w:val="VerbatimChar"/>
     <w:rPr>
+      <w:rFonts w:eastAsia="黑体"/>
       <w:b/>
       <w:color w:val="007020"/>
     </w:rPr>
@@ -15439,6 +16180,7 @@
     <w:name w:val="DataTypeTok"/>
     <w:basedOn w:val="VerbatimChar"/>
     <w:rPr>
+      <w:rFonts w:eastAsia="黑体"/>
       <w:color w:val="902000"/>
     </w:rPr>
   </w:style>
@@ -15446,6 +16188,7 @@
     <w:name w:val="DecValTok"/>
     <w:basedOn w:val="VerbatimChar"/>
     <w:rPr>
+      <w:rFonts w:eastAsia="黑体"/>
       <w:color w:val="40a070"/>
     </w:rPr>
   </w:style>
@@ -15453,6 +16196,7 @@
     <w:name w:val="BaseNTok"/>
     <w:basedOn w:val="VerbatimChar"/>
     <w:rPr>
+      <w:rFonts w:eastAsia="黑体"/>
       <w:color w:val="40a070"/>
     </w:rPr>
   </w:style>
@@ -15460,6 +16204,7 @@
     <w:name w:val="FloatTok"/>
     <w:basedOn w:val="VerbatimChar"/>
     <w:rPr>
+      <w:rFonts w:eastAsia="黑体"/>
       <w:color w:val="40a070"/>
     </w:rPr>
   </w:style>
@@ -15467,6 +16212,7 @@
     <w:name w:val="ConstantTok"/>
     <w:basedOn w:val="VerbatimChar"/>
     <w:rPr>
+      <w:rFonts w:eastAsia="黑体"/>
       <w:color w:val="880000"/>
     </w:rPr>
   </w:style>
@@ -15474,6 +16220,7 @@
     <w:name w:val="CharTok"/>
     <w:basedOn w:val="VerbatimChar"/>
     <w:rPr>
+      <w:rFonts w:eastAsia="黑体"/>
       <w:color w:val="4070a0"/>
     </w:rPr>
   </w:style>
@@ -15481,6 +16228,7 @@
     <w:name w:val="SpecialCharTok"/>
     <w:basedOn w:val="VerbatimChar"/>
     <w:rPr>
+      <w:rFonts w:eastAsia="黑体"/>
       <w:color w:val="4070a0"/>
     </w:rPr>
   </w:style>
@@ -15488,6 +16236,7 @@
     <w:name w:val="StringTok"/>
     <w:basedOn w:val="VerbatimChar"/>
     <w:rPr>
+      <w:rFonts w:eastAsia="黑体"/>
       <w:color w:val="4070a0"/>
     </w:rPr>
   </w:style>
@@ -15495,6 +16244,7 @@
     <w:name w:val="VerbatimStringTok"/>
     <w:basedOn w:val="VerbatimChar"/>
     <w:rPr>
+      <w:rFonts w:eastAsia="黑体"/>
       <w:color w:val="4070a0"/>
     </w:rPr>
   </w:style>
@@ -15502,6 +16252,7 @@
     <w:name w:val="SpecialStringTok"/>
     <w:basedOn w:val="VerbatimChar"/>
     <w:rPr>
+      <w:rFonts w:eastAsia="黑体"/>
       <w:color w:val="bb6688"/>
     </w:rPr>
   </w:style>
@@ -15509,6 +16260,7 @@
     <w:name w:val="ImportTok"/>
     <w:basedOn w:val="VerbatimChar"/>
     <w:rPr>
+      <w:rFonts w:eastAsia="黑体"/>
       <w:b/>
       <w:color w:val="008000"/>
     </w:rPr>
@@ -15517,6 +16269,7 @@
     <w:name w:val="CommentTok"/>
     <w:basedOn w:val="VerbatimChar"/>
     <w:rPr>
+      <w:rFonts w:eastAsia="黑体"/>
       <w:i/>
       <w:color w:val="60a0b0"/>
     </w:rPr>
@@ -15525,6 +16278,7 @@
     <w:name w:val="DocumentationTok"/>
     <w:basedOn w:val="VerbatimChar"/>
     <w:rPr>
+      <w:rFonts w:eastAsia="黑体"/>
       <w:i/>
       <w:color w:val="ba2121"/>
     </w:rPr>
@@ -15533,6 +16287,7 @@
     <w:name w:val="AnnotationTok"/>
     <w:basedOn w:val="VerbatimChar"/>
     <w:rPr>
+      <w:rFonts w:eastAsia="黑体"/>
       <w:b/>
       <w:i/>
       <w:color w:val="60a0b0"/>
@@ -15542,6 +16297,7 @@
     <w:name w:val="CommentVarTok"/>
     <w:basedOn w:val="VerbatimChar"/>
     <w:rPr>
+      <w:rFonts w:eastAsia="黑体"/>
       <w:b/>
       <w:i/>
       <w:color w:val="60a0b0"/>
@@ -15551,6 +16307,7 @@
     <w:name w:val="OtherTok"/>
     <w:basedOn w:val="VerbatimChar"/>
     <w:rPr>
+      <w:rFonts w:eastAsia="黑体"/>
       <w:color w:val="007020"/>
     </w:rPr>
   </w:style>
@@ -15558,6 +16315,7 @@
     <w:name w:val="FunctionTok"/>
     <w:basedOn w:val="VerbatimChar"/>
     <w:rPr>
+      <w:rFonts w:eastAsia="黑体"/>
       <w:color w:val="06287e"/>
     </w:rPr>
   </w:style>
@@ -15565,6 +16323,7 @@
     <w:name w:val="VariableTok"/>
     <w:basedOn w:val="VerbatimChar"/>
     <w:rPr>
+      <w:rFonts w:eastAsia="黑体"/>
       <w:color w:val="19177c"/>
     </w:rPr>
   </w:style>
@@ -15572,6 +16331,7 @@
     <w:name w:val="ControlFlowTok"/>
     <w:basedOn w:val="VerbatimChar"/>
     <w:rPr>
+      <w:rFonts w:eastAsia="黑体"/>
       <w:b/>
       <w:color w:val="007020"/>
     </w:rPr>
@@ -15580,6 +16340,7 @@
     <w:name w:val="OperatorTok"/>
     <w:basedOn w:val="VerbatimChar"/>
     <w:rPr>
+      <w:rFonts w:eastAsia="黑体"/>
       <w:color w:val="666666"/>
     </w:rPr>
   </w:style>
@@ -15587,18 +16348,22 @@
     <w:name w:val="BuiltInTok"/>
     <w:basedOn w:val="VerbatimChar"/>
     <w:rPr>
+      <w:rFonts w:eastAsia="黑体"/>
       <w:color w:val="008000"/>
     </w:rPr>
   </w:style>
   <w:style w:type="character" w:customStyle="1" w:styleId="ExtensionTok">
     <w:name w:val="ExtensionTok"/>
     <w:basedOn w:val="VerbatimChar"/>
-    <w:rPr/>
+    <w:rPr>
+      <w:rFonts w:eastAsia="黑体"/>
+    </w:rPr>
   </w:style>
   <w:style w:type="character" w:customStyle="1" w:styleId="PreprocessorTok">
     <w:name w:val="PreprocessorTok"/>
     <w:basedOn w:val="VerbatimChar"/>
     <w:rPr>
+      <w:rFonts w:eastAsia="黑体"/>
       <w:color w:val="bc7a00"/>
     </w:rPr>
   </w:style>
@@ -15606,18 +16371,22 @@
     <w:name w:val="AttributeTok"/>
     <w:basedOn w:val="VerbatimChar"/>
     <w:rPr>
+      <w:rFonts w:eastAsia="黑体"/>
       <w:color w:val="7d9029"/>
     </w:rPr>
   </w:style>
   <w:style w:type="character" w:customStyle="1" w:styleId="RegionMarkerTok">
     <w:name w:val="RegionMarkerTok"/>
     <w:basedOn w:val="VerbatimChar"/>
-    <w:rPr/>
+    <w:rPr>
+      <w:rFonts w:eastAsia="黑体"/>
+    </w:rPr>
   </w:style>
   <w:style w:type="character" w:customStyle="1" w:styleId="InformationTok">
     <w:name w:val="InformationTok"/>
     <w:basedOn w:val="VerbatimChar"/>
     <w:rPr>
+      <w:rFonts w:eastAsia="黑体"/>
       <w:b/>
       <w:i/>
       <w:color w:val="60a0b0"/>
@@ -15627,6 +16396,7 @@
     <w:name w:val="WarningTok"/>
     <w:basedOn w:val="VerbatimChar"/>
     <w:rPr>
+      <w:rFonts w:eastAsia="黑体"/>
       <w:b/>
       <w:i/>
       <w:color w:val="60a0b0"/>
@@ -15636,6 +16406,7 @@
     <w:name w:val="AlertTok"/>
     <w:basedOn w:val="VerbatimChar"/>
     <w:rPr>
+      <w:rFonts w:eastAsia="黑体"/>
       <w:b/>
       <w:color w:val="ff0000"/>
     </w:rPr>
@@ -15644,6 +16415,7 @@
     <w:name w:val="ErrorTok"/>
     <w:basedOn w:val="VerbatimChar"/>
     <w:rPr>
+      <w:rFonts w:eastAsia="黑体"/>
       <w:b/>
       <w:color w:val="ff0000"/>
     </w:rPr>
@@ -15651,7 +16423,9 @@
   <w:style w:type="character" w:customStyle="1" w:styleId="NormalTok">
     <w:name w:val="NormalTok"/>
     <w:basedOn w:val="VerbatimChar"/>
-    <w:rPr/>
+    <w:rPr>
+      <w:rFonts w:eastAsia="黑体"/>
+    </w:rPr>
   </w:style>
 </w:styles>
 </file>
@@ -15700,12 +16474,12 @@
     <a:fontScheme name="Office">
       <a:majorFont>
         <a:latin typeface="Calibri"/>
-        <a:ea typeface=""/>
+        <a:ea typeface="黑体"/>
         <a:cs typeface=""/>
         <a:font script="Jpan" typeface="ＭＳ ゴシック"/>
         <a:font script="Hang" typeface="맑은 고딕"/>
-        <a:font script="Hans" typeface="宋体"/>
-        <a:font script="Hant" typeface="新細明體"/>
+        <a:font script="Hans" typeface="黑体"/>
+        <a:font script="Hant" typeface="黑体"/>
         <a:font script="Arab" typeface="Times New Roman"/>
         <a:font script="Hebr" typeface="Times New Roman"/>
         <a:font script="Thai" typeface="Angsana New"/>
@@ -15735,12 +16509,12 @@
       </a:majorFont>
       <a:minorFont>
         <a:latin typeface="Cambria"/>
-        <a:ea typeface=""/>
+        <a:ea typeface="黑体"/>
         <a:cs typeface=""/>
         <a:font script="Jpan" typeface="ＭＳ 明朝"/>
         <a:font script="Hang" typeface="맑은 고딕"/>
-        <a:font script="Hans" typeface="宋体"/>
-        <a:font script="Hant" typeface="新細明體"/>
+        <a:font script="Hans" typeface="黑体"/>
+        <a:font script="Hant" typeface="黑体"/>
         <a:font script="Arab" typeface="Arial"/>
         <a:font script="Hebr" typeface="Arial"/>
         <a:font script="Thai" typeface="Cordia New"/>

--- a/03-振荡电路/03-晶体振荡器/皮尔斯Pierce振荡器/皮尔斯Pierce振荡器.docx
+++ b/03-振荡电路/03-晶体振荡器/皮尔斯Pierce振荡器/皮尔斯Pierce振荡器.docx
@@ -3403,7 +3403,7 @@
           <w:color w:val="555555"/>
           <w:sz w:val="21"/>
         </w:rPr>
-        <w:t>材料收集者：杜文杰，WX手机：19519196569，QQ:3478827729</w:t>
+        <w:t>材料收集者：杜文杰，微信/手机：19519196569，QQ:3478827729</w:t>
       </w:r>
     </w:p>
     <w:sectPr>
